--- a/docs/data.docx
+++ b/docs/data.docx
@@ -158,8 +158,13 @@
         <w:t xml:space="preserve"> </w:t>
       </w:r>
       <w:proofErr w:type="spellStart"/>
-      <w:r>
-        <w:t>so‘ng</w:t>
+      <w:proofErr w:type="gramStart"/>
+      <w:r>
+        <w:t>so‘</w:t>
+      </w:r>
+      <w:proofErr w:type="gramEnd"/>
+      <w:r>
+        <w:t>ng</w:t>
       </w:r>
       <w:proofErr w:type="spellEnd"/>
       <w:r>
@@ -231,16 +236,26 @@
         <w:t xml:space="preserve"> </w:t>
       </w:r>
       <w:proofErr w:type="spellStart"/>
-      <w:r>
-        <w:t>ro‘yxatdan</w:t>
-      </w:r>
-      <w:proofErr w:type="spellEnd"/>
-      <w:r>
-        <w:t xml:space="preserve"> </w:t>
-      </w:r>
-      <w:proofErr w:type="spellStart"/>
-      <w:r>
-        <w:t>o‘tish</w:t>
+      <w:proofErr w:type="gramStart"/>
+      <w:r>
+        <w:t>ro‘</w:t>
+      </w:r>
+      <w:proofErr w:type="gramEnd"/>
+      <w:r>
+        <w:t>yxatdan</w:t>
+      </w:r>
+      <w:proofErr w:type="spellEnd"/>
+      <w:r>
+        <w:t xml:space="preserve"> </w:t>
+      </w:r>
+      <w:proofErr w:type="spellStart"/>
+      <w:proofErr w:type="gramStart"/>
+      <w:r>
+        <w:t>o‘</w:t>
+      </w:r>
+      <w:proofErr w:type="gramEnd"/>
+      <w:r>
+        <w:t>tish</w:t>
       </w:r>
       <w:proofErr w:type="spellEnd"/>
       <w:r>
@@ -263,8 +278,13 @@
         <w:t xml:space="preserve"> forma </w:t>
       </w:r>
       <w:proofErr w:type="spellStart"/>
-      <w:r>
-        <w:t>to‘ldirishim</w:t>
+      <w:proofErr w:type="gramStart"/>
+      <w:r>
+        <w:t>to‘</w:t>
+      </w:r>
+      <w:proofErr w:type="gramEnd"/>
+      <w:r>
+        <w:t>ldirishim</w:t>
       </w:r>
       <w:proofErr w:type="spellEnd"/>
       <w:r>
@@ -282,8 +302,13 @@
         <w:br/>
       </w:r>
       <w:proofErr w:type="spellStart"/>
-      <w:r>
-        <w:t>Yo‘q</w:t>
+      <w:proofErr w:type="gramStart"/>
+      <w:r>
+        <w:t>Yo‘</w:t>
+      </w:r>
+      <w:proofErr w:type="gramEnd"/>
+      <w:r>
+        <w:t>q</w:t>
       </w:r>
       <w:proofErr w:type="spellEnd"/>
       <w:r>
@@ -298,16 +323,26 @@
         <w:t xml:space="preserve"> </w:t>
       </w:r>
       <w:proofErr w:type="spellStart"/>
-      <w:r>
-        <w:t>ro‘yxatdan</w:t>
-      </w:r>
-      <w:proofErr w:type="spellEnd"/>
-      <w:r>
-        <w:t xml:space="preserve"> </w:t>
-      </w:r>
-      <w:proofErr w:type="spellStart"/>
-      <w:r>
-        <w:t>o‘tish</w:t>
+      <w:proofErr w:type="gramStart"/>
+      <w:r>
+        <w:t>ro‘</w:t>
+      </w:r>
+      <w:proofErr w:type="gramEnd"/>
+      <w:r>
+        <w:t>yxatdan</w:t>
+      </w:r>
+      <w:proofErr w:type="spellEnd"/>
+      <w:r>
+        <w:t xml:space="preserve"> </w:t>
+      </w:r>
+      <w:proofErr w:type="spellStart"/>
+      <w:proofErr w:type="gramStart"/>
+      <w:r>
+        <w:t>o‘</w:t>
+      </w:r>
+      <w:proofErr w:type="gramEnd"/>
+      <w:r>
+        <w:t>tish</w:t>
       </w:r>
       <w:proofErr w:type="spellEnd"/>
       <w:r>
@@ -522,8 +557,13 @@
         <w:t xml:space="preserve">E-IMZO </w:t>
       </w:r>
       <w:proofErr w:type="spellStart"/>
-      <w:r>
-        <w:t>bo‘lmasa</w:t>
+      <w:proofErr w:type="gramStart"/>
+      <w:r>
+        <w:t>bo‘</w:t>
+      </w:r>
+      <w:proofErr w:type="gramEnd"/>
+      <w:r>
+        <w:t>lmasa</w:t>
       </w:r>
       <w:proofErr w:type="spellEnd"/>
       <w:r>
@@ -546,8 +586,13 @@
         <w:t xml:space="preserve"> </w:t>
       </w:r>
       <w:proofErr w:type="spellStart"/>
-      <w:r>
-        <w:t>bo‘ladimi</w:t>
+      <w:proofErr w:type="gramStart"/>
+      <w:r>
+        <w:t>bo‘</w:t>
+      </w:r>
+      <w:proofErr w:type="gramEnd"/>
+      <w:r>
+        <w:t>ladimi</w:t>
       </w:r>
       <w:proofErr w:type="spellEnd"/>
       <w:r>
@@ -573,8 +618,13 @@
         <w:t xml:space="preserve"> </w:t>
       </w:r>
       <w:proofErr w:type="spellStart"/>
-      <w:r>
-        <w:t>to‘liq</w:t>
+      <w:proofErr w:type="gramStart"/>
+      <w:r>
+        <w:t>to‘</w:t>
+      </w:r>
+      <w:proofErr w:type="gramEnd"/>
+      <w:r>
+        <w:t>liq</w:t>
       </w:r>
       <w:proofErr w:type="spellEnd"/>
       <w:r>
@@ -704,8 +754,13 @@
         <w:t xml:space="preserve"> </w:t>
       </w:r>
       <w:proofErr w:type="spellStart"/>
-      <w:r>
-        <w:t>to‘liq</w:t>
+      <w:proofErr w:type="gramStart"/>
+      <w:r>
+        <w:t>to‘</w:t>
+      </w:r>
+      <w:proofErr w:type="gramEnd"/>
+      <w:r>
+        <w:t>liq</w:t>
       </w:r>
       <w:proofErr w:type="spellEnd"/>
       <w:r>
@@ -872,8 +927,13 @@
         <w:t xml:space="preserve"> </w:t>
       </w:r>
       <w:proofErr w:type="spellStart"/>
-      <w:r>
-        <w:t>bo‘lishi</w:t>
+      <w:proofErr w:type="gramStart"/>
+      <w:r>
+        <w:t>bo‘</w:t>
+      </w:r>
+      <w:proofErr w:type="gramEnd"/>
+      <w:r>
+        <w:t>lishi</w:t>
       </w:r>
       <w:proofErr w:type="spellEnd"/>
       <w:r>
@@ -1008,8 +1068,13 @@
         <w:t xml:space="preserve"> </w:t>
       </w:r>
       <w:proofErr w:type="spellStart"/>
-      <w:r>
-        <w:t>qo‘llab-quvvatlashga</w:t>
+      <w:proofErr w:type="gramStart"/>
+      <w:r>
+        <w:t>qo‘</w:t>
+      </w:r>
+      <w:proofErr w:type="gramEnd"/>
+      <w:r>
+        <w:t>llab-quvvatlashga</w:t>
       </w:r>
       <w:proofErr w:type="spellEnd"/>
       <w:r>
@@ -1118,16 +1183,26 @@
         <w:t xml:space="preserve">Ha, </w:t>
       </w:r>
       <w:proofErr w:type="spellStart"/>
-      <w:r>
-        <w:t>ro‘yxatdan</w:t>
-      </w:r>
-      <w:proofErr w:type="spellEnd"/>
-      <w:r>
-        <w:t xml:space="preserve"> </w:t>
-      </w:r>
-      <w:proofErr w:type="spellStart"/>
-      <w:r>
-        <w:t>o‘tayotganda</w:t>
+      <w:proofErr w:type="gramStart"/>
+      <w:r>
+        <w:t>ro‘</w:t>
+      </w:r>
+      <w:proofErr w:type="gramEnd"/>
+      <w:r>
+        <w:t>yxatdan</w:t>
+      </w:r>
+      <w:proofErr w:type="spellEnd"/>
+      <w:r>
+        <w:t xml:space="preserve"> </w:t>
+      </w:r>
+      <w:proofErr w:type="spellStart"/>
+      <w:proofErr w:type="gramStart"/>
+      <w:r>
+        <w:t>o‘</w:t>
+      </w:r>
+      <w:proofErr w:type="gramEnd"/>
+      <w:r>
+        <w:t>tayotganda</w:t>
       </w:r>
       <w:proofErr w:type="spellEnd"/>
       <w:r>
@@ -1249,16 +1324,26 @@
         <w:t xml:space="preserve"> </w:t>
       </w:r>
       <w:proofErr w:type="spellStart"/>
-      <w:r>
-        <w:t>to‘g‘ri</w:t>
-      </w:r>
-      <w:proofErr w:type="spellEnd"/>
-      <w:r>
-        <w:t xml:space="preserve"> </w:t>
-      </w:r>
-      <w:proofErr w:type="spellStart"/>
-      <w:r>
-        <w:t>bog‘lay</w:t>
+      <w:proofErr w:type="gramStart"/>
+      <w:r>
+        <w:t>to‘g‘</w:t>
+      </w:r>
+      <w:proofErr w:type="gramEnd"/>
+      <w:r>
+        <w:t>ri</w:t>
+      </w:r>
+      <w:proofErr w:type="spellEnd"/>
+      <w:r>
+        <w:t xml:space="preserve"> </w:t>
+      </w:r>
+      <w:proofErr w:type="spellStart"/>
+      <w:proofErr w:type="gramStart"/>
+      <w:r>
+        <w:t>bog‘</w:t>
+      </w:r>
+      <w:proofErr w:type="gramEnd"/>
+      <w:r>
+        <w:t>lay</w:t>
       </w:r>
       <w:proofErr w:type="spellEnd"/>
       <w:r>
@@ -1323,8 +1408,13 @@
         <w:t xml:space="preserve"> </w:t>
       </w:r>
       <w:proofErr w:type="spellStart"/>
-      <w:r>
-        <w:t>bo‘limga</w:t>
+      <w:proofErr w:type="gramStart"/>
+      <w:r>
+        <w:t>bo‘</w:t>
+      </w:r>
+      <w:proofErr w:type="gramEnd"/>
+      <w:r>
+        <w:t>limga</w:t>
       </w:r>
       <w:proofErr w:type="spellEnd"/>
       <w:r>
@@ -1440,8 +1530,13 @@
         <w:t xml:space="preserve"> </w:t>
       </w:r>
       <w:proofErr w:type="spellStart"/>
-      <w:r>
-        <w:t>bo‘limiga</w:t>
+      <w:proofErr w:type="gramStart"/>
+      <w:r>
+        <w:t>bo‘</w:t>
+      </w:r>
+      <w:proofErr w:type="gramEnd"/>
+      <w:r>
+        <w:t>limiga</w:t>
       </w:r>
       <w:proofErr w:type="spellEnd"/>
       <w:r>
@@ -1637,8 +1732,13 @@
         <w:t xml:space="preserve">” </w:t>
       </w:r>
       <w:proofErr w:type="spellStart"/>
-      <w:r>
-        <w:t>bo‘limida</w:t>
+      <w:proofErr w:type="gramStart"/>
+      <w:r>
+        <w:t>bo‘</w:t>
+      </w:r>
+      <w:proofErr w:type="gramEnd"/>
+      <w:r>
+        <w:t>limida</w:t>
       </w:r>
       <w:proofErr w:type="spellEnd"/>
       <w:r>
@@ -1673,8 +1773,13 @@
         <w:t xml:space="preserve">Bu </w:t>
       </w:r>
       <w:proofErr w:type="spellStart"/>
-      <w:r>
-        <w:t>bo‘limda</w:t>
+      <w:proofErr w:type="gramStart"/>
+      <w:r>
+        <w:t>bo‘</w:t>
+      </w:r>
+      <w:proofErr w:type="gramEnd"/>
+      <w:r>
+        <w:t>limda</w:t>
       </w:r>
       <w:proofErr w:type="spellEnd"/>
       <w:r>
@@ -2091,8 +2196,13 @@
         <w:t xml:space="preserve"> </w:t>
       </w:r>
       <w:proofErr w:type="spellStart"/>
-      <w:r>
-        <w:t>bog‘liq</w:t>
+      <w:proofErr w:type="gramStart"/>
+      <w:r>
+        <w:t>bog‘</w:t>
+      </w:r>
+      <w:proofErr w:type="gramEnd"/>
+      <w:r>
+        <w:t>liq</w:t>
       </w:r>
       <w:proofErr w:type="spellEnd"/>
       <w:r>
@@ -2263,8 +2373,13 @@
         <w:t xml:space="preserve"> </w:t>
       </w:r>
       <w:proofErr w:type="spellStart"/>
-      <w:r>
-        <w:t>tug‘ilganda</w:t>
+      <w:proofErr w:type="gramStart"/>
+      <w:r>
+        <w:t>tug‘</w:t>
+      </w:r>
+      <w:proofErr w:type="gramEnd"/>
+      <w:r>
+        <w:t>ilganda</w:t>
       </w:r>
       <w:proofErr w:type="spellEnd"/>
       <w:r>
@@ -2351,16 +2466,26 @@
         <w:t xml:space="preserve"> </w:t>
       </w:r>
       <w:proofErr w:type="spellStart"/>
-      <w:r>
-        <w:t>o‘zgargan</w:t>
-      </w:r>
-      <w:proofErr w:type="spellEnd"/>
-      <w:r>
-        <w:t xml:space="preserve"> </w:t>
-      </w:r>
-      <w:proofErr w:type="spellStart"/>
-      <w:r>
-        <w:t>bo‘lsa</w:t>
+      <w:proofErr w:type="gramStart"/>
+      <w:r>
+        <w:t>o‘</w:t>
+      </w:r>
+      <w:proofErr w:type="gramEnd"/>
+      <w:r>
+        <w:t>zgargan</w:t>
+      </w:r>
+      <w:proofErr w:type="spellEnd"/>
+      <w:r>
+        <w:t xml:space="preserve"> </w:t>
+      </w:r>
+      <w:proofErr w:type="spellStart"/>
+      <w:proofErr w:type="gramStart"/>
+      <w:r>
+        <w:t>bo‘</w:t>
+      </w:r>
+      <w:proofErr w:type="gramEnd"/>
+      <w:r>
+        <w:t>lsa</w:t>
       </w:r>
       <w:proofErr w:type="spellEnd"/>
       <w:r>
@@ -2744,10 +2869,12 @@
         <w:t xml:space="preserve"> </w:t>
       </w:r>
       <w:proofErr w:type="spellStart"/>
+      <w:proofErr w:type="gramStart"/>
       <w:r>
         <w:t>kabinet”da</w:t>
       </w:r>
       <w:proofErr w:type="spellEnd"/>
+      <w:proofErr w:type="gramEnd"/>
       <w:r>
         <w:t xml:space="preserve"> </w:t>
       </w:r>
@@ -2792,8 +2919,13 @@
         <w:t xml:space="preserve"> </w:t>
       </w:r>
       <w:proofErr w:type="spellStart"/>
-      <w:r>
-        <w:t>so‘ng</w:t>
+      <w:proofErr w:type="gramStart"/>
+      <w:r>
+        <w:t>so‘</w:t>
+      </w:r>
+      <w:proofErr w:type="gramEnd"/>
+      <w:r>
+        <w:t>ng</w:t>
       </w:r>
       <w:proofErr w:type="spellEnd"/>
       <w:r>
@@ -2980,10 +3112,12 @@
         <w:t xml:space="preserve"> </w:t>
       </w:r>
       <w:proofErr w:type="spellStart"/>
+      <w:proofErr w:type="gramStart"/>
       <w:r>
         <w:t>kabinet”dagi</w:t>
       </w:r>
       <w:proofErr w:type="spellEnd"/>
+      <w:proofErr w:type="gramEnd"/>
       <w:r>
         <w:t xml:space="preserve"> </w:t>
       </w:r>
@@ -3004,8 +3138,13 @@
         <w:t xml:space="preserve"> </w:t>
       </w:r>
       <w:proofErr w:type="spellStart"/>
-      <w:r>
-        <w:t>bo‘limga</w:t>
+      <w:proofErr w:type="gramStart"/>
+      <w:r>
+        <w:t>bo‘</w:t>
+      </w:r>
+      <w:proofErr w:type="gramEnd"/>
+      <w:r>
+        <w:t>limga</w:t>
       </w:r>
       <w:proofErr w:type="spellEnd"/>
       <w:r>
@@ -3339,8 +3478,13 @@
         <w:t xml:space="preserve"> </w:t>
       </w:r>
       <w:proofErr w:type="spellStart"/>
-      <w:r>
-        <w:t>o‘zingizning</w:t>
+      <w:proofErr w:type="gramStart"/>
+      <w:r>
+        <w:t>o‘</w:t>
+      </w:r>
+      <w:proofErr w:type="gramEnd"/>
+      <w:r>
+        <w:t>zingizning</w:t>
       </w:r>
       <w:proofErr w:type="spellEnd"/>
       <w:r>
@@ -3435,8 +3579,13 @@
         <w:t xml:space="preserve"> </w:t>
       </w:r>
       <w:proofErr w:type="spellStart"/>
-      <w:r>
-        <w:t>so‘ng</w:t>
+      <w:proofErr w:type="gramStart"/>
+      <w:r>
+        <w:t>so‘</w:t>
+      </w:r>
+      <w:proofErr w:type="gramEnd"/>
+      <w:r>
+        <w:t>ng</w:t>
       </w:r>
       <w:proofErr w:type="spellEnd"/>
       <w:r>
@@ -3543,8 +3692,13 @@
         <w:t xml:space="preserve"> </w:t>
       </w:r>
       <w:proofErr w:type="spellStart"/>
-      <w:r>
-        <w:t>bo‘ladi</w:t>
+      <w:proofErr w:type="gramStart"/>
+      <w:r>
+        <w:t>bo‘</w:t>
+      </w:r>
+      <w:proofErr w:type="gramEnd"/>
+      <w:r>
+        <w:t>ladi</w:t>
       </w:r>
       <w:proofErr w:type="spellEnd"/>
       <w:r>
@@ -3720,8 +3874,13 @@
         <w:t xml:space="preserve"> </w:t>
       </w:r>
       <w:proofErr w:type="spellStart"/>
-      <w:r>
-        <w:t>o‘rnatadi</w:t>
+      <w:proofErr w:type="gramStart"/>
+      <w:r>
+        <w:t>o‘</w:t>
+      </w:r>
+      <w:proofErr w:type="gramEnd"/>
+      <w:r>
+        <w:t>rnatadi</w:t>
       </w:r>
       <w:proofErr w:type="spellEnd"/>
       <w:r>
@@ -3828,8 +3987,13 @@
         <w:t xml:space="preserve"> </w:t>
       </w:r>
       <w:proofErr w:type="spellStart"/>
-      <w:r>
-        <w:t>ko‘rinadi</w:t>
+      <w:proofErr w:type="gramStart"/>
+      <w:r>
+        <w:t>ko‘</w:t>
+      </w:r>
+      <w:proofErr w:type="gramEnd"/>
+      <w:r>
+        <w:t>rinadi</w:t>
       </w:r>
       <w:proofErr w:type="spellEnd"/>
       <w:r>
@@ -3897,8 +4061,13 @@
         <w:t xml:space="preserve"> </w:t>
       </w:r>
       <w:proofErr w:type="spellStart"/>
-      <w:r>
-        <w:t>bo‘ladimi</w:t>
+      <w:proofErr w:type="gramStart"/>
+      <w:r>
+        <w:t>bo‘</w:t>
+      </w:r>
+      <w:proofErr w:type="gramEnd"/>
+      <w:r>
+        <w:t>ladimi</w:t>
       </w:r>
       <w:proofErr w:type="spellEnd"/>
       <w:r>
@@ -3949,8 +4118,13 @@
         <w:t xml:space="preserve"> </w:t>
       </w:r>
       <w:proofErr w:type="spellStart"/>
-      <w:r>
-        <w:t>bo‘lsa</w:t>
+      <w:proofErr w:type="gramStart"/>
+      <w:r>
+        <w:t>bo‘</w:t>
+      </w:r>
+      <w:proofErr w:type="gramEnd"/>
+      <w:r>
+        <w:t>lsa</w:t>
       </w:r>
       <w:proofErr w:type="spellEnd"/>
       <w:r>
@@ -4109,8 +4283,13 @@
         <w:t xml:space="preserve"> </w:t>
       </w:r>
       <w:proofErr w:type="spellStart"/>
-      <w:r>
-        <w:t>bo‘ladi</w:t>
+      <w:proofErr w:type="gramStart"/>
+      <w:r>
+        <w:t>bo‘</w:t>
+      </w:r>
+      <w:proofErr w:type="gramEnd"/>
+      <w:r>
+        <w:t>ladi</w:t>
       </w:r>
       <w:proofErr w:type="spellEnd"/>
       <w:r>
@@ -4221,8 +4400,13 @@
         <w:t xml:space="preserve"> </w:t>
       </w:r>
       <w:proofErr w:type="spellStart"/>
-      <w:r>
-        <w:t>qo‘yishingiz</w:t>
+      <w:proofErr w:type="gramStart"/>
+      <w:r>
+        <w:t>qo‘</w:t>
+      </w:r>
+      <w:proofErr w:type="gramEnd"/>
+      <w:r>
+        <w:t>yishingiz</w:t>
       </w:r>
       <w:proofErr w:type="spellEnd"/>
       <w:r>
@@ -4293,8 +4477,13 @@
         <w:t xml:space="preserve"> </w:t>
       </w:r>
       <w:proofErr w:type="spellStart"/>
-      <w:r>
-        <w:t>bo‘yicha</w:t>
+      <w:proofErr w:type="gramStart"/>
+      <w:r>
+        <w:t>bo‘</w:t>
+      </w:r>
+      <w:proofErr w:type="gramEnd"/>
+      <w:r>
+        <w:t>yicha</w:t>
       </w:r>
       <w:proofErr w:type="spellEnd"/>
       <w:r>
@@ -4347,8 +4536,13 @@
         <w:t xml:space="preserve">Video </w:t>
       </w:r>
       <w:proofErr w:type="spellStart"/>
-      <w:r>
-        <w:t>yo‘riqnomalarni</w:t>
+      <w:proofErr w:type="gramStart"/>
+      <w:r>
+        <w:t>yo‘</w:t>
+      </w:r>
+      <w:proofErr w:type="gramEnd"/>
+      <w:r>
+        <w:t>riqnomalarni</w:t>
       </w:r>
       <w:proofErr w:type="spellEnd"/>
       <w:r>
@@ -4371,8 +4565,13 @@
         <w:t xml:space="preserve"> </w:t>
       </w:r>
       <w:proofErr w:type="spellStart"/>
-      <w:r>
-        <w:t>bo‘ladi</w:t>
+      <w:proofErr w:type="gramStart"/>
+      <w:r>
+        <w:t>bo‘</w:t>
+      </w:r>
+      <w:proofErr w:type="gramEnd"/>
+      <w:r>
+        <w:t>ladi</w:t>
       </w:r>
       <w:proofErr w:type="spellEnd"/>
       <w:r>
@@ -4399,8 +4598,13 @@
         <w:t xml:space="preserve"> </w:t>
       </w:r>
       <w:proofErr w:type="spellStart"/>
-      <w:r>
-        <w:t>bo‘limda</w:t>
+      <w:proofErr w:type="gramStart"/>
+      <w:r>
+        <w:t>bo‘</w:t>
+      </w:r>
+      <w:proofErr w:type="gramEnd"/>
+      <w:r>
+        <w:t>limda</w:t>
       </w:r>
       <w:proofErr w:type="spellEnd"/>
       <w:r>
@@ -4437,8 +4641,13 @@
         <w:t xml:space="preserve"> </w:t>
       </w:r>
       <w:proofErr w:type="spellStart"/>
-      <w:r>
-        <w:t>bo‘ladi</w:t>
+      <w:proofErr w:type="gramStart"/>
+      <w:r>
+        <w:t>bo‘</w:t>
+      </w:r>
+      <w:proofErr w:type="gramEnd"/>
+      <w:r>
+        <w:t>ladi</w:t>
       </w:r>
       <w:proofErr w:type="spellEnd"/>
       <w:r>
@@ -4453,24 +4662,39 @@
         <w:t xml:space="preserve">, </w:t>
       </w:r>
       <w:proofErr w:type="spellStart"/>
-      <w:r>
-        <w:t>o‘sha</w:t>
-      </w:r>
-      <w:proofErr w:type="spellEnd"/>
-      <w:r>
-        <w:t xml:space="preserve"> </w:t>
-      </w:r>
-      <w:proofErr w:type="spellStart"/>
-      <w:r>
-        <w:t>bo‘lim</w:t>
-      </w:r>
-      <w:proofErr w:type="spellEnd"/>
-      <w:r>
-        <w:t xml:space="preserve"> </w:t>
-      </w:r>
-      <w:proofErr w:type="spellStart"/>
-      <w:r>
-        <w:t>bo‘yicha</w:t>
+      <w:proofErr w:type="gramStart"/>
+      <w:r>
+        <w:t>o‘</w:t>
+      </w:r>
+      <w:proofErr w:type="gramEnd"/>
+      <w:r>
+        <w:t>sha</w:t>
+      </w:r>
+      <w:proofErr w:type="spellEnd"/>
+      <w:r>
+        <w:t xml:space="preserve"> </w:t>
+      </w:r>
+      <w:proofErr w:type="spellStart"/>
+      <w:proofErr w:type="gramStart"/>
+      <w:r>
+        <w:t>bo‘</w:t>
+      </w:r>
+      <w:proofErr w:type="gramEnd"/>
+      <w:r>
+        <w:t>lim</w:t>
+      </w:r>
+      <w:proofErr w:type="spellEnd"/>
+      <w:r>
+        <w:t xml:space="preserve"> </w:t>
+      </w:r>
+      <w:proofErr w:type="spellStart"/>
+      <w:proofErr w:type="gramStart"/>
+      <w:r>
+        <w:t>bo‘</w:t>
+      </w:r>
+      <w:proofErr w:type="gramEnd"/>
+      <w:r>
+        <w:t>yicha</w:t>
       </w:r>
       <w:proofErr w:type="spellEnd"/>
       <w:r>
@@ -4492,12 +4716,21 @@
         <w:t xml:space="preserve">video </w:t>
       </w:r>
       <w:proofErr w:type="spellStart"/>
-      <w:r>
-        <w:rPr>
-          <w:b/>
-          <w:bCs/>
-        </w:rPr>
-        <w:t>yo‘riqnomalar</w:t>
+      <w:proofErr w:type="gramStart"/>
+      <w:r>
+        <w:rPr>
+          <w:b/>
+          <w:bCs/>
+        </w:rPr>
+        <w:t>yo‘</w:t>
+      </w:r>
+      <w:proofErr w:type="gramEnd"/>
+      <w:r>
+        <w:rPr>
+          <w:b/>
+          <w:bCs/>
+        </w:rPr>
+        <w:t>riqnomalar</w:t>
       </w:r>
       <w:proofErr w:type="spellEnd"/>
       <w:r>
@@ -4561,8 +4794,13 @@
         <w:t xml:space="preserve"> </w:t>
       </w:r>
       <w:proofErr w:type="spellStart"/>
-      <w:r>
-        <w:t>bo‘lsa</w:t>
+      <w:proofErr w:type="gramStart"/>
+      <w:r>
+        <w:t>bo‘</w:t>
+      </w:r>
+      <w:proofErr w:type="gramEnd"/>
+      <w:r>
+        <w:t>lsa</w:t>
       </w:r>
       <w:proofErr w:type="spellEnd"/>
       <w:r>
@@ -4593,8 +4831,13 @@
         <w:t xml:space="preserve"> </w:t>
       </w:r>
       <w:proofErr w:type="spellStart"/>
-      <w:r>
-        <w:t>qo‘shilaman</w:t>
+      <w:proofErr w:type="gramStart"/>
+      <w:r>
+        <w:t>qo‘</w:t>
+      </w:r>
+      <w:proofErr w:type="gramEnd"/>
+      <w:r>
+        <w:t>shilaman</w:t>
       </w:r>
       <w:proofErr w:type="spellEnd"/>
       <w:r>
@@ -4679,8 +4922,13 @@
         <w:t xml:space="preserve"> </w:t>
       </w:r>
       <w:proofErr w:type="spellStart"/>
-      <w:r>
-        <w:t>o‘tishingiz</w:t>
+      <w:proofErr w:type="gramStart"/>
+      <w:r>
+        <w:t>o‘</w:t>
+      </w:r>
+      <w:proofErr w:type="gramEnd"/>
+      <w:r>
+        <w:t>tishingiz</w:t>
       </w:r>
       <w:proofErr w:type="spellEnd"/>
       <w:r>
@@ -4906,8 +5154,13 @@
         <w:t xml:space="preserve"> </w:t>
       </w:r>
       <w:proofErr w:type="spellStart"/>
-      <w:r>
-        <w:t>ko‘zda</w:t>
+      <w:proofErr w:type="gramStart"/>
+      <w:r>
+        <w:t>ko‘</w:t>
+      </w:r>
+      <w:proofErr w:type="gramEnd"/>
+      <w:r>
+        <w:t>zda</w:t>
       </w:r>
       <w:proofErr w:type="spellEnd"/>
       <w:r>
@@ -4954,8 +5207,13 @@
         <w:t xml:space="preserve"> </w:t>
       </w:r>
       <w:proofErr w:type="spellStart"/>
-      <w:r>
-        <w:t>to‘liq</w:t>
+      <w:proofErr w:type="gramStart"/>
+      <w:r>
+        <w:t>to‘</w:t>
+      </w:r>
+      <w:proofErr w:type="gramEnd"/>
+      <w:r>
+        <w:t>liq</w:t>
       </w:r>
       <w:proofErr w:type="spellEnd"/>
       <w:r>
@@ -4970,8 +5228,13 @@
         <w:t xml:space="preserve"> </w:t>
       </w:r>
       <w:proofErr w:type="spellStart"/>
-      <w:r>
-        <w:t>ko‘rishingiz</w:t>
+      <w:proofErr w:type="gramStart"/>
+      <w:r>
+        <w:t>ko‘</w:t>
+      </w:r>
+      <w:proofErr w:type="gramEnd"/>
+      <w:r>
+        <w:t>rishingiz</w:t>
       </w:r>
       <w:proofErr w:type="spellEnd"/>
       <w:r>
@@ -5123,16 +5386,26 @@
         <w:t xml:space="preserve"> </w:t>
       </w:r>
       <w:proofErr w:type="spellStart"/>
-      <w:r>
-        <w:t>to‘ldirish</w:t>
+      <w:proofErr w:type="gramStart"/>
+      <w:r>
+        <w:t>to‘</w:t>
+      </w:r>
+      <w:proofErr w:type="gramEnd"/>
+      <w:r>
+        <w:t>ldirish</w:t>
       </w:r>
       <w:proofErr w:type="spellEnd"/>
       <w:r>
         <w:t xml:space="preserve">” </w:t>
       </w:r>
       <w:proofErr w:type="spellStart"/>
-      <w:r>
-        <w:t>bo‘limiga</w:t>
+      <w:proofErr w:type="gramStart"/>
+      <w:r>
+        <w:t>bo‘</w:t>
+      </w:r>
+      <w:proofErr w:type="gramEnd"/>
+      <w:r>
+        <w:t>limiga</w:t>
       </w:r>
       <w:proofErr w:type="spellEnd"/>
       <w:r>
@@ -5170,12 +5443,21 @@
         <w:t>“</w:t>
       </w:r>
       <w:proofErr w:type="spellStart"/>
-      <w:r>
-        <w:rPr>
-          <w:b/>
-          <w:bCs/>
-        </w:rPr>
-        <w:t>Qo‘shish</w:t>
+      <w:proofErr w:type="gramStart"/>
+      <w:r>
+        <w:rPr>
+          <w:b/>
+          <w:bCs/>
+        </w:rPr>
+        <w:t>Qo‘</w:t>
+      </w:r>
+      <w:proofErr w:type="gramEnd"/>
+      <w:r>
+        <w:rPr>
+          <w:b/>
+          <w:bCs/>
+        </w:rPr>
+        <w:t>shish</w:t>
       </w:r>
       <w:proofErr w:type="spellEnd"/>
       <w:r>
@@ -5275,8 +5557,13 @@
         <w:t xml:space="preserve">. </w:t>
       </w:r>
       <w:proofErr w:type="spellStart"/>
-      <w:r>
-        <w:t>So‘ng</w:t>
+      <w:proofErr w:type="gramStart"/>
+      <w:r>
+        <w:t>So‘</w:t>
+      </w:r>
+      <w:proofErr w:type="gramEnd"/>
+      <w:r>
+        <w:t>ng</w:t>
       </w:r>
       <w:proofErr w:type="spellEnd"/>
       <w:r>
@@ -5357,8 +5644,13 @@
         <w:t xml:space="preserve"> </w:t>
       </w:r>
       <w:proofErr w:type="spellStart"/>
-      <w:r>
-        <w:t>o‘chib</w:t>
+      <w:proofErr w:type="gramStart"/>
+      <w:r>
+        <w:t>o‘</w:t>
+      </w:r>
+      <w:proofErr w:type="gramEnd"/>
+      <w:r>
+        <w:t>chib</w:t>
       </w:r>
       <w:proofErr w:type="spellEnd"/>
       <w:r>
@@ -5488,24 +5780,39 @@
         <w:t xml:space="preserve"> </w:t>
       </w:r>
       <w:proofErr w:type="spellStart"/>
-      <w:r>
-        <w:t>bog‘liq</w:t>
-      </w:r>
-      <w:proofErr w:type="spellEnd"/>
-      <w:r>
-        <w:t xml:space="preserve"> </w:t>
-      </w:r>
-      <w:proofErr w:type="spellStart"/>
-      <w:r>
-        <w:t>bo‘ladi</w:t>
+      <w:proofErr w:type="gramStart"/>
+      <w:r>
+        <w:t>bog‘</w:t>
+      </w:r>
+      <w:proofErr w:type="gramEnd"/>
+      <w:r>
+        <w:t>liq</w:t>
+      </w:r>
+      <w:proofErr w:type="spellEnd"/>
+      <w:r>
+        <w:t xml:space="preserve"> </w:t>
+      </w:r>
+      <w:proofErr w:type="spellStart"/>
+      <w:proofErr w:type="gramStart"/>
+      <w:r>
+        <w:t>bo‘</w:t>
+      </w:r>
+      <w:proofErr w:type="gramEnd"/>
+      <w:r>
+        <w:t>ladi</w:t>
       </w:r>
       <w:proofErr w:type="spellEnd"/>
       <w:r>
         <w:t xml:space="preserve">. </w:t>
       </w:r>
       <w:proofErr w:type="spellStart"/>
-      <w:r>
-        <w:t>To‘liq</w:t>
+      <w:proofErr w:type="gramStart"/>
+      <w:r>
+        <w:t>To‘</w:t>
+      </w:r>
+      <w:proofErr w:type="gramEnd"/>
+      <w:r>
+        <w:t>liq</w:t>
       </w:r>
       <w:proofErr w:type="spellEnd"/>
       <w:r>
@@ -5560,8 +5867,13 @@
         <w:t xml:space="preserve"> </w:t>
       </w:r>
       <w:proofErr w:type="spellStart"/>
-      <w:r>
-        <w:t>bo‘ladi</w:t>
+      <w:proofErr w:type="gramStart"/>
+      <w:r>
+        <w:t>bo‘</w:t>
+      </w:r>
+      <w:proofErr w:type="gramEnd"/>
+      <w:r>
+        <w:t>ladi</w:t>
       </w:r>
       <w:proofErr w:type="spellEnd"/>
       <w:r>
@@ -5613,8 +5925,13 @@
         <w:br/>
       </w:r>
       <w:proofErr w:type="spellStart"/>
-      <w:r>
-        <w:t>To‘lov</w:t>
+      <w:proofErr w:type="gramStart"/>
+      <w:r>
+        <w:t>To‘</w:t>
+      </w:r>
+      <w:proofErr w:type="gramEnd"/>
+      <w:r>
+        <w:t>lov</w:t>
       </w:r>
       <w:proofErr w:type="spellEnd"/>
       <w:r>
@@ -5749,8 +6066,13 @@
         <w:t xml:space="preserve"> </w:t>
       </w:r>
       <w:proofErr w:type="spellStart"/>
-      <w:r>
-        <w:t>bo‘ladi</w:t>
+      <w:proofErr w:type="gramStart"/>
+      <w:r>
+        <w:t>bo‘</w:t>
+      </w:r>
+      <w:proofErr w:type="gramEnd"/>
+      <w:r>
+        <w:t>ladi</w:t>
       </w:r>
       <w:proofErr w:type="spellEnd"/>
       <w:r>
@@ -5900,24 +6222,32 @@
         <w:t xml:space="preserve">-faktura” </w:t>
       </w:r>
       <w:proofErr w:type="spellStart"/>
+      <w:proofErr w:type="gramStart"/>
       <w:r>
         <w:rPr>
           <w:rFonts w:ascii="Arial Unicode MS" w:eastAsia="Arial Unicode MS" w:hAnsi="Arial Unicode MS" w:cs="Arial Unicode MS"/>
         </w:rPr>
-        <w:t>bo‘limiga</w:t>
-      </w:r>
-      <w:proofErr w:type="spellEnd"/>
+        <w:t>bo‘</w:t>
+      </w:r>
+      <w:proofErr w:type="gramEnd"/>
       <w:r>
         <w:rPr>
           <w:rFonts w:ascii="Arial Unicode MS" w:eastAsia="Arial Unicode MS" w:hAnsi="Arial Unicode MS" w:cs="Arial Unicode MS"/>
         </w:rPr>
-        <w:t xml:space="preserve"> </w:t>
-      </w:r>
-      <w:proofErr w:type="spellStart"/>
+        <w:t>limiga</w:t>
+      </w:r>
+      <w:proofErr w:type="spellEnd"/>
       <w:r>
         <w:rPr>
           <w:rFonts w:ascii="Arial Unicode MS" w:eastAsia="Arial Unicode MS" w:hAnsi="Arial Unicode MS" w:cs="Arial Unicode MS"/>
         </w:rPr>
+        <w:t xml:space="preserve"> </w:t>
+      </w:r>
+      <w:proofErr w:type="spellStart"/>
+      <w:r>
+        <w:rPr>
+          <w:rFonts w:ascii="Arial Unicode MS" w:eastAsia="Arial Unicode MS" w:hAnsi="Arial Unicode MS" w:cs="Arial Unicode MS"/>
+        </w:rPr>
         <w:t>kirib</w:t>
       </w:r>
       <w:proofErr w:type="spellEnd"/>
@@ -6082,8 +6412,13 @@
         <w:t xml:space="preserve"> </w:t>
       </w:r>
       <w:proofErr w:type="spellStart"/>
-      <w:r>
-        <w:t>bo‘yicha</w:t>
+      <w:proofErr w:type="gramStart"/>
+      <w:r>
+        <w:t>bo‘</w:t>
+      </w:r>
+      <w:proofErr w:type="gramEnd"/>
+      <w:r>
+        <w:t>yicha</w:t>
       </w:r>
       <w:proofErr w:type="spellEnd"/>
       <w:r>
@@ -6238,12 +6573,21 @@
         <w:t xml:space="preserve"> </w:t>
       </w:r>
       <w:proofErr w:type="spellStart"/>
-      <w:r>
-        <w:rPr>
-          <w:b/>
-          <w:bCs/>
-        </w:rPr>
-        <w:t>bo‘lmagan</w:t>
+      <w:proofErr w:type="gramStart"/>
+      <w:r>
+        <w:rPr>
+          <w:b/>
+          <w:bCs/>
+        </w:rPr>
+        <w:t>bo‘</w:t>
+      </w:r>
+      <w:proofErr w:type="gramEnd"/>
+      <w:r>
+        <w:rPr>
+          <w:b/>
+          <w:bCs/>
+        </w:rPr>
+        <w:t>lmagan</w:t>
       </w:r>
       <w:proofErr w:type="spellEnd"/>
       <w:r>
@@ -6396,8 +6740,13 @@
         <w:t xml:space="preserve"> </w:t>
       </w:r>
       <w:proofErr w:type="spellStart"/>
-      <w:r>
-        <w:t>o‘zgarmadi</w:t>
+      <w:proofErr w:type="gramStart"/>
+      <w:r>
+        <w:t>o‘</w:t>
+      </w:r>
+      <w:proofErr w:type="gramEnd"/>
+      <w:r>
+        <w:t>zgarmadi</w:t>
       </w:r>
       <w:proofErr w:type="spellEnd"/>
       <w:r>
@@ -6448,16 +6797,26 @@
         <w:t xml:space="preserve"> </w:t>
       </w:r>
       <w:proofErr w:type="spellStart"/>
-      <w:r>
-        <w:t>ko‘ring</w:t>
+      <w:proofErr w:type="gramStart"/>
+      <w:r>
+        <w:t>ko‘</w:t>
+      </w:r>
+      <w:proofErr w:type="gramEnd"/>
+      <w:r>
+        <w:t>ring</w:t>
       </w:r>
       <w:proofErr w:type="spellEnd"/>
       <w:r>
         <w:t xml:space="preserve">, </w:t>
       </w:r>
       <w:proofErr w:type="spellStart"/>
-      <w:r>
-        <w:t>so‘ng</w:t>
+      <w:proofErr w:type="gramStart"/>
+      <w:r>
+        <w:t>so‘</w:t>
+      </w:r>
+      <w:proofErr w:type="gramEnd"/>
+      <w:r>
+        <w:t>ng</w:t>
       </w:r>
       <w:proofErr w:type="spellEnd"/>
       <w:r>
@@ -6538,8 +6897,13 @@
         <w:t xml:space="preserve"> </w:t>
       </w:r>
       <w:proofErr w:type="spellStart"/>
-      <w:r>
-        <w:t>ro‘yxatda</w:t>
+      <w:proofErr w:type="gramStart"/>
+      <w:r>
+        <w:t>ro‘</w:t>
+      </w:r>
+      <w:proofErr w:type="gramEnd"/>
+      <w:r>
+        <w:t>yxatda</w:t>
       </w:r>
       <w:proofErr w:type="spellEnd"/>
       <w:r>
@@ -6554,8 +6918,13 @@
         <w:t xml:space="preserve"> </w:t>
       </w:r>
       <w:proofErr w:type="spellStart"/>
-      <w:r>
-        <w:t>bo‘ladi</w:t>
+      <w:proofErr w:type="gramStart"/>
+      <w:r>
+        <w:t>bo‘</w:t>
+      </w:r>
+      <w:proofErr w:type="gramEnd"/>
+      <w:r>
+        <w:t>ladi</w:t>
       </w:r>
       <w:proofErr w:type="spellEnd"/>
       <w:r>
@@ -6631,8 +7000,13 @@
         <w:br/>
       </w:r>
       <w:proofErr w:type="spellStart"/>
-      <w:r>
-        <w:t>Yo‘q</w:t>
+      <w:proofErr w:type="gramStart"/>
+      <w:r>
+        <w:t>Yo‘</w:t>
+      </w:r>
+      <w:proofErr w:type="gramEnd"/>
+      <w:r>
+        <w:t>q</w:t>
       </w:r>
       <w:proofErr w:type="spellEnd"/>
       <w:r>
@@ -6663,12 +7037,37 @@
         <w:t xml:space="preserve"> </w:t>
       </w:r>
       <w:proofErr w:type="spellStart"/>
-      <w:r>
-        <w:rPr>
-          <w:b/>
-          <w:bCs/>
-        </w:rPr>
-        <w:t>to‘g‘ridan-to‘g‘ri</w:t>
+      <w:proofErr w:type="gramStart"/>
+      <w:r>
+        <w:rPr>
+          <w:b/>
+          <w:bCs/>
+        </w:rPr>
+        <w:t>to‘g‘</w:t>
+      </w:r>
+      <w:proofErr w:type="gramEnd"/>
+      <w:r>
+        <w:rPr>
+          <w:b/>
+          <w:bCs/>
+        </w:rPr>
+        <w:t>ridan-</w:t>
+      </w:r>
+      <w:proofErr w:type="gramStart"/>
+      <w:r>
+        <w:rPr>
+          <w:b/>
+          <w:bCs/>
+        </w:rPr>
+        <w:t>to‘g‘</w:t>
+      </w:r>
+      <w:proofErr w:type="gramEnd"/>
+      <w:r>
+        <w:rPr>
+          <w:b/>
+          <w:bCs/>
+        </w:rPr>
+        <w:t>ri</w:t>
       </w:r>
       <w:proofErr w:type="spellEnd"/>
       <w:r>
@@ -6771,8 +7170,13 @@
         <w:t xml:space="preserve"> </w:t>
       </w:r>
       <w:proofErr w:type="spellStart"/>
-      <w:r>
-        <w:t>o‘zida</w:t>
+      <w:proofErr w:type="gramStart"/>
+      <w:r>
+        <w:t>o‘</w:t>
+      </w:r>
+      <w:proofErr w:type="gramEnd"/>
+      <w:r>
+        <w:t>zida</w:t>
       </w:r>
       <w:proofErr w:type="spellEnd"/>
       <w:r>
@@ -6821,8 +7225,13 @@
         <w:t xml:space="preserve"> </w:t>
       </w:r>
       <w:proofErr w:type="spellStart"/>
-      <w:r>
-        <w:t>qo‘shaman</w:t>
+      <w:proofErr w:type="gramStart"/>
+      <w:r>
+        <w:t>qo‘</w:t>
+      </w:r>
+      <w:proofErr w:type="gramEnd"/>
+      <w:r>
+        <w:t>shaman</w:t>
       </w:r>
       <w:proofErr w:type="spellEnd"/>
       <w:r>
@@ -6856,8 +7265,13 @@
         <w:t xml:space="preserve">, </w:t>
       </w:r>
       <w:proofErr w:type="spellStart"/>
-      <w:r>
-        <w:t>o‘ng</w:t>
+      <w:proofErr w:type="gramStart"/>
+      <w:r>
+        <w:t>o‘</w:t>
+      </w:r>
+      <w:proofErr w:type="gramEnd"/>
+      <w:r>
+        <w:t>ng</w:t>
       </w:r>
       <w:proofErr w:type="spellEnd"/>
       <w:r>
@@ -6895,12 +7309,21 @@
         <w:t xml:space="preserve"> </w:t>
       </w:r>
       <w:proofErr w:type="spellStart"/>
-      <w:r>
-        <w:rPr>
-          <w:b/>
-          <w:bCs/>
-        </w:rPr>
-        <w:t>qo‘shish</w:t>
+      <w:proofErr w:type="gramStart"/>
+      <w:r>
+        <w:rPr>
+          <w:b/>
+          <w:bCs/>
+        </w:rPr>
+        <w:t>qo‘</w:t>
+      </w:r>
+      <w:proofErr w:type="gramEnd"/>
+      <w:r>
+        <w:rPr>
+          <w:b/>
+          <w:bCs/>
+        </w:rPr>
+        <w:t>shish</w:t>
       </w:r>
       <w:proofErr w:type="spellEnd"/>
       <w:r>
@@ -7039,16 +7462,26 @@
         <w:t xml:space="preserve">Nega </w:t>
       </w:r>
       <w:proofErr w:type="spellStart"/>
-      <w:r>
-        <w:t>ro‘yxatdan</w:t>
-      </w:r>
-      <w:proofErr w:type="spellEnd"/>
-      <w:r>
-        <w:t xml:space="preserve"> </w:t>
-      </w:r>
-      <w:proofErr w:type="spellStart"/>
-      <w:r>
-        <w:t>o‘tishdan</w:t>
+      <w:proofErr w:type="gramStart"/>
+      <w:r>
+        <w:t>ro‘</w:t>
+      </w:r>
+      <w:proofErr w:type="gramEnd"/>
+      <w:r>
+        <w:t>yxatdan</w:t>
+      </w:r>
+      <w:proofErr w:type="spellEnd"/>
+      <w:r>
+        <w:t xml:space="preserve"> </w:t>
+      </w:r>
+      <w:proofErr w:type="spellStart"/>
+      <w:proofErr w:type="gramStart"/>
+      <w:r>
+        <w:t>o‘</w:t>
+      </w:r>
+      <w:proofErr w:type="gramEnd"/>
+      <w:r>
+        <w:t>tishdan</w:t>
       </w:r>
       <w:proofErr w:type="spellEnd"/>
       <w:r>
@@ -7178,16 +7611,26 @@
         <w:t xml:space="preserve"> </w:t>
       </w:r>
       <w:proofErr w:type="spellStart"/>
-      <w:r>
-        <w:t>bog‘liq</w:t>
-      </w:r>
-      <w:proofErr w:type="spellEnd"/>
-      <w:r>
-        <w:t xml:space="preserve"> </w:t>
-      </w:r>
-      <w:proofErr w:type="spellStart"/>
-      <w:r>
-        <w:t>bo‘lgani</w:t>
+      <w:proofErr w:type="gramStart"/>
+      <w:r>
+        <w:t>bog‘</w:t>
+      </w:r>
+      <w:proofErr w:type="gramEnd"/>
+      <w:r>
+        <w:t>liq</w:t>
+      </w:r>
+      <w:proofErr w:type="spellEnd"/>
+      <w:r>
+        <w:t xml:space="preserve"> </w:t>
+      </w:r>
+      <w:proofErr w:type="spellStart"/>
+      <w:proofErr w:type="gramStart"/>
+      <w:r>
+        <w:t>bo‘</w:t>
+      </w:r>
+      <w:proofErr w:type="gramEnd"/>
+      <w:r>
+        <w:t>lgani</w:t>
       </w:r>
       <w:proofErr w:type="spellEnd"/>
       <w:r>
@@ -7218,12 +7661,21 @@
         <w:t xml:space="preserve"> </w:t>
       </w:r>
       <w:proofErr w:type="spellStart"/>
-      <w:r>
-        <w:rPr>
-          <w:b/>
-          <w:bCs/>
-        </w:rPr>
-        <w:t>bo‘lmasa</w:t>
+      <w:proofErr w:type="gramStart"/>
+      <w:r>
+        <w:rPr>
+          <w:b/>
+          <w:bCs/>
+        </w:rPr>
+        <w:t>bo‘</w:t>
+      </w:r>
+      <w:proofErr w:type="gramEnd"/>
+      <w:r>
+        <w:rPr>
+          <w:b/>
+          <w:bCs/>
+        </w:rPr>
+        <w:t>lmasa</w:t>
       </w:r>
       <w:proofErr w:type="spellEnd"/>
       <w:r>
@@ -7250,12 +7702,21 @@
         <w:t xml:space="preserve"> </w:t>
       </w:r>
       <w:proofErr w:type="spellStart"/>
-      <w:r>
-        <w:rPr>
-          <w:b/>
-          <w:bCs/>
-        </w:rPr>
-        <w:t>to‘g‘ri</w:t>
+      <w:proofErr w:type="gramStart"/>
+      <w:r>
+        <w:rPr>
+          <w:b/>
+          <w:bCs/>
+        </w:rPr>
+        <w:t>to‘g‘</w:t>
+      </w:r>
+      <w:proofErr w:type="gramEnd"/>
+      <w:r>
+        <w:rPr>
+          <w:b/>
+          <w:bCs/>
+        </w:rPr>
+        <w:t>ri</w:t>
       </w:r>
       <w:proofErr w:type="spellEnd"/>
       <w:r>
@@ -7342,8 +7803,13 @@
         <w:t xml:space="preserve"> </w:t>
       </w:r>
       <w:proofErr w:type="spellStart"/>
-      <w:r>
-        <w:t>so‘ng</w:t>
+      <w:proofErr w:type="gramStart"/>
+      <w:r>
+        <w:t>so‘</w:t>
+      </w:r>
+      <w:proofErr w:type="gramEnd"/>
+      <w:r>
+        <w:t>ng</w:t>
       </w:r>
       <w:proofErr w:type="spellEnd"/>
       <w:r>
@@ -7409,8 +7875,13 @@
         <w:t xml:space="preserve"> </w:t>
       </w:r>
       <w:proofErr w:type="spellStart"/>
-      <w:r>
-        <w:t>qo‘shaman</w:t>
+      <w:proofErr w:type="gramStart"/>
+      <w:r>
+        <w:t>qo‘</w:t>
+      </w:r>
+      <w:proofErr w:type="gramEnd"/>
+      <w:r>
+        <w:t>shaman</w:t>
       </w:r>
       <w:proofErr w:type="spellEnd"/>
       <w:r>
@@ -7429,8 +7900,13 @@
         <w:t xml:space="preserve">” </w:t>
       </w:r>
       <w:proofErr w:type="spellStart"/>
-      <w:r>
-        <w:t>bo‘limiga</w:t>
+      <w:proofErr w:type="gramStart"/>
+      <w:r>
+        <w:t>bo‘</w:t>
+      </w:r>
+      <w:proofErr w:type="gramEnd"/>
+      <w:r>
+        <w:t>limiga</w:t>
       </w:r>
       <w:proofErr w:type="spellEnd"/>
       <w:r>
@@ -7452,12 +7928,21 @@
         <w:t>“</w:t>
       </w:r>
       <w:proofErr w:type="spellStart"/>
-      <w:r>
-        <w:rPr>
-          <w:b/>
-          <w:bCs/>
-        </w:rPr>
-        <w:t>Qo‘shish</w:t>
+      <w:proofErr w:type="gramStart"/>
+      <w:r>
+        <w:rPr>
+          <w:b/>
+          <w:bCs/>
+        </w:rPr>
+        <w:t>Qo‘</w:t>
+      </w:r>
+      <w:proofErr w:type="gramEnd"/>
+      <w:r>
+        <w:rPr>
+          <w:b/>
+          <w:bCs/>
+        </w:rPr>
+        <w:t>shish</w:t>
       </w:r>
       <w:proofErr w:type="spellEnd"/>
       <w:r>
@@ -7535,8 +8020,13 @@
         <w:t xml:space="preserve"> </w:t>
       </w:r>
       <w:proofErr w:type="spellStart"/>
-      <w:r>
-        <w:t>ko‘rsatib</w:t>
+      <w:proofErr w:type="gramStart"/>
+      <w:r>
+        <w:t>ko‘</w:t>
+      </w:r>
+      <w:proofErr w:type="gramEnd"/>
+      <w:r>
+        <w:t>rsatib</w:t>
       </w:r>
       <w:proofErr w:type="spellEnd"/>
       <w:r>
@@ -7575,8 +8065,13 @@
         <w:t xml:space="preserve"> </w:t>
       </w:r>
       <w:proofErr w:type="spellStart"/>
-      <w:r>
-        <w:t>bo‘ladi</w:t>
+      <w:proofErr w:type="gramStart"/>
+      <w:r>
+        <w:t>bo‘</w:t>
+      </w:r>
+      <w:proofErr w:type="gramEnd"/>
+      <w:r>
+        <w:t>ladi</w:t>
       </w:r>
       <w:proofErr w:type="spellEnd"/>
       <w:r>
@@ -7596,8 +8091,13 @@
         <w:t xml:space="preserve">MXIK </w:t>
       </w:r>
       <w:proofErr w:type="spellStart"/>
-      <w:r>
-        <w:t>bo‘yicha</w:t>
+      <w:proofErr w:type="gramStart"/>
+      <w:r>
+        <w:t>bo‘</w:t>
+      </w:r>
+      <w:proofErr w:type="gramEnd"/>
+      <w:r>
+        <w:t>yicha</w:t>
       </w:r>
       <w:proofErr w:type="spellEnd"/>
       <w:r>
@@ -7680,8 +8180,13 @@
         <w:t xml:space="preserve"> </w:t>
       </w:r>
       <w:proofErr w:type="spellStart"/>
-      <w:r>
-        <w:t>bo‘yicha</w:t>
+      <w:proofErr w:type="gramStart"/>
+      <w:r>
+        <w:t>bo‘</w:t>
+      </w:r>
+      <w:proofErr w:type="gramEnd"/>
+      <w:r>
+        <w:t>yicha</w:t>
       </w:r>
       <w:proofErr w:type="spellEnd"/>
       <w:r>
@@ -7921,8 +8426,13 @@
         <w:t xml:space="preserve"> </w:t>
       </w:r>
       <w:proofErr w:type="spellStart"/>
-      <w:r>
-        <w:t>ko‘rinadi</w:t>
+      <w:proofErr w:type="gramStart"/>
+      <w:r>
+        <w:t>ko‘</w:t>
+      </w:r>
+      <w:proofErr w:type="gramEnd"/>
+      <w:r>
+        <w:t>rinadi</w:t>
       </w:r>
       <w:proofErr w:type="spellEnd"/>
       <w:r>
@@ -7949,8 +8459,13 @@
         <w:t xml:space="preserve">” </w:t>
       </w:r>
       <w:proofErr w:type="spellStart"/>
-      <w:r>
-        <w:t>bo‘limiga</w:t>
+      <w:proofErr w:type="gramStart"/>
+      <w:r>
+        <w:t>bo‘</w:t>
+      </w:r>
+      <w:proofErr w:type="gramEnd"/>
+      <w:r>
+        <w:t>limiga</w:t>
       </w:r>
       <w:proofErr w:type="spellEnd"/>
       <w:r>
@@ -8021,12 +8536,21 @@
         <w:t xml:space="preserve"> </w:t>
       </w:r>
       <w:proofErr w:type="spellStart"/>
-      <w:r>
-        <w:rPr>
-          <w:b/>
-          <w:bCs/>
-        </w:rPr>
-        <w:t>ro‘yxatda</w:t>
+      <w:proofErr w:type="gramStart"/>
+      <w:r>
+        <w:rPr>
+          <w:b/>
+          <w:bCs/>
+        </w:rPr>
+        <w:t>ro‘</w:t>
+      </w:r>
+      <w:proofErr w:type="gramEnd"/>
+      <w:r>
+        <w:rPr>
+          <w:b/>
+          <w:bCs/>
+        </w:rPr>
+        <w:t>yxatda</w:t>
       </w:r>
       <w:proofErr w:type="spellEnd"/>
       <w:r>
@@ -8062,8 +8586,13 @@
         <w:t xml:space="preserve">Bank </w:t>
       </w:r>
       <w:proofErr w:type="spellStart"/>
-      <w:r>
-        <w:t>ko‘chirmalarini</w:t>
+      <w:proofErr w:type="gramStart"/>
+      <w:r>
+        <w:t>ko‘</w:t>
+      </w:r>
+      <w:proofErr w:type="gramEnd"/>
+      <w:r>
+        <w:t>chirmalarini</w:t>
       </w:r>
       <w:proofErr w:type="spellEnd"/>
       <w:r>
@@ -8106,8 +8635,13 @@
         <w:t xml:space="preserve">” </w:t>
       </w:r>
       <w:proofErr w:type="spellStart"/>
-      <w:r>
-        <w:t>bo‘limida</w:t>
+      <w:proofErr w:type="gramStart"/>
+      <w:r>
+        <w:t>bo‘</w:t>
+      </w:r>
+      <w:proofErr w:type="gramEnd"/>
+      <w:r>
+        <w:t>limida</w:t>
       </w:r>
       <w:proofErr w:type="spellEnd"/>
       <w:r>
@@ -8190,8 +8724,13 @@
         <w:t xml:space="preserve">, bank </w:t>
       </w:r>
       <w:proofErr w:type="spellStart"/>
-      <w:r>
-        <w:t>ko‘chirmalarini</w:t>
+      <w:proofErr w:type="gramStart"/>
+      <w:r>
+        <w:t>ko‘</w:t>
+      </w:r>
+      <w:proofErr w:type="gramEnd"/>
+      <w:r>
+        <w:t>chirmalarini</w:t>
       </w:r>
       <w:proofErr w:type="spellEnd"/>
       <w:r>
@@ -8214,8 +8753,13 @@
         <w:t xml:space="preserve"> </w:t>
       </w:r>
       <w:proofErr w:type="spellStart"/>
-      <w:r>
-        <w:t>to‘ldirasiz</w:t>
+      <w:proofErr w:type="gramStart"/>
+      <w:r>
+        <w:t>to‘</w:t>
+      </w:r>
+      <w:proofErr w:type="gramEnd"/>
+      <w:r>
+        <w:t>ldirasiz</w:t>
       </w:r>
       <w:proofErr w:type="spellEnd"/>
       <w:r>
@@ -8299,8 +8843,13 @@
         <w:t xml:space="preserve"> </w:t>
       </w:r>
       <w:proofErr w:type="spellStart"/>
-      <w:r>
-        <w:t>bo‘yicha</w:t>
+      <w:proofErr w:type="gramStart"/>
+      <w:r>
+        <w:t>bo‘</w:t>
+      </w:r>
+      <w:proofErr w:type="gramEnd"/>
+      <w:r>
+        <w:t>yicha</w:t>
       </w:r>
       <w:proofErr w:type="spellEnd"/>
       <w:r>
@@ -8391,8 +8940,13 @@
         <w:t xml:space="preserve"> </w:t>
       </w:r>
       <w:proofErr w:type="spellStart"/>
-      <w:r>
-        <w:t>bo‘yicha</w:t>
+      <w:proofErr w:type="gramStart"/>
+      <w:r>
+        <w:t>bo‘</w:t>
+      </w:r>
+      <w:proofErr w:type="gramEnd"/>
+      <w:r>
+        <w:t>yicha</w:t>
       </w:r>
       <w:proofErr w:type="spellEnd"/>
       <w:r>
@@ -8660,8 +9214,13 @@
         <w:t xml:space="preserve"> </w:t>
       </w:r>
       <w:proofErr w:type="spellStart"/>
-      <w:r>
-        <w:t>bo‘yicha</w:t>
+      <w:proofErr w:type="gramStart"/>
+      <w:r>
+        <w:t>bo‘</w:t>
+      </w:r>
+      <w:proofErr w:type="gramEnd"/>
+      <w:r>
+        <w:t>yicha</w:t>
       </w:r>
       <w:proofErr w:type="spellEnd"/>
       <w:r>
@@ -8707,8 +9266,13 @@
         <w:t xml:space="preserve"> </w:t>
       </w:r>
       <w:proofErr w:type="spellStart"/>
-      <w:r>
-        <w:t>qo‘yishga</w:t>
+      <w:proofErr w:type="gramStart"/>
+      <w:r>
+        <w:t>qo‘</w:t>
+      </w:r>
+      <w:proofErr w:type="gramEnd"/>
+      <w:r>
+        <w:t>yishga</w:t>
       </w:r>
       <w:proofErr w:type="spellEnd"/>
       <w:r>
@@ -8739,8 +9303,13 @@
         <w:t xml:space="preserve"> shunga </w:t>
       </w:r>
       <w:proofErr w:type="spellStart"/>
-      <w:r>
-        <w:t>o‘xshash</w:t>
+      <w:proofErr w:type="gramStart"/>
+      <w:r>
+        <w:t>o‘</w:t>
+      </w:r>
+      <w:proofErr w:type="gramEnd"/>
+      <w:r>
+        <w:t>xshash</w:t>
       </w:r>
       <w:proofErr w:type="spellEnd"/>
       <w:r>
@@ -8755,8 +9324,13 @@
         <w:t xml:space="preserve"> </w:t>
       </w:r>
       <w:proofErr w:type="spellStart"/>
-      <w:r>
-        <w:t>bo‘yicha</w:t>
+      <w:proofErr w:type="gramStart"/>
+      <w:r>
+        <w:t>bo‘</w:t>
+      </w:r>
+      <w:proofErr w:type="gramEnd"/>
+      <w:r>
+        <w:t>yicha</w:t>
       </w:r>
       <w:proofErr w:type="spellEnd"/>
       <w:r>
@@ -8787,8 +9361,13 @@
         <w:t xml:space="preserve"> </w:t>
       </w:r>
       <w:proofErr w:type="spellStart"/>
-      <w:r>
-        <w:t>qo‘llaydi</w:t>
+      <w:proofErr w:type="gramStart"/>
+      <w:r>
+        <w:t>qo‘</w:t>
+      </w:r>
+      <w:proofErr w:type="gramEnd"/>
+      <w:r>
+        <w:t>llaydi</w:t>
       </w:r>
       <w:proofErr w:type="spellEnd"/>
       <w:r>
@@ -8832,8 +9411,13 @@
         <w:t xml:space="preserve"> </w:t>
       </w:r>
       <w:proofErr w:type="spellStart"/>
-      <w:r>
-        <w:t>qo‘shaman</w:t>
+      <w:proofErr w:type="gramStart"/>
+      <w:r>
+        <w:t>qo‘</w:t>
+      </w:r>
+      <w:proofErr w:type="gramEnd"/>
+      <w:r>
+        <w:t>shaman</w:t>
       </w:r>
       <w:proofErr w:type="spellEnd"/>
       <w:r>
@@ -8876,8 +9460,13 @@
         <w:t xml:space="preserve">” </w:t>
       </w:r>
       <w:proofErr w:type="spellStart"/>
-      <w:r>
-        <w:t>bo‘limida</w:t>
+      <w:proofErr w:type="gramStart"/>
+      <w:r>
+        <w:t>bo‘</w:t>
+      </w:r>
+      <w:proofErr w:type="gramEnd"/>
+      <w:r>
+        <w:t>limida</w:t>
       </w:r>
       <w:proofErr w:type="spellEnd"/>
       <w:r>
@@ -8958,8 +9547,13 @@
         <w:t xml:space="preserve"> “</w:t>
       </w:r>
       <w:proofErr w:type="spellStart"/>
-      <w:r>
-        <w:t>Qo‘shish</w:t>
+      <w:proofErr w:type="gramStart"/>
+      <w:r>
+        <w:t>Qo‘</w:t>
+      </w:r>
+      <w:proofErr w:type="gramEnd"/>
+      <w:r>
+        <w:t>shish</w:t>
       </w:r>
       <w:proofErr w:type="spellEnd"/>
       <w:r>
@@ -9088,8 +9682,13 @@
         <w:t xml:space="preserve"> </w:t>
       </w:r>
       <w:proofErr w:type="spellStart"/>
-      <w:r>
-        <w:t>buyrug‘ini</w:t>
+      <w:proofErr w:type="gramStart"/>
+      <w:r>
+        <w:t>buyrug‘</w:t>
+      </w:r>
+      <w:proofErr w:type="gramEnd"/>
+      <w:r>
+        <w:t>ini</w:t>
       </w:r>
       <w:proofErr w:type="spellEnd"/>
       <w:r>
@@ -9124,16 +9723,26 @@
         <w:t xml:space="preserve">” </w:t>
       </w:r>
       <w:proofErr w:type="spellStart"/>
-      <w:r>
-        <w:t>bo‘limiga</w:t>
-      </w:r>
-      <w:proofErr w:type="spellEnd"/>
-      <w:r>
-        <w:t xml:space="preserve"> </w:t>
-      </w:r>
-      <w:proofErr w:type="spellStart"/>
-      <w:r>
-        <w:t>o‘tib</w:t>
+      <w:proofErr w:type="gramStart"/>
+      <w:r>
+        <w:t>bo‘</w:t>
+      </w:r>
+      <w:proofErr w:type="gramEnd"/>
+      <w:r>
+        <w:t>limiga</w:t>
+      </w:r>
+      <w:proofErr w:type="spellEnd"/>
+      <w:r>
+        <w:t xml:space="preserve"> </w:t>
+      </w:r>
+      <w:proofErr w:type="spellStart"/>
+      <w:proofErr w:type="gramStart"/>
+      <w:r>
+        <w:t>o‘</w:t>
+      </w:r>
+      <w:proofErr w:type="gramEnd"/>
+      <w:r>
+        <w:t>tib</w:t>
       </w:r>
       <w:proofErr w:type="spellEnd"/>
       <w:r>
@@ -9254,8 +9863,13 @@
         <w:t xml:space="preserve"> </w:t>
       </w:r>
       <w:proofErr w:type="spellStart"/>
-      <w:r>
-        <w:t>ko‘rsatgach</w:t>
+      <w:proofErr w:type="gramStart"/>
+      <w:r>
+        <w:t>ko‘</w:t>
+      </w:r>
+      <w:proofErr w:type="gramEnd"/>
+      <w:r>
+        <w:t>rsatgach</w:t>
       </w:r>
       <w:proofErr w:type="spellEnd"/>
       <w:r>
@@ -9403,8 +10017,13 @@
         <w:t xml:space="preserve">” </w:t>
       </w:r>
       <w:proofErr w:type="spellStart"/>
-      <w:r>
-        <w:t>bo‘limidagi</w:t>
+      <w:proofErr w:type="gramStart"/>
+      <w:r>
+        <w:t>bo‘</w:t>
+      </w:r>
+      <w:proofErr w:type="gramEnd"/>
+      <w:r>
+        <w:t>limidagi</w:t>
       </w:r>
       <w:proofErr w:type="spellEnd"/>
       <w:r>
@@ -9762,17 +10381,25 @@
         <w:t xml:space="preserve">” </w:t>
       </w:r>
       <w:proofErr w:type="spellStart"/>
+      <w:proofErr w:type="gramStart"/>
       <w:r>
         <w:rPr>
           <w:rFonts w:ascii="Arial Unicode MS" w:eastAsia="Arial Unicode MS" w:hAnsi="Arial Unicode MS" w:cs="Arial Unicode MS"/>
         </w:rPr>
-        <w:t>bo‘limida</w:t>
-      </w:r>
-      <w:proofErr w:type="spellEnd"/>
+        <w:t>bo‘</w:t>
+      </w:r>
+      <w:proofErr w:type="gramEnd"/>
       <w:r>
         <w:rPr>
           <w:rFonts w:ascii="Arial Unicode MS" w:eastAsia="Arial Unicode MS" w:hAnsi="Arial Unicode MS" w:cs="Arial Unicode MS"/>
         </w:rPr>
+        <w:t>limida</w:t>
+      </w:r>
+      <w:proofErr w:type="spellEnd"/>
+      <w:r>
+        <w:rPr>
+          <w:rFonts w:ascii="Arial Unicode MS" w:eastAsia="Arial Unicode MS" w:hAnsi="Arial Unicode MS" w:cs="Arial Unicode MS"/>
+        </w:rPr>
         <w:t xml:space="preserve"> </w:t>
       </w:r>
       <w:r>
@@ -9783,12 +10410,21 @@
         <w:t>“</w:t>
       </w:r>
       <w:proofErr w:type="spellStart"/>
-      <w:r>
-        <w:rPr>
-          <w:b/>
-          <w:bCs/>
-        </w:rPr>
-        <w:t>Qo‘shish</w:t>
+      <w:proofErr w:type="gramStart"/>
+      <w:r>
+        <w:rPr>
+          <w:b/>
+          <w:bCs/>
+        </w:rPr>
+        <w:t>Qo‘</w:t>
+      </w:r>
+      <w:proofErr w:type="gramEnd"/>
+      <w:r>
+        <w:rPr>
+          <w:b/>
+          <w:bCs/>
+        </w:rPr>
+        <w:t>shish</w:t>
       </w:r>
       <w:proofErr w:type="spellEnd"/>
       <w:r>
@@ -9957,8 +10593,13 @@
         <w:t xml:space="preserve"> </w:t>
       </w:r>
       <w:proofErr w:type="spellStart"/>
-      <w:r>
-        <w:t>bo‘lsa</w:t>
+      <w:proofErr w:type="gramStart"/>
+      <w:r>
+        <w:t>bo‘</w:t>
+      </w:r>
+      <w:proofErr w:type="gramEnd"/>
+      <w:r>
+        <w:t>lsa</w:t>
       </w:r>
       <w:proofErr w:type="spellEnd"/>
       <w:r>
@@ -10067,8 +10708,13 @@
         <w:t xml:space="preserve">. Bu </w:t>
       </w:r>
       <w:proofErr w:type="spellStart"/>
-      <w:r>
-        <w:t>bo‘limdagi</w:t>
+      <w:proofErr w:type="gramStart"/>
+      <w:r>
+        <w:t>bo‘</w:t>
+      </w:r>
+      <w:proofErr w:type="gramEnd"/>
+      <w:r>
+        <w:t>limdagi</w:t>
       </w:r>
       <w:proofErr w:type="spellEnd"/>
       <w:r>
@@ -11044,8 +11690,13 @@
         <w:t xml:space="preserve">” </w:t>
       </w:r>
       <w:proofErr w:type="spellStart"/>
-      <w:r>
-        <w:t>bo‘limini</w:t>
+      <w:proofErr w:type="gramStart"/>
+      <w:r>
+        <w:t>bo‘</w:t>
+      </w:r>
+      <w:proofErr w:type="gramEnd"/>
+      <w:r>
+        <w:t>limini</w:t>
       </w:r>
       <w:proofErr w:type="spellEnd"/>
       <w:r>
@@ -11108,7 +11759,15 @@
       </w:r>
       <w:proofErr w:type="spellEnd"/>
       <w:r>
-        <w:t xml:space="preserve"> "Ko‘rish" </w:t>
+        <w:t xml:space="preserve"> "</w:t>
+      </w:r>
+      <w:proofErr w:type="gramStart"/>
+      <w:r>
+        <w:t>Ko‘</w:t>
+      </w:r>
+      <w:proofErr w:type="gramEnd"/>
+      <w:r>
+        <w:t xml:space="preserve">rish" </w:t>
       </w:r>
       <w:proofErr w:type="spellStart"/>
       <w:r>
@@ -11159,8 +11818,13 @@
         <w:t xml:space="preserve"> (</w:t>
       </w:r>
       <w:proofErr w:type="spellStart"/>
-      <w:r>
-        <w:t>o‘chirib</w:t>
+      <w:proofErr w:type="gramStart"/>
+      <w:r>
+        <w:t>o‘</w:t>
+      </w:r>
+      <w:proofErr w:type="gramEnd"/>
+      <w:r>
+        <w:t>chirib</w:t>
       </w:r>
       <w:proofErr w:type="spellEnd"/>
       <w:r>
@@ -11229,8 +11893,13 @@
         <w:t xml:space="preserve"> </w:t>
       </w:r>
       <w:proofErr w:type="spellStart"/>
-      <w:r>
-        <w:t>ko‘rish</w:t>
+      <w:proofErr w:type="gramStart"/>
+      <w:r>
+        <w:t>ko‘</w:t>
+      </w:r>
+      <w:proofErr w:type="gramEnd"/>
+      <w:r>
+        <w:t>rish</w:t>
       </w:r>
       <w:proofErr w:type="spellEnd"/>
       <w:r>
@@ -11284,10 +11953,561 @@
       <w:r>
         <w:t>.</w:t>
       </w:r>
-      <w:r>
-        <w:br w:type="page"/>
-      </w:r>
     </w:p>
+    <w:p/>
+    <w:p>
+      <w:r>
+        <w:lastRenderedPageBreak/>
+        <w:t xml:space="preserve">43. </w:t>
+      </w:r>
+      <w:proofErr w:type="spellStart"/>
+      <w:r>
+        <w:t>Sizlar</w:t>
+      </w:r>
+      <w:proofErr w:type="spellEnd"/>
+      <w:r>
+        <w:t xml:space="preserve"> </w:t>
+      </w:r>
+      <w:proofErr w:type="spellStart"/>
+      <w:r>
+        <w:t>bilan</w:t>
+      </w:r>
+      <w:proofErr w:type="spellEnd"/>
+      <w:r>
+        <w:t xml:space="preserve"> </w:t>
+      </w:r>
+      <w:proofErr w:type="spellStart"/>
+      <w:r>
+        <w:t>qanday</w:t>
+      </w:r>
+      <w:proofErr w:type="spellEnd"/>
+      <w:r>
+        <w:t xml:space="preserve"> </w:t>
+      </w:r>
+      <w:proofErr w:type="spellStart"/>
+      <w:r>
+        <w:t>bog’lanishimiz</w:t>
+      </w:r>
+      <w:proofErr w:type="spellEnd"/>
+      <w:r>
+        <w:t xml:space="preserve"> </w:t>
+      </w:r>
+      <w:proofErr w:type="spellStart"/>
+      <w:r>
+        <w:t>mumkin</w:t>
+      </w:r>
+      <w:proofErr w:type="spellEnd"/>
+      <w:r>
+        <w:t>?</w:t>
+      </w:r>
+    </w:p>
+    <w:p/>
+    <w:p>
+      <w:proofErr w:type="spellStart"/>
+      <w:r>
+        <w:t>Mutaxassislarimiz</w:t>
+      </w:r>
+      <w:proofErr w:type="spellEnd"/>
+      <w:r>
+        <w:t xml:space="preserve"> </w:t>
+      </w:r>
+      <w:proofErr w:type="spellStart"/>
+      <w:r>
+        <w:t>bilan</w:t>
+      </w:r>
+      <w:proofErr w:type="spellEnd"/>
+      <w:r>
+        <w:t xml:space="preserve"> </w:t>
+      </w:r>
+      <w:proofErr w:type="spellStart"/>
+      <w:r>
+        <w:t>bog'lanish</w:t>
+      </w:r>
+      <w:proofErr w:type="spellEnd"/>
+      <w:r>
+        <w:t xml:space="preserve"> </w:t>
+      </w:r>
+      <w:proofErr w:type="spellStart"/>
+      <w:r>
+        <w:t>uchun</w:t>
+      </w:r>
+      <w:proofErr w:type="spellEnd"/>
+      <w:r>
+        <w:t xml:space="preserve"> </w:t>
+      </w:r>
+      <w:proofErr w:type="spellStart"/>
+      <w:r>
+        <w:t>quyidagi</w:t>
+      </w:r>
+      <w:proofErr w:type="spellEnd"/>
+      <w:r>
+        <w:t xml:space="preserve"> </w:t>
+      </w:r>
+      <w:proofErr w:type="spellStart"/>
+      <w:r>
+        <w:t>raqamga</w:t>
+      </w:r>
+      <w:proofErr w:type="spellEnd"/>
+      <w:r>
+        <w:t xml:space="preserve"> </w:t>
+      </w:r>
+      <w:proofErr w:type="spellStart"/>
+      <w:r>
+        <w:t>yoki</w:t>
+      </w:r>
+      <w:proofErr w:type="spellEnd"/>
+      <w:r>
+        <w:t xml:space="preserve"> </w:t>
+      </w:r>
+      <w:proofErr w:type="spellStart"/>
+      <w:r>
+        <w:t>Telegramga</w:t>
+      </w:r>
+      <w:proofErr w:type="spellEnd"/>
+      <w:r>
+        <w:t xml:space="preserve"> </w:t>
+      </w:r>
+      <w:proofErr w:type="spellStart"/>
+      <w:r>
+        <w:t>murojaat</w:t>
+      </w:r>
+      <w:proofErr w:type="spellEnd"/>
+      <w:r>
+        <w:t xml:space="preserve"> </w:t>
+      </w:r>
+      <w:proofErr w:type="spellStart"/>
+      <w:r>
+        <w:t>qiling</w:t>
+      </w:r>
+      <w:proofErr w:type="spellEnd"/>
+      <w:r>
+        <w:t>:</w:t>
+      </w:r>
+    </w:p>
+    <w:p/>
+    <w:p>
+      <w:r>
+        <w:t>+998883018484</w:t>
+      </w:r>
+    </w:p>
+    <w:p>
+      <w:r>
+        <w:t>@keepingmanager</w:t>
+      </w:r>
+    </w:p>
+    <w:p/>
+    <w:p>
+      <w:r>
+        <w:t xml:space="preserve">44. </w:t>
+      </w:r>
+      <w:proofErr w:type="spellStart"/>
+      <w:r>
+        <w:t>Telefon</w:t>
+      </w:r>
+      <w:proofErr w:type="spellEnd"/>
+      <w:r>
+        <w:t xml:space="preserve"> </w:t>
+      </w:r>
+      <w:proofErr w:type="spellStart"/>
+      <w:r>
+        <w:t>raqamlaringiz</w:t>
+      </w:r>
+      <w:proofErr w:type="spellEnd"/>
+      <w:r>
+        <w:t>?</w:t>
+      </w:r>
+    </w:p>
+    <w:p>
+      <w:proofErr w:type="spellStart"/>
+      <w:r>
+        <w:t>Mutaxassislarimiz</w:t>
+      </w:r>
+      <w:proofErr w:type="spellEnd"/>
+      <w:r>
+        <w:t xml:space="preserve"> </w:t>
+      </w:r>
+      <w:proofErr w:type="spellStart"/>
+      <w:r>
+        <w:t>bilan</w:t>
+      </w:r>
+      <w:proofErr w:type="spellEnd"/>
+      <w:r>
+        <w:t xml:space="preserve"> </w:t>
+      </w:r>
+      <w:proofErr w:type="spellStart"/>
+      <w:r>
+        <w:t>bog'lanish</w:t>
+      </w:r>
+      <w:proofErr w:type="spellEnd"/>
+      <w:r>
+        <w:t xml:space="preserve"> </w:t>
+      </w:r>
+      <w:proofErr w:type="spellStart"/>
+      <w:r>
+        <w:t>uchun</w:t>
+      </w:r>
+      <w:proofErr w:type="spellEnd"/>
+      <w:r>
+        <w:t xml:space="preserve"> </w:t>
+      </w:r>
+      <w:proofErr w:type="spellStart"/>
+      <w:r>
+        <w:t>quyidagi</w:t>
+      </w:r>
+      <w:proofErr w:type="spellEnd"/>
+      <w:r>
+        <w:t xml:space="preserve"> </w:t>
+      </w:r>
+      <w:proofErr w:type="spellStart"/>
+      <w:r>
+        <w:t>telefon</w:t>
+      </w:r>
+      <w:proofErr w:type="spellEnd"/>
+      <w:r>
+        <w:t xml:space="preserve"> </w:t>
+      </w:r>
+      <w:proofErr w:type="spellStart"/>
+      <w:r>
+        <w:t>raqamga</w:t>
+      </w:r>
+      <w:proofErr w:type="spellEnd"/>
+      <w:r>
+        <w:t xml:space="preserve"> </w:t>
+      </w:r>
+      <w:proofErr w:type="spellStart"/>
+      <w:r>
+        <w:t>yoki</w:t>
+      </w:r>
+      <w:proofErr w:type="spellEnd"/>
+      <w:r>
+        <w:t xml:space="preserve"> Telegram</w:t>
+      </w:r>
+      <w:r>
+        <w:t>dan</w:t>
+      </w:r>
+      <w:r>
+        <w:t xml:space="preserve"> mu</w:t>
+      </w:r>
+      <w:proofErr w:type="spellStart"/>
+      <w:r>
+        <w:t>rojaat</w:t>
+      </w:r>
+      <w:proofErr w:type="spellEnd"/>
+      <w:r>
+        <w:t xml:space="preserve"> </w:t>
+      </w:r>
+      <w:proofErr w:type="spellStart"/>
+      <w:r>
+        <w:t>qiling</w:t>
+      </w:r>
+      <w:proofErr w:type="spellEnd"/>
+      <w:r>
+        <w:t>:</w:t>
+      </w:r>
+    </w:p>
+    <w:p/>
+    <w:p>
+      <w:r>
+        <w:t>+998883018484</w:t>
+      </w:r>
+    </w:p>
+    <w:p>
+      <w:r>
+        <w:t>@keepingmanager</w:t>
+      </w:r>
+    </w:p>
+    <w:p/>
+    <w:p>
+      <w:r>
+        <w:t xml:space="preserve">45. Qaysi </w:t>
+      </w:r>
+      <w:proofErr w:type="spellStart"/>
+      <w:r>
+        <w:t>banklar</w:t>
+      </w:r>
+      <w:proofErr w:type="spellEnd"/>
+      <w:r>
+        <w:t xml:space="preserve"> </w:t>
+      </w:r>
+      <w:proofErr w:type="spellStart"/>
+      <w:r>
+        <w:t>bilan</w:t>
+      </w:r>
+      <w:proofErr w:type="spellEnd"/>
+      <w:r>
+        <w:t xml:space="preserve"> </w:t>
+      </w:r>
+      <w:proofErr w:type="spellStart"/>
+      <w:r>
+        <w:t>integratsiya</w:t>
+      </w:r>
+      <w:proofErr w:type="spellEnd"/>
+      <w:r>
+        <w:t xml:space="preserve"> </w:t>
+      </w:r>
+      <w:proofErr w:type="spellStart"/>
+      <w:r>
+        <w:t>qilingan</w:t>
+      </w:r>
+      <w:proofErr w:type="spellEnd"/>
+      <w:r>
+        <w:t>?</w:t>
+      </w:r>
+    </w:p>
+    <w:p>
+      <w:r>
+        <w:t xml:space="preserve">Keeping </w:t>
+      </w:r>
+      <w:proofErr w:type="spellStart"/>
+      <w:r>
+        <w:t>platformasi</w:t>
+      </w:r>
+      <w:proofErr w:type="spellEnd"/>
+      <w:r>
+        <w:t xml:space="preserve"> </w:t>
+      </w:r>
+      <w:proofErr w:type="spellStart"/>
+      <w:r>
+        <w:t>ayni</w:t>
+      </w:r>
+      <w:proofErr w:type="spellEnd"/>
+      <w:r>
+        <w:t xml:space="preserve"> </w:t>
+      </w:r>
+      <w:proofErr w:type="spellStart"/>
+      <w:r>
+        <w:t>vaqtda</w:t>
+      </w:r>
+      <w:proofErr w:type="spellEnd"/>
+      <w:r>
+        <w:t xml:space="preserve"> Asia Alliance Bank, </w:t>
+      </w:r>
+      <w:proofErr w:type="spellStart"/>
+      <w:r>
+        <w:t>Hayot</w:t>
+      </w:r>
+      <w:proofErr w:type="spellEnd"/>
+      <w:r>
+        <w:t xml:space="preserve"> Bank </w:t>
+      </w:r>
+      <w:proofErr w:type="spellStart"/>
+      <w:r>
+        <w:t>va</w:t>
+      </w:r>
+      <w:proofErr w:type="spellEnd"/>
+      <w:r>
+        <w:t xml:space="preserve"> </w:t>
+      </w:r>
+      <w:proofErr w:type="spellStart"/>
+      <w:r>
+        <w:t>Openbank</w:t>
+      </w:r>
+      <w:proofErr w:type="spellEnd"/>
+      <w:r>
+        <w:t xml:space="preserve"> </w:t>
+      </w:r>
+      <w:proofErr w:type="spellStart"/>
+      <w:r>
+        <w:t>bilan</w:t>
+      </w:r>
+      <w:proofErr w:type="spellEnd"/>
+      <w:r>
+        <w:t xml:space="preserve"> </w:t>
+      </w:r>
+      <w:proofErr w:type="spellStart"/>
+      <w:r>
+        <w:t>integratsiya</w:t>
+      </w:r>
+      <w:proofErr w:type="spellEnd"/>
+      <w:r>
+        <w:t xml:space="preserve"> </w:t>
+      </w:r>
+      <w:proofErr w:type="spellStart"/>
+      <w:r>
+        <w:t>qilingan</w:t>
+      </w:r>
+      <w:proofErr w:type="spellEnd"/>
+      <w:r>
+        <w:t xml:space="preserve">. Bu </w:t>
+      </w:r>
+      <w:proofErr w:type="spellStart"/>
+      <w:r>
+        <w:t>integratsiyalar</w:t>
+      </w:r>
+      <w:proofErr w:type="spellEnd"/>
+      <w:r>
+        <w:t xml:space="preserve"> </w:t>
+      </w:r>
+      <w:proofErr w:type="spellStart"/>
+      <w:r>
+        <w:t>nima</w:t>
+      </w:r>
+      <w:proofErr w:type="spellEnd"/>
+      <w:r>
+        <w:t xml:space="preserve"> </w:t>
+      </w:r>
+      <w:proofErr w:type="spellStart"/>
+      <w:r>
+        <w:t>beradi</w:t>
+      </w:r>
+      <w:proofErr w:type="spellEnd"/>
+      <w:r>
+        <w:t xml:space="preserve">? </w:t>
+      </w:r>
+    </w:p>
+    <w:p/>
+    <w:p>
+      <w:proofErr w:type="spellStart"/>
+      <w:r>
+        <w:t>Banklar</w:t>
+      </w:r>
+      <w:proofErr w:type="spellEnd"/>
+      <w:r>
+        <w:t xml:space="preserve"> </w:t>
+      </w:r>
+      <w:proofErr w:type="spellStart"/>
+      <w:r>
+        <w:t>bilan</w:t>
+      </w:r>
+      <w:proofErr w:type="spellEnd"/>
+      <w:r>
+        <w:t xml:space="preserve"> </w:t>
+      </w:r>
+      <w:proofErr w:type="spellStart"/>
+      <w:r>
+        <w:t>integratsiya</w:t>
+      </w:r>
+      <w:proofErr w:type="spellEnd"/>
+      <w:r>
+        <w:t xml:space="preserve"> </w:t>
+      </w:r>
+      <w:proofErr w:type="spellStart"/>
+      <w:r>
+        <w:t>yordamida</w:t>
+      </w:r>
+      <w:proofErr w:type="spellEnd"/>
+      <w:r>
+        <w:t xml:space="preserve"> Keeping </w:t>
+      </w:r>
+      <w:proofErr w:type="spellStart"/>
+      <w:r>
+        <w:t>platformasidan</w:t>
+      </w:r>
+      <w:proofErr w:type="spellEnd"/>
+      <w:r>
+        <w:t xml:space="preserve"> </w:t>
+      </w:r>
+      <w:proofErr w:type="spellStart"/>
+      <w:r>
+        <w:t>foydalangan</w:t>
+      </w:r>
+      <w:proofErr w:type="spellEnd"/>
+      <w:r>
+        <w:t xml:space="preserve"> </w:t>
+      </w:r>
+      <w:proofErr w:type="spellStart"/>
+      <w:r>
+        <w:t>holda</w:t>
+      </w:r>
+      <w:proofErr w:type="spellEnd"/>
+      <w:r>
+        <w:t xml:space="preserve">, Asia Alliance Bank, </w:t>
+      </w:r>
+      <w:proofErr w:type="spellStart"/>
+      <w:r>
+        <w:t>Hayot</w:t>
+      </w:r>
+      <w:proofErr w:type="spellEnd"/>
+      <w:r>
+        <w:t xml:space="preserve"> Bank </w:t>
+      </w:r>
+      <w:proofErr w:type="spellStart"/>
+      <w:r>
+        <w:t>va</w:t>
+      </w:r>
+      <w:proofErr w:type="spellEnd"/>
+      <w:r>
+        <w:t xml:space="preserve"> </w:t>
+      </w:r>
+      <w:proofErr w:type="spellStart"/>
+      <w:r>
+        <w:t>Openbank</w:t>
+      </w:r>
+      <w:proofErr w:type="spellEnd"/>
+      <w:r>
+        <w:t xml:space="preserve"> </w:t>
+      </w:r>
+      <w:proofErr w:type="spellStart"/>
+      <w:r>
+        <w:t>mijozlari</w:t>
+      </w:r>
+      <w:proofErr w:type="spellEnd"/>
+      <w:r>
+        <w:t xml:space="preserve"> bank </w:t>
+      </w:r>
+      <w:proofErr w:type="spellStart"/>
+      <w:proofErr w:type="gramStart"/>
+      <w:r>
+        <w:t>aylanmasini</w:t>
+      </w:r>
+      <w:proofErr w:type="spellEnd"/>
+      <w:r>
+        <w:t xml:space="preserve">  </w:t>
+      </w:r>
+      <w:proofErr w:type="spellStart"/>
+      <w:r>
+        <w:t>to</w:t>
+      </w:r>
+      <w:proofErr w:type="gramEnd"/>
+      <w:r>
+        <w:t>‘</w:t>
+      </w:r>
+      <w:proofErr w:type="gramStart"/>
+      <w:r>
+        <w:t>g‘</w:t>
+      </w:r>
+      <w:proofErr w:type="gramEnd"/>
+      <w:r>
+        <w:t>ridan-</w:t>
+      </w:r>
+      <w:proofErr w:type="gramStart"/>
+      <w:r>
+        <w:t>to‘g‘</w:t>
+      </w:r>
+      <w:proofErr w:type="gramEnd"/>
+      <w:r>
+        <w:t>ri</w:t>
+      </w:r>
+      <w:proofErr w:type="spellEnd"/>
+      <w:r>
+        <w:t xml:space="preserve"> Keeping </w:t>
+      </w:r>
+      <w:proofErr w:type="spellStart"/>
+      <w:r>
+        <w:t>platformasida</w:t>
+      </w:r>
+      <w:proofErr w:type="spellEnd"/>
+      <w:r>
+        <w:t xml:space="preserve"> </w:t>
+      </w:r>
+      <w:proofErr w:type="spellStart"/>
+      <w:r>
+        <w:t>olishlari</w:t>
+      </w:r>
+      <w:proofErr w:type="spellEnd"/>
+      <w:r>
+        <w:t xml:space="preserve"> </w:t>
+      </w:r>
+      <w:proofErr w:type="spellStart"/>
+      <w:r>
+        <w:t>mumkin</w:t>
+      </w:r>
+      <w:proofErr w:type="spellEnd"/>
+      <w:r>
+        <w:t>.</w:t>
+      </w:r>
+    </w:p>
+    <w:p/>
     <w:p>
       <w:pPr>
         <w:spacing w:before="240" w:after="240"/>
@@ -11308,7 +12528,6 @@
           <w:sz w:val="28"/>
           <w:szCs w:val="28"/>
         </w:rPr>
-        <w:lastRenderedPageBreak/>
         <w:t xml:space="preserve">Keeping – </w:t>
       </w:r>
       <w:proofErr w:type="spellStart"/>
@@ -12288,13 +13507,23 @@
         <w:t xml:space="preserve"> </w:t>
       </w:r>
       <w:proofErr w:type="spellStart"/>
-      <w:r>
-        <w:rPr>
-          <w:rFonts w:ascii="Times New Roman" w:eastAsia="Times New Roman" w:hAnsi="Times New Roman" w:cs="Times New Roman"/>
-          <w:sz w:val="28"/>
-          <w:szCs w:val="28"/>
-        </w:rPr>
-        <w:t>O‘zbekiston</w:t>
+      <w:proofErr w:type="gramStart"/>
+      <w:r>
+        <w:rPr>
+          <w:rFonts w:ascii="Times New Roman" w:eastAsia="Times New Roman" w:hAnsi="Times New Roman" w:cs="Times New Roman"/>
+          <w:sz w:val="28"/>
+          <w:szCs w:val="28"/>
+        </w:rPr>
+        <w:t>O‘</w:t>
+      </w:r>
+      <w:proofErr w:type="gramEnd"/>
+      <w:r>
+        <w:rPr>
+          <w:rFonts w:ascii="Times New Roman" w:eastAsia="Times New Roman" w:hAnsi="Times New Roman" w:cs="Times New Roman"/>
+          <w:sz w:val="28"/>
+          <w:szCs w:val="28"/>
+        </w:rPr>
+        <w:t>zbekiston</w:t>
       </w:r>
       <w:proofErr w:type="spellEnd"/>
       <w:r>
@@ -12396,13 +13625,23 @@
         <w:t xml:space="preserve"> </w:t>
       </w:r>
       <w:proofErr w:type="spellStart"/>
-      <w:r>
-        <w:rPr>
-          <w:rFonts w:ascii="Times New Roman" w:eastAsia="Times New Roman" w:hAnsi="Times New Roman" w:cs="Times New Roman"/>
-          <w:sz w:val="28"/>
-          <w:szCs w:val="28"/>
-        </w:rPr>
-        <w:t>bo‘lgan</w:t>
+      <w:proofErr w:type="gramStart"/>
+      <w:r>
+        <w:rPr>
+          <w:rFonts w:ascii="Times New Roman" w:eastAsia="Times New Roman" w:hAnsi="Times New Roman" w:cs="Times New Roman"/>
+          <w:sz w:val="28"/>
+          <w:szCs w:val="28"/>
+        </w:rPr>
+        <w:t>bo‘</w:t>
+      </w:r>
+      <w:proofErr w:type="gramEnd"/>
+      <w:r>
+        <w:rPr>
+          <w:rFonts w:ascii="Times New Roman" w:eastAsia="Times New Roman" w:hAnsi="Times New Roman" w:cs="Times New Roman"/>
+          <w:sz w:val="28"/>
+          <w:szCs w:val="28"/>
+        </w:rPr>
+        <w:t>lgan</w:t>
       </w:r>
       <w:proofErr w:type="spellEnd"/>
       <w:r>
@@ -12564,13 +13803,23 @@
         <w:t xml:space="preserve"> </w:t>
       </w:r>
       <w:proofErr w:type="spellStart"/>
-      <w:r>
-        <w:rPr>
-          <w:rFonts w:ascii="Times New Roman" w:eastAsia="Times New Roman" w:hAnsi="Times New Roman" w:cs="Times New Roman"/>
-          <w:sz w:val="28"/>
-          <w:szCs w:val="28"/>
-        </w:rPr>
-        <w:t>O‘zbekiston</w:t>
+      <w:proofErr w:type="gramStart"/>
+      <w:r>
+        <w:rPr>
+          <w:rFonts w:ascii="Times New Roman" w:eastAsia="Times New Roman" w:hAnsi="Times New Roman" w:cs="Times New Roman"/>
+          <w:sz w:val="28"/>
+          <w:szCs w:val="28"/>
+        </w:rPr>
+        <w:t>O‘</w:t>
+      </w:r>
+      <w:proofErr w:type="gramEnd"/>
+      <w:r>
+        <w:rPr>
+          <w:rFonts w:ascii="Times New Roman" w:eastAsia="Times New Roman" w:hAnsi="Times New Roman" w:cs="Times New Roman"/>
+          <w:sz w:val="28"/>
+          <w:szCs w:val="28"/>
+        </w:rPr>
+        <w:t>zbekiston</w:t>
       </w:r>
       <w:proofErr w:type="spellEnd"/>
       <w:r>
@@ -12798,13 +14047,23 @@
         <w:t xml:space="preserve"> </w:t>
       </w:r>
       <w:proofErr w:type="spellStart"/>
-      <w:r>
-        <w:rPr>
-          <w:rFonts w:ascii="Times New Roman" w:eastAsia="Times New Roman" w:hAnsi="Times New Roman" w:cs="Times New Roman"/>
-          <w:sz w:val="28"/>
-          <w:szCs w:val="28"/>
-        </w:rPr>
-        <w:t>ko‘lamdagi</w:t>
+      <w:proofErr w:type="gramStart"/>
+      <w:r>
+        <w:rPr>
+          <w:rFonts w:ascii="Times New Roman" w:eastAsia="Times New Roman" w:hAnsi="Times New Roman" w:cs="Times New Roman"/>
+          <w:sz w:val="28"/>
+          <w:szCs w:val="28"/>
+        </w:rPr>
+        <w:t>ko‘</w:t>
+      </w:r>
+      <w:proofErr w:type="gramEnd"/>
+      <w:r>
+        <w:rPr>
+          <w:rFonts w:ascii="Times New Roman" w:eastAsia="Times New Roman" w:hAnsi="Times New Roman" w:cs="Times New Roman"/>
+          <w:sz w:val="28"/>
+          <w:szCs w:val="28"/>
+        </w:rPr>
+        <w:t>lamdagi</w:t>
       </w:r>
       <w:proofErr w:type="spellEnd"/>
       <w:r>
@@ -13264,6 +14523,7 @@
           <w:sz w:val="28"/>
           <w:szCs w:val="28"/>
         </w:rPr>
+        <w:lastRenderedPageBreak/>
         <w:t xml:space="preserve">Keeping – </w:t>
       </w:r>
       <w:proofErr w:type="spellStart"/>
@@ -13393,13 +14653,23 @@
         <w:t xml:space="preserve"> </w:t>
       </w:r>
       <w:proofErr w:type="spellStart"/>
-      <w:r>
-        <w:rPr>
-          <w:rFonts w:ascii="Times New Roman" w:eastAsia="Times New Roman" w:hAnsi="Times New Roman" w:cs="Times New Roman"/>
-          <w:sz w:val="28"/>
-          <w:szCs w:val="28"/>
-        </w:rPr>
-        <w:t>bo‘lib</w:t>
+      <w:proofErr w:type="gramStart"/>
+      <w:r>
+        <w:rPr>
+          <w:rFonts w:ascii="Times New Roman" w:eastAsia="Times New Roman" w:hAnsi="Times New Roman" w:cs="Times New Roman"/>
+          <w:sz w:val="28"/>
+          <w:szCs w:val="28"/>
+        </w:rPr>
+        <w:t>bo‘</w:t>
+      </w:r>
+      <w:proofErr w:type="gramEnd"/>
+      <w:r>
+        <w:rPr>
+          <w:rFonts w:ascii="Times New Roman" w:eastAsia="Times New Roman" w:hAnsi="Times New Roman" w:cs="Times New Roman"/>
+          <w:sz w:val="28"/>
+          <w:szCs w:val="28"/>
+        </w:rPr>
+        <w:t>lib</w:t>
       </w:r>
       <w:proofErr w:type="spellEnd"/>
       <w:r>
@@ -13501,13 +14771,23 @@
         <w:t xml:space="preserve"> </w:t>
       </w:r>
       <w:proofErr w:type="spellStart"/>
-      <w:r>
-        <w:rPr>
-          <w:rFonts w:ascii="Times New Roman" w:eastAsia="Times New Roman" w:hAnsi="Times New Roman" w:cs="Times New Roman"/>
-          <w:sz w:val="28"/>
-          <w:szCs w:val="28"/>
-        </w:rPr>
-        <w:t>yo‘nalishlarini</w:t>
+      <w:proofErr w:type="gramStart"/>
+      <w:r>
+        <w:rPr>
+          <w:rFonts w:ascii="Times New Roman" w:eastAsia="Times New Roman" w:hAnsi="Times New Roman" w:cs="Times New Roman"/>
+          <w:sz w:val="28"/>
+          <w:szCs w:val="28"/>
+        </w:rPr>
+        <w:t>yo‘</w:t>
+      </w:r>
+      <w:proofErr w:type="gramEnd"/>
+      <w:r>
+        <w:rPr>
+          <w:rFonts w:ascii="Times New Roman" w:eastAsia="Times New Roman" w:hAnsi="Times New Roman" w:cs="Times New Roman"/>
+          <w:sz w:val="28"/>
+          <w:szCs w:val="28"/>
+        </w:rPr>
+        <w:t>nalishlarini</w:t>
       </w:r>
       <w:proofErr w:type="spellEnd"/>
       <w:r>
@@ -13591,13 +14871,23 @@
         <w:t xml:space="preserve"> </w:t>
       </w:r>
       <w:proofErr w:type="spellStart"/>
-      <w:r>
-        <w:rPr>
-          <w:rFonts w:ascii="Times New Roman" w:eastAsia="Times New Roman" w:hAnsi="Times New Roman" w:cs="Times New Roman"/>
-          <w:sz w:val="28"/>
-          <w:szCs w:val="28"/>
-        </w:rPr>
-        <w:t>bo‘ladilar</w:t>
+      <w:proofErr w:type="gramStart"/>
+      <w:r>
+        <w:rPr>
+          <w:rFonts w:ascii="Times New Roman" w:eastAsia="Times New Roman" w:hAnsi="Times New Roman" w:cs="Times New Roman"/>
+          <w:sz w:val="28"/>
+          <w:szCs w:val="28"/>
+        </w:rPr>
+        <w:t>bo‘</w:t>
+      </w:r>
+      <w:proofErr w:type="gramEnd"/>
+      <w:r>
+        <w:rPr>
+          <w:rFonts w:ascii="Times New Roman" w:eastAsia="Times New Roman" w:hAnsi="Times New Roman" w:cs="Times New Roman"/>
+          <w:sz w:val="28"/>
+          <w:szCs w:val="28"/>
+        </w:rPr>
+        <w:t>ladilar</w:t>
       </w:r>
       <w:proofErr w:type="spellEnd"/>
       <w:r>
@@ -13645,13 +14935,23 @@
         <w:t xml:space="preserve">, </w:t>
       </w:r>
       <w:proofErr w:type="spellStart"/>
-      <w:r>
-        <w:rPr>
-          <w:rFonts w:ascii="Times New Roman" w:eastAsia="Times New Roman" w:hAnsi="Times New Roman" w:cs="Times New Roman"/>
-          <w:sz w:val="28"/>
-          <w:szCs w:val="28"/>
-        </w:rPr>
-        <w:t>o‘rta</w:t>
+      <w:proofErr w:type="gramStart"/>
+      <w:r>
+        <w:rPr>
+          <w:rFonts w:ascii="Times New Roman" w:eastAsia="Times New Roman" w:hAnsi="Times New Roman" w:cs="Times New Roman"/>
+          <w:sz w:val="28"/>
+          <w:szCs w:val="28"/>
+        </w:rPr>
+        <w:t>o‘</w:t>
+      </w:r>
+      <w:proofErr w:type="gramEnd"/>
+      <w:r>
+        <w:rPr>
+          <w:rFonts w:ascii="Times New Roman" w:eastAsia="Times New Roman" w:hAnsi="Times New Roman" w:cs="Times New Roman"/>
+          <w:sz w:val="28"/>
+          <w:szCs w:val="28"/>
+        </w:rPr>
+        <w:t>rta</w:t>
       </w:r>
       <w:proofErr w:type="spellEnd"/>
       <w:r>
@@ -13843,13 +15143,23 @@
         <w:t xml:space="preserve"> </w:t>
       </w:r>
       <w:proofErr w:type="spellStart"/>
-      <w:r>
-        <w:rPr>
-          <w:rFonts w:ascii="Times New Roman" w:eastAsia="Times New Roman" w:hAnsi="Times New Roman" w:cs="Times New Roman"/>
-          <w:sz w:val="28"/>
-          <w:szCs w:val="28"/>
-        </w:rPr>
-        <w:t>bo‘lib</w:t>
+      <w:proofErr w:type="gramStart"/>
+      <w:r>
+        <w:rPr>
+          <w:rFonts w:ascii="Times New Roman" w:eastAsia="Times New Roman" w:hAnsi="Times New Roman" w:cs="Times New Roman"/>
+          <w:sz w:val="28"/>
+          <w:szCs w:val="28"/>
+        </w:rPr>
+        <w:t>bo‘</w:t>
+      </w:r>
+      <w:proofErr w:type="gramEnd"/>
+      <w:r>
+        <w:rPr>
+          <w:rFonts w:ascii="Times New Roman" w:eastAsia="Times New Roman" w:hAnsi="Times New Roman" w:cs="Times New Roman"/>
+          <w:sz w:val="28"/>
+          <w:szCs w:val="28"/>
+        </w:rPr>
+        <w:t>lib</w:t>
       </w:r>
       <w:proofErr w:type="spellEnd"/>
       <w:r>
@@ -14240,13 +15550,23 @@
         <w:t xml:space="preserve"> </w:t>
       </w:r>
       <w:proofErr w:type="spellStart"/>
-      <w:r>
-        <w:rPr>
-          <w:rFonts w:ascii="Times New Roman" w:eastAsia="Times New Roman" w:hAnsi="Times New Roman" w:cs="Times New Roman"/>
-          <w:sz w:val="28"/>
-          <w:szCs w:val="28"/>
-        </w:rPr>
-        <w:t>to‘liq</w:t>
+      <w:proofErr w:type="gramStart"/>
+      <w:r>
+        <w:rPr>
+          <w:rFonts w:ascii="Times New Roman" w:eastAsia="Times New Roman" w:hAnsi="Times New Roman" w:cs="Times New Roman"/>
+          <w:sz w:val="28"/>
+          <w:szCs w:val="28"/>
+        </w:rPr>
+        <w:t>to‘</w:t>
+      </w:r>
+      <w:proofErr w:type="gramEnd"/>
+      <w:r>
+        <w:rPr>
+          <w:rFonts w:ascii="Times New Roman" w:eastAsia="Times New Roman" w:hAnsi="Times New Roman" w:cs="Times New Roman"/>
+          <w:sz w:val="28"/>
+          <w:szCs w:val="28"/>
+        </w:rPr>
+        <w:t>liq</w:t>
       </w:r>
       <w:proofErr w:type="spellEnd"/>
       <w:r>
@@ -14546,13 +15866,23 @@
         <w:t xml:space="preserve"> </w:t>
       </w:r>
       <w:proofErr w:type="spellStart"/>
-      <w:r>
-        <w:rPr>
-          <w:rFonts w:ascii="Times New Roman" w:eastAsia="Times New Roman" w:hAnsi="Times New Roman" w:cs="Times New Roman"/>
-          <w:sz w:val="28"/>
-          <w:szCs w:val="28"/>
-        </w:rPr>
-        <w:t>bo‘lgan</w:t>
+      <w:proofErr w:type="gramStart"/>
+      <w:r>
+        <w:rPr>
+          <w:rFonts w:ascii="Times New Roman" w:eastAsia="Times New Roman" w:hAnsi="Times New Roman" w:cs="Times New Roman"/>
+          <w:sz w:val="28"/>
+          <w:szCs w:val="28"/>
+        </w:rPr>
+        <w:t>bo‘</w:t>
+      </w:r>
+      <w:proofErr w:type="gramEnd"/>
+      <w:r>
+        <w:rPr>
+          <w:rFonts w:ascii="Times New Roman" w:eastAsia="Times New Roman" w:hAnsi="Times New Roman" w:cs="Times New Roman"/>
+          <w:sz w:val="28"/>
+          <w:szCs w:val="28"/>
+        </w:rPr>
+        <w:t>lgan</w:t>
       </w:r>
       <w:proofErr w:type="spellEnd"/>
       <w:r>
@@ -14690,13 +16020,23 @@
         <w:t xml:space="preserve"> </w:t>
       </w:r>
       <w:proofErr w:type="spellStart"/>
-      <w:r>
-        <w:rPr>
-          <w:rFonts w:ascii="Times New Roman" w:eastAsia="Times New Roman" w:hAnsi="Times New Roman" w:cs="Times New Roman"/>
-          <w:sz w:val="28"/>
-          <w:szCs w:val="28"/>
-        </w:rPr>
-        <w:t>bo‘lishidan</w:t>
+      <w:proofErr w:type="gramStart"/>
+      <w:r>
+        <w:rPr>
+          <w:rFonts w:ascii="Times New Roman" w:eastAsia="Times New Roman" w:hAnsi="Times New Roman" w:cs="Times New Roman"/>
+          <w:sz w:val="28"/>
+          <w:szCs w:val="28"/>
+        </w:rPr>
+        <w:t>bo‘</w:t>
+      </w:r>
+      <w:proofErr w:type="gramEnd"/>
+      <w:r>
+        <w:rPr>
+          <w:rFonts w:ascii="Times New Roman" w:eastAsia="Times New Roman" w:hAnsi="Times New Roman" w:cs="Times New Roman"/>
+          <w:sz w:val="28"/>
+          <w:szCs w:val="28"/>
+        </w:rPr>
+        <w:t>lishidan</w:t>
       </w:r>
       <w:proofErr w:type="spellEnd"/>
       <w:r>
@@ -15403,13 +16743,23 @@
         <w:t xml:space="preserve"> </w:t>
       </w:r>
       <w:proofErr w:type="spellStart"/>
-      <w:r>
-        <w:rPr>
-          <w:rFonts w:ascii="Times New Roman" w:eastAsia="Times New Roman" w:hAnsi="Times New Roman" w:cs="Times New Roman"/>
-          <w:sz w:val="28"/>
-          <w:szCs w:val="28"/>
-        </w:rPr>
-        <w:t>bo‘lib</w:t>
+      <w:proofErr w:type="gramStart"/>
+      <w:r>
+        <w:rPr>
+          <w:rFonts w:ascii="Times New Roman" w:eastAsia="Times New Roman" w:hAnsi="Times New Roman" w:cs="Times New Roman"/>
+          <w:sz w:val="28"/>
+          <w:szCs w:val="28"/>
+        </w:rPr>
+        <w:t>bo‘</w:t>
+      </w:r>
+      <w:proofErr w:type="gramEnd"/>
+      <w:r>
+        <w:rPr>
+          <w:rFonts w:ascii="Times New Roman" w:eastAsia="Times New Roman" w:hAnsi="Times New Roman" w:cs="Times New Roman"/>
+          <w:sz w:val="28"/>
+          <w:szCs w:val="28"/>
+        </w:rPr>
+        <w:t>lib</w:t>
       </w:r>
       <w:proofErr w:type="spellEnd"/>
       <w:r>
@@ -15679,7 +17029,6 @@
           <w:sz w:val="28"/>
           <w:szCs w:val="28"/>
         </w:rPr>
-        <w:lastRenderedPageBreak/>
         <w:t>bilimlarisiz</w:t>
       </w:r>
       <w:proofErr w:type="spellEnd"/>
@@ -15962,13 +17311,23 @@
         <w:t xml:space="preserve"> </w:t>
       </w:r>
       <w:proofErr w:type="spellStart"/>
-      <w:r>
-        <w:rPr>
-          <w:rFonts w:ascii="Times New Roman" w:eastAsia="Times New Roman" w:hAnsi="Times New Roman" w:cs="Times New Roman"/>
-          <w:sz w:val="28"/>
-          <w:szCs w:val="28"/>
-        </w:rPr>
-        <w:t>bo‘ladilar</w:t>
+      <w:proofErr w:type="gramStart"/>
+      <w:r>
+        <w:rPr>
+          <w:rFonts w:ascii="Times New Roman" w:eastAsia="Times New Roman" w:hAnsi="Times New Roman" w:cs="Times New Roman"/>
+          <w:sz w:val="28"/>
+          <w:szCs w:val="28"/>
+        </w:rPr>
+        <w:t>bo‘</w:t>
+      </w:r>
+      <w:proofErr w:type="gramEnd"/>
+      <w:r>
+        <w:rPr>
+          <w:rFonts w:ascii="Times New Roman" w:eastAsia="Times New Roman" w:hAnsi="Times New Roman" w:cs="Times New Roman"/>
+          <w:sz w:val="28"/>
+          <w:szCs w:val="28"/>
+        </w:rPr>
+        <w:t>ladilar</w:t>
       </w:r>
       <w:proofErr w:type="spellEnd"/>
       <w:r>
@@ -16081,13 +17440,23 @@
         <w:t xml:space="preserve"> </w:t>
       </w:r>
       <w:proofErr w:type="spellStart"/>
-      <w:r>
-        <w:rPr>
-          <w:rFonts w:ascii="Times New Roman" w:eastAsia="Times New Roman" w:hAnsi="Times New Roman" w:cs="Times New Roman"/>
-          <w:sz w:val="28"/>
-          <w:szCs w:val="28"/>
-        </w:rPr>
-        <w:t>yo‘nalishlari</w:t>
+      <w:proofErr w:type="gramStart"/>
+      <w:r>
+        <w:rPr>
+          <w:rFonts w:ascii="Times New Roman" w:eastAsia="Times New Roman" w:hAnsi="Times New Roman" w:cs="Times New Roman"/>
+          <w:sz w:val="28"/>
+          <w:szCs w:val="28"/>
+        </w:rPr>
+        <w:t>yo‘</w:t>
+      </w:r>
+      <w:proofErr w:type="gramEnd"/>
+      <w:r>
+        <w:rPr>
+          <w:rFonts w:ascii="Times New Roman" w:eastAsia="Times New Roman" w:hAnsi="Times New Roman" w:cs="Times New Roman"/>
+          <w:sz w:val="28"/>
+          <w:szCs w:val="28"/>
+        </w:rPr>
+        <w:t>nalishlari</w:t>
       </w:r>
       <w:proofErr w:type="spellEnd"/>
       <w:r>
@@ -16585,13 +17954,23 @@
         <w:t xml:space="preserve"> </w:t>
       </w:r>
       <w:proofErr w:type="spellStart"/>
-      <w:r>
-        <w:rPr>
-          <w:rFonts w:ascii="Times New Roman" w:eastAsia="Times New Roman" w:hAnsi="Times New Roman" w:cs="Times New Roman"/>
-          <w:sz w:val="28"/>
-          <w:szCs w:val="28"/>
-        </w:rPr>
-        <w:t>bog‘liq</w:t>
+      <w:proofErr w:type="gramStart"/>
+      <w:r>
+        <w:rPr>
+          <w:rFonts w:ascii="Times New Roman" w:eastAsia="Times New Roman" w:hAnsi="Times New Roman" w:cs="Times New Roman"/>
+          <w:sz w:val="28"/>
+          <w:szCs w:val="28"/>
+        </w:rPr>
+        <w:t>bog‘</w:t>
+      </w:r>
+      <w:proofErr w:type="gramEnd"/>
+      <w:r>
+        <w:rPr>
+          <w:rFonts w:ascii="Times New Roman" w:eastAsia="Times New Roman" w:hAnsi="Times New Roman" w:cs="Times New Roman"/>
+          <w:sz w:val="28"/>
+          <w:szCs w:val="28"/>
+        </w:rPr>
+        <w:t>liq</w:t>
       </w:r>
       <w:proofErr w:type="spellEnd"/>
       <w:r>
@@ -16910,13 +18289,23 @@
         <w:t xml:space="preserve"> </w:t>
       </w:r>
       <w:proofErr w:type="spellStart"/>
-      <w:r>
-        <w:rPr>
-          <w:rFonts w:ascii="Times New Roman" w:eastAsia="Times New Roman" w:hAnsi="Times New Roman" w:cs="Times New Roman"/>
-          <w:sz w:val="28"/>
-          <w:szCs w:val="28"/>
-        </w:rPr>
-        <w:t>ko‘plab</w:t>
+      <w:proofErr w:type="gramStart"/>
+      <w:r>
+        <w:rPr>
+          <w:rFonts w:ascii="Times New Roman" w:eastAsia="Times New Roman" w:hAnsi="Times New Roman" w:cs="Times New Roman"/>
+          <w:sz w:val="28"/>
+          <w:szCs w:val="28"/>
+        </w:rPr>
+        <w:t>ko‘</w:t>
+      </w:r>
+      <w:proofErr w:type="gramEnd"/>
+      <w:r>
+        <w:rPr>
+          <w:rFonts w:ascii="Times New Roman" w:eastAsia="Times New Roman" w:hAnsi="Times New Roman" w:cs="Times New Roman"/>
+          <w:sz w:val="28"/>
+          <w:szCs w:val="28"/>
+        </w:rPr>
+        <w:t>plab</w:t>
       </w:r>
       <w:proofErr w:type="spellEnd"/>
       <w:r>
@@ -17522,13 +18911,23 @@
         <w:t xml:space="preserve"> </w:t>
       </w:r>
       <w:proofErr w:type="spellStart"/>
-      <w:r>
-        <w:rPr>
-          <w:rFonts w:ascii="Times New Roman" w:eastAsia="Times New Roman" w:hAnsi="Times New Roman" w:cs="Times New Roman"/>
-          <w:sz w:val="28"/>
-          <w:szCs w:val="28"/>
-        </w:rPr>
-        <w:t>qog‘ozbozlikni</w:t>
+      <w:proofErr w:type="gramStart"/>
+      <w:r>
+        <w:rPr>
+          <w:rFonts w:ascii="Times New Roman" w:eastAsia="Times New Roman" w:hAnsi="Times New Roman" w:cs="Times New Roman"/>
+          <w:sz w:val="28"/>
+          <w:szCs w:val="28"/>
+        </w:rPr>
+        <w:t>qog‘</w:t>
+      </w:r>
+      <w:proofErr w:type="gramEnd"/>
+      <w:r>
+        <w:rPr>
+          <w:rFonts w:ascii="Times New Roman" w:eastAsia="Times New Roman" w:hAnsi="Times New Roman" w:cs="Times New Roman"/>
+          <w:sz w:val="28"/>
+          <w:szCs w:val="28"/>
+        </w:rPr>
+        <w:t>ozbozlikni</w:t>
       </w:r>
       <w:proofErr w:type="spellEnd"/>
       <w:r>
@@ -17685,30 +19084,41 @@
         <w:t xml:space="preserve"> </w:t>
       </w:r>
       <w:proofErr w:type="spellStart"/>
-      <w:r>
-        <w:rPr>
-          <w:rFonts w:ascii="Times New Roman" w:eastAsia="Times New Roman" w:hAnsi="Times New Roman" w:cs="Times New Roman"/>
-          <w:sz w:val="28"/>
-          <w:szCs w:val="28"/>
-        </w:rPr>
-        <w:t>yo‘nalishlardan</w:t>
-      </w:r>
-      <w:proofErr w:type="spellEnd"/>
-      <w:r>
-        <w:rPr>
-          <w:rFonts w:ascii="Times New Roman" w:eastAsia="Times New Roman" w:hAnsi="Times New Roman" w:cs="Times New Roman"/>
-          <w:sz w:val="28"/>
-          <w:szCs w:val="28"/>
-        </w:rPr>
-        <w:t xml:space="preserve"> </w:t>
-      </w:r>
-      <w:proofErr w:type="spellStart"/>
-      <w:r>
-        <w:rPr>
-          <w:rFonts w:ascii="Times New Roman" w:eastAsia="Times New Roman" w:hAnsi="Times New Roman" w:cs="Times New Roman"/>
-          <w:sz w:val="28"/>
-          <w:szCs w:val="28"/>
-        </w:rPr>
+      <w:proofErr w:type="gramStart"/>
+      <w:r>
+        <w:rPr>
+          <w:rFonts w:ascii="Times New Roman" w:eastAsia="Times New Roman" w:hAnsi="Times New Roman" w:cs="Times New Roman"/>
+          <w:sz w:val="28"/>
+          <w:szCs w:val="28"/>
+        </w:rPr>
+        <w:t>yo‘</w:t>
+      </w:r>
+      <w:proofErr w:type="gramEnd"/>
+      <w:r>
+        <w:rPr>
+          <w:rFonts w:ascii="Times New Roman" w:eastAsia="Times New Roman" w:hAnsi="Times New Roman" w:cs="Times New Roman"/>
+          <w:sz w:val="28"/>
+          <w:szCs w:val="28"/>
+        </w:rPr>
+        <w:t>nalishlardan</w:t>
+      </w:r>
+      <w:proofErr w:type="spellEnd"/>
+      <w:r>
+        <w:rPr>
+          <w:rFonts w:ascii="Times New Roman" w:eastAsia="Times New Roman" w:hAnsi="Times New Roman" w:cs="Times New Roman"/>
+          <w:sz w:val="28"/>
+          <w:szCs w:val="28"/>
+        </w:rPr>
+        <w:t xml:space="preserve"> </w:t>
+      </w:r>
+      <w:proofErr w:type="spellStart"/>
+      <w:r>
+        <w:rPr>
+          <w:rFonts w:ascii="Times New Roman" w:eastAsia="Times New Roman" w:hAnsi="Times New Roman" w:cs="Times New Roman"/>
+          <w:sz w:val="28"/>
+          <w:szCs w:val="28"/>
+        </w:rPr>
+        <w:lastRenderedPageBreak/>
         <w:t>biri</w:t>
       </w:r>
       <w:proofErr w:type="spellEnd"/>
@@ -17757,13 +19167,23 @@
         <w:t xml:space="preserve"> </w:t>
       </w:r>
       <w:proofErr w:type="spellStart"/>
-      <w:r>
-        <w:rPr>
-          <w:rFonts w:ascii="Times New Roman" w:eastAsia="Times New Roman" w:hAnsi="Times New Roman" w:cs="Times New Roman"/>
-          <w:sz w:val="28"/>
-          <w:szCs w:val="28"/>
-        </w:rPr>
-        <w:t>O‘zbekiston</w:t>
+      <w:proofErr w:type="gramStart"/>
+      <w:r>
+        <w:rPr>
+          <w:rFonts w:ascii="Times New Roman" w:eastAsia="Times New Roman" w:hAnsi="Times New Roman" w:cs="Times New Roman"/>
+          <w:sz w:val="28"/>
+          <w:szCs w:val="28"/>
+        </w:rPr>
+        <w:t>O‘</w:t>
+      </w:r>
+      <w:proofErr w:type="gramEnd"/>
+      <w:r>
+        <w:rPr>
+          <w:rFonts w:ascii="Times New Roman" w:eastAsia="Times New Roman" w:hAnsi="Times New Roman" w:cs="Times New Roman"/>
+          <w:sz w:val="28"/>
+          <w:szCs w:val="28"/>
+        </w:rPr>
+        <w:t>zbekiston</w:t>
       </w:r>
       <w:proofErr w:type="spellEnd"/>
       <w:r>
@@ -17973,13 +19393,23 @@
         <w:t xml:space="preserve"> </w:t>
       </w:r>
       <w:proofErr w:type="spellStart"/>
-      <w:r>
-        <w:rPr>
-          <w:rFonts w:ascii="Times New Roman" w:eastAsia="Times New Roman" w:hAnsi="Times New Roman" w:cs="Times New Roman"/>
-          <w:sz w:val="28"/>
-          <w:szCs w:val="28"/>
-        </w:rPr>
-        <w:t>to‘liq</w:t>
+      <w:proofErr w:type="gramStart"/>
+      <w:r>
+        <w:rPr>
+          <w:rFonts w:ascii="Times New Roman" w:eastAsia="Times New Roman" w:hAnsi="Times New Roman" w:cs="Times New Roman"/>
+          <w:sz w:val="28"/>
+          <w:szCs w:val="28"/>
+        </w:rPr>
+        <w:t>to‘</w:t>
+      </w:r>
+      <w:proofErr w:type="gramEnd"/>
+      <w:r>
+        <w:rPr>
+          <w:rFonts w:ascii="Times New Roman" w:eastAsia="Times New Roman" w:hAnsi="Times New Roman" w:cs="Times New Roman"/>
+          <w:sz w:val="28"/>
+          <w:szCs w:val="28"/>
+        </w:rPr>
+        <w:t>liq</w:t>
       </w:r>
       <w:proofErr w:type="spellEnd"/>
       <w:r>
@@ -18452,13 +19882,23 @@
         <w:t xml:space="preserve"> </w:t>
       </w:r>
       <w:proofErr w:type="spellStart"/>
-      <w:r>
-        <w:rPr>
-          <w:rFonts w:ascii="Times New Roman" w:eastAsia="Times New Roman" w:hAnsi="Times New Roman" w:cs="Times New Roman"/>
-          <w:sz w:val="28"/>
-          <w:szCs w:val="28"/>
-        </w:rPr>
-        <w:t>bo‘lgan</w:t>
+      <w:proofErr w:type="gramStart"/>
+      <w:r>
+        <w:rPr>
+          <w:rFonts w:ascii="Times New Roman" w:eastAsia="Times New Roman" w:hAnsi="Times New Roman" w:cs="Times New Roman"/>
+          <w:sz w:val="28"/>
+          <w:szCs w:val="28"/>
+        </w:rPr>
+        <w:t>bo‘</w:t>
+      </w:r>
+      <w:proofErr w:type="gramEnd"/>
+      <w:r>
+        <w:rPr>
+          <w:rFonts w:ascii="Times New Roman" w:eastAsia="Times New Roman" w:hAnsi="Times New Roman" w:cs="Times New Roman"/>
+          <w:sz w:val="28"/>
+          <w:szCs w:val="28"/>
+        </w:rPr>
+        <w:t>lgan</w:t>
       </w:r>
       <w:proofErr w:type="spellEnd"/>
       <w:r>
@@ -18506,13 +19946,23 @@
         <w:t xml:space="preserve"> </w:t>
       </w:r>
       <w:proofErr w:type="spellStart"/>
-      <w:r>
-        <w:rPr>
-          <w:rFonts w:ascii="Times New Roman" w:eastAsia="Times New Roman" w:hAnsi="Times New Roman" w:cs="Times New Roman"/>
-          <w:sz w:val="28"/>
-          <w:szCs w:val="28"/>
-        </w:rPr>
-        <w:t>to‘liq</w:t>
+      <w:proofErr w:type="gramStart"/>
+      <w:r>
+        <w:rPr>
+          <w:rFonts w:ascii="Times New Roman" w:eastAsia="Times New Roman" w:hAnsi="Times New Roman" w:cs="Times New Roman"/>
+          <w:sz w:val="28"/>
+          <w:szCs w:val="28"/>
+        </w:rPr>
+        <w:t>to‘</w:t>
+      </w:r>
+      <w:proofErr w:type="gramEnd"/>
+      <w:r>
+        <w:rPr>
+          <w:rFonts w:ascii="Times New Roman" w:eastAsia="Times New Roman" w:hAnsi="Times New Roman" w:cs="Times New Roman"/>
+          <w:sz w:val="28"/>
+          <w:szCs w:val="28"/>
+        </w:rPr>
+        <w:t>liq</w:t>
       </w:r>
       <w:proofErr w:type="spellEnd"/>
       <w:r>
@@ -18560,13 +20010,23 @@
         <w:t xml:space="preserve"> </w:t>
       </w:r>
       <w:proofErr w:type="spellStart"/>
-      <w:r>
-        <w:rPr>
-          <w:rFonts w:ascii="Times New Roman" w:eastAsia="Times New Roman" w:hAnsi="Times New Roman" w:cs="Times New Roman"/>
-          <w:sz w:val="28"/>
-          <w:szCs w:val="28"/>
-        </w:rPr>
-        <w:t>bo‘lib</w:t>
+      <w:proofErr w:type="gramStart"/>
+      <w:r>
+        <w:rPr>
+          <w:rFonts w:ascii="Times New Roman" w:eastAsia="Times New Roman" w:hAnsi="Times New Roman" w:cs="Times New Roman"/>
+          <w:sz w:val="28"/>
+          <w:szCs w:val="28"/>
+        </w:rPr>
+        <w:t>bo‘</w:t>
+      </w:r>
+      <w:proofErr w:type="gramEnd"/>
+      <w:r>
+        <w:rPr>
+          <w:rFonts w:ascii="Times New Roman" w:eastAsia="Times New Roman" w:hAnsi="Times New Roman" w:cs="Times New Roman"/>
+          <w:sz w:val="28"/>
+          <w:szCs w:val="28"/>
+        </w:rPr>
+        <w:t>lib</w:t>
       </w:r>
       <w:proofErr w:type="spellEnd"/>
       <w:r>
@@ -18704,13 +20164,23 @@
         <w:t xml:space="preserve"> </w:t>
       </w:r>
       <w:proofErr w:type="spellStart"/>
-      <w:r>
-        <w:rPr>
-          <w:rFonts w:ascii="Times New Roman" w:eastAsia="Times New Roman" w:hAnsi="Times New Roman" w:cs="Times New Roman"/>
-          <w:sz w:val="28"/>
-          <w:szCs w:val="28"/>
-        </w:rPr>
-        <w:t>o‘z</w:t>
+      <w:proofErr w:type="gramStart"/>
+      <w:r>
+        <w:rPr>
+          <w:rFonts w:ascii="Times New Roman" w:eastAsia="Times New Roman" w:hAnsi="Times New Roman" w:cs="Times New Roman"/>
+          <w:sz w:val="28"/>
+          <w:szCs w:val="28"/>
+        </w:rPr>
+        <w:t>o‘</w:t>
+      </w:r>
+      <w:proofErr w:type="gramEnd"/>
+      <w:r>
+        <w:rPr>
+          <w:rFonts w:ascii="Times New Roman" w:eastAsia="Times New Roman" w:hAnsi="Times New Roman" w:cs="Times New Roman"/>
+          <w:sz w:val="28"/>
+          <w:szCs w:val="28"/>
+        </w:rPr>
+        <w:t>z</w:t>
       </w:r>
       <w:proofErr w:type="spellEnd"/>
       <w:r>
@@ -18776,13 +20246,23 @@
         <w:t xml:space="preserve"> </w:t>
       </w:r>
       <w:proofErr w:type="spellStart"/>
-      <w:r>
-        <w:rPr>
-          <w:rFonts w:ascii="Times New Roman" w:eastAsia="Times New Roman" w:hAnsi="Times New Roman" w:cs="Times New Roman"/>
-          <w:sz w:val="28"/>
-          <w:szCs w:val="28"/>
-        </w:rPr>
-        <w:t>to‘liq</w:t>
+      <w:proofErr w:type="gramStart"/>
+      <w:r>
+        <w:rPr>
+          <w:rFonts w:ascii="Times New Roman" w:eastAsia="Times New Roman" w:hAnsi="Times New Roman" w:cs="Times New Roman"/>
+          <w:sz w:val="28"/>
+          <w:szCs w:val="28"/>
+        </w:rPr>
+        <w:t>to‘</w:t>
+      </w:r>
+      <w:proofErr w:type="gramEnd"/>
+      <w:r>
+        <w:rPr>
+          <w:rFonts w:ascii="Times New Roman" w:eastAsia="Times New Roman" w:hAnsi="Times New Roman" w:cs="Times New Roman"/>
+          <w:sz w:val="28"/>
+          <w:szCs w:val="28"/>
+        </w:rPr>
+        <w:t>liq</w:t>
       </w:r>
       <w:proofErr w:type="spellEnd"/>
       <w:r>
@@ -19256,13 +20736,23 @@
         <w:t xml:space="preserve"> </w:t>
       </w:r>
       <w:proofErr w:type="spellStart"/>
-      <w:r>
-        <w:rPr>
-          <w:rFonts w:ascii="Times New Roman" w:eastAsia="Times New Roman" w:hAnsi="Times New Roman" w:cs="Times New Roman"/>
-          <w:sz w:val="28"/>
-          <w:szCs w:val="28"/>
-        </w:rPr>
-        <w:t>ko‘plab</w:t>
+      <w:proofErr w:type="gramStart"/>
+      <w:r>
+        <w:rPr>
+          <w:rFonts w:ascii="Times New Roman" w:eastAsia="Times New Roman" w:hAnsi="Times New Roman" w:cs="Times New Roman"/>
+          <w:sz w:val="28"/>
+          <w:szCs w:val="28"/>
+        </w:rPr>
+        <w:t>ko‘</w:t>
+      </w:r>
+      <w:proofErr w:type="gramEnd"/>
+      <w:r>
+        <w:rPr>
+          <w:rFonts w:ascii="Times New Roman" w:eastAsia="Times New Roman" w:hAnsi="Times New Roman" w:cs="Times New Roman"/>
+          <w:sz w:val="28"/>
+          <w:szCs w:val="28"/>
+        </w:rPr>
+        <w:t>plab</w:t>
       </w:r>
       <w:proofErr w:type="spellEnd"/>
       <w:r>
@@ -19580,7 +21070,6 @@
           <w:sz w:val="28"/>
           <w:szCs w:val="28"/>
         </w:rPr>
-        <w:lastRenderedPageBreak/>
         <w:t xml:space="preserve">🔹 </w:t>
       </w:r>
       <w:proofErr w:type="spellStart"/>
@@ -20018,13 +21507,23 @@
         <w:t xml:space="preserve"> </w:t>
       </w:r>
       <w:proofErr w:type="spellStart"/>
-      <w:r>
-        <w:rPr>
-          <w:rFonts w:ascii="Times New Roman" w:eastAsia="Times New Roman" w:hAnsi="Times New Roman" w:cs="Times New Roman"/>
-          <w:sz w:val="28"/>
-          <w:szCs w:val="28"/>
-        </w:rPr>
-        <w:t>bo‘limlarga</w:t>
+      <w:proofErr w:type="gramStart"/>
+      <w:r>
+        <w:rPr>
+          <w:rFonts w:ascii="Times New Roman" w:eastAsia="Times New Roman" w:hAnsi="Times New Roman" w:cs="Times New Roman"/>
+          <w:sz w:val="28"/>
+          <w:szCs w:val="28"/>
+        </w:rPr>
+        <w:t>bo‘</w:t>
+      </w:r>
+      <w:proofErr w:type="gramEnd"/>
+      <w:r>
+        <w:rPr>
+          <w:rFonts w:ascii="Times New Roman" w:eastAsia="Times New Roman" w:hAnsi="Times New Roman" w:cs="Times New Roman"/>
+          <w:sz w:val="28"/>
+          <w:szCs w:val="28"/>
+        </w:rPr>
+        <w:t>limlarga</w:t>
       </w:r>
       <w:proofErr w:type="spellEnd"/>
       <w:r>
@@ -20072,13 +21571,23 @@
         <w:t xml:space="preserve"> </w:t>
       </w:r>
       <w:proofErr w:type="spellStart"/>
-      <w:r>
-        <w:rPr>
-          <w:rFonts w:ascii="Times New Roman" w:eastAsia="Times New Roman" w:hAnsi="Times New Roman" w:cs="Times New Roman"/>
-          <w:sz w:val="28"/>
-          <w:szCs w:val="28"/>
-        </w:rPr>
-        <w:t>bo‘lib</w:t>
+      <w:proofErr w:type="gramStart"/>
+      <w:r>
+        <w:rPr>
+          <w:rFonts w:ascii="Times New Roman" w:eastAsia="Times New Roman" w:hAnsi="Times New Roman" w:cs="Times New Roman"/>
+          <w:sz w:val="28"/>
+          <w:szCs w:val="28"/>
+        </w:rPr>
+        <w:t>bo‘</w:t>
+      </w:r>
+      <w:proofErr w:type="gramEnd"/>
+      <w:r>
+        <w:rPr>
+          <w:rFonts w:ascii="Times New Roman" w:eastAsia="Times New Roman" w:hAnsi="Times New Roman" w:cs="Times New Roman"/>
+          <w:sz w:val="28"/>
+          <w:szCs w:val="28"/>
+        </w:rPr>
+        <w:t>lib</w:t>
       </w:r>
       <w:proofErr w:type="spellEnd"/>
       <w:r>
@@ -20521,31 +22030,51 @@
         <w:t xml:space="preserve"> </w:t>
       </w:r>
       <w:proofErr w:type="spellStart"/>
-      <w:r>
-        <w:rPr>
-          <w:rFonts w:ascii="Times New Roman" w:eastAsia="Times New Roman" w:hAnsi="Times New Roman" w:cs="Times New Roman"/>
-          <w:sz w:val="28"/>
-          <w:szCs w:val="28"/>
-        </w:rPr>
-        <w:t>yo‘lga</w:t>
-      </w:r>
-      <w:proofErr w:type="spellEnd"/>
-      <w:r>
-        <w:rPr>
-          <w:rFonts w:ascii="Times New Roman" w:eastAsia="Times New Roman" w:hAnsi="Times New Roman" w:cs="Times New Roman"/>
-          <w:sz w:val="28"/>
-          <w:szCs w:val="28"/>
-        </w:rPr>
-        <w:t xml:space="preserve"> </w:t>
-      </w:r>
-      <w:proofErr w:type="spellStart"/>
-      <w:r>
-        <w:rPr>
-          <w:rFonts w:ascii="Times New Roman" w:eastAsia="Times New Roman" w:hAnsi="Times New Roman" w:cs="Times New Roman"/>
-          <w:sz w:val="28"/>
-          <w:szCs w:val="28"/>
-        </w:rPr>
-        <w:t>qo‘yilgan</w:t>
+      <w:proofErr w:type="gramStart"/>
+      <w:r>
+        <w:rPr>
+          <w:rFonts w:ascii="Times New Roman" w:eastAsia="Times New Roman" w:hAnsi="Times New Roman" w:cs="Times New Roman"/>
+          <w:sz w:val="28"/>
+          <w:szCs w:val="28"/>
+        </w:rPr>
+        <w:t>yo‘</w:t>
+      </w:r>
+      <w:proofErr w:type="gramEnd"/>
+      <w:r>
+        <w:rPr>
+          <w:rFonts w:ascii="Times New Roman" w:eastAsia="Times New Roman" w:hAnsi="Times New Roman" w:cs="Times New Roman"/>
+          <w:sz w:val="28"/>
+          <w:szCs w:val="28"/>
+        </w:rPr>
+        <w:t>lga</w:t>
+      </w:r>
+      <w:proofErr w:type="spellEnd"/>
+      <w:r>
+        <w:rPr>
+          <w:rFonts w:ascii="Times New Roman" w:eastAsia="Times New Roman" w:hAnsi="Times New Roman" w:cs="Times New Roman"/>
+          <w:sz w:val="28"/>
+          <w:szCs w:val="28"/>
+        </w:rPr>
+        <w:t xml:space="preserve"> </w:t>
+      </w:r>
+      <w:proofErr w:type="spellStart"/>
+      <w:proofErr w:type="gramStart"/>
+      <w:r>
+        <w:rPr>
+          <w:rFonts w:ascii="Times New Roman" w:eastAsia="Times New Roman" w:hAnsi="Times New Roman" w:cs="Times New Roman"/>
+          <w:sz w:val="28"/>
+          <w:szCs w:val="28"/>
+        </w:rPr>
+        <w:t>qo‘</w:t>
+      </w:r>
+      <w:proofErr w:type="gramEnd"/>
+      <w:r>
+        <w:rPr>
+          <w:rFonts w:ascii="Times New Roman" w:eastAsia="Times New Roman" w:hAnsi="Times New Roman" w:cs="Times New Roman"/>
+          <w:sz w:val="28"/>
+          <w:szCs w:val="28"/>
+        </w:rPr>
+        <w:t>yilgan</w:t>
       </w:r>
       <w:proofErr w:type="spellEnd"/>
       <w:r>
@@ -20611,13 +22140,23 @@
         <w:t xml:space="preserve"> </w:t>
       </w:r>
       <w:proofErr w:type="spellStart"/>
-      <w:r>
-        <w:rPr>
-          <w:rFonts w:ascii="Times New Roman" w:eastAsia="Times New Roman" w:hAnsi="Times New Roman" w:cs="Times New Roman"/>
-          <w:sz w:val="28"/>
-          <w:szCs w:val="28"/>
-        </w:rPr>
-        <w:t>qo‘lda</w:t>
+      <w:proofErr w:type="gramStart"/>
+      <w:r>
+        <w:rPr>
+          <w:rFonts w:ascii="Times New Roman" w:eastAsia="Times New Roman" w:hAnsi="Times New Roman" w:cs="Times New Roman"/>
+          <w:sz w:val="28"/>
+          <w:szCs w:val="28"/>
+        </w:rPr>
+        <w:t>qo‘</w:t>
+      </w:r>
+      <w:proofErr w:type="gramEnd"/>
+      <w:r>
+        <w:rPr>
+          <w:rFonts w:ascii="Times New Roman" w:eastAsia="Times New Roman" w:hAnsi="Times New Roman" w:cs="Times New Roman"/>
+          <w:sz w:val="28"/>
+          <w:szCs w:val="28"/>
+        </w:rPr>
+        <w:t>lda</w:t>
       </w:r>
       <w:proofErr w:type="spellEnd"/>
       <w:r>
@@ -20917,13 +22456,23 @@
         <w:t xml:space="preserve"> </w:t>
       </w:r>
       <w:proofErr w:type="spellStart"/>
-      <w:r>
-        <w:rPr>
-          <w:rFonts w:ascii="Times New Roman" w:eastAsia="Times New Roman" w:hAnsi="Times New Roman" w:cs="Times New Roman"/>
-          <w:sz w:val="28"/>
-          <w:szCs w:val="28"/>
-        </w:rPr>
-        <w:t>bo‘lish</w:t>
+      <w:proofErr w:type="gramStart"/>
+      <w:r>
+        <w:rPr>
+          <w:rFonts w:ascii="Times New Roman" w:eastAsia="Times New Roman" w:hAnsi="Times New Roman" w:cs="Times New Roman"/>
+          <w:sz w:val="28"/>
+          <w:szCs w:val="28"/>
+        </w:rPr>
+        <w:t>bo‘</w:t>
+      </w:r>
+      <w:proofErr w:type="gramEnd"/>
+      <w:r>
+        <w:rPr>
+          <w:rFonts w:ascii="Times New Roman" w:eastAsia="Times New Roman" w:hAnsi="Times New Roman" w:cs="Times New Roman"/>
+          <w:sz w:val="28"/>
+          <w:szCs w:val="28"/>
+        </w:rPr>
+        <w:t>lish</w:t>
       </w:r>
       <w:proofErr w:type="spellEnd"/>
       <w:r>
@@ -21187,13 +22736,23 @@
         <w:t xml:space="preserve"> </w:t>
       </w:r>
       <w:proofErr w:type="spellStart"/>
-      <w:r>
-        <w:rPr>
-          <w:rFonts w:ascii="Times New Roman" w:eastAsia="Times New Roman" w:hAnsi="Times New Roman" w:cs="Times New Roman"/>
-          <w:sz w:val="28"/>
-          <w:szCs w:val="28"/>
-        </w:rPr>
-        <w:t>o‘zida</w:t>
+      <w:proofErr w:type="gramStart"/>
+      <w:r>
+        <w:rPr>
+          <w:rFonts w:ascii="Times New Roman" w:eastAsia="Times New Roman" w:hAnsi="Times New Roman" w:cs="Times New Roman"/>
+          <w:sz w:val="28"/>
+          <w:szCs w:val="28"/>
+        </w:rPr>
+        <w:t>o‘</w:t>
+      </w:r>
+      <w:proofErr w:type="gramEnd"/>
+      <w:r>
+        <w:rPr>
+          <w:rFonts w:ascii="Times New Roman" w:eastAsia="Times New Roman" w:hAnsi="Times New Roman" w:cs="Times New Roman"/>
+          <w:sz w:val="28"/>
+          <w:szCs w:val="28"/>
+        </w:rPr>
+        <w:t>zida</w:t>
       </w:r>
       <w:proofErr w:type="spellEnd"/>
       <w:r>
@@ -21295,13 +22854,23 @@
         <w:t xml:space="preserve"> </w:t>
       </w:r>
       <w:proofErr w:type="spellStart"/>
-      <w:r>
-        <w:rPr>
-          <w:rFonts w:ascii="Times New Roman" w:eastAsia="Times New Roman" w:hAnsi="Times New Roman" w:cs="Times New Roman"/>
-          <w:sz w:val="28"/>
-          <w:szCs w:val="28"/>
-        </w:rPr>
-        <w:t>bo‘lib</w:t>
+      <w:proofErr w:type="gramStart"/>
+      <w:r>
+        <w:rPr>
+          <w:rFonts w:ascii="Times New Roman" w:eastAsia="Times New Roman" w:hAnsi="Times New Roman" w:cs="Times New Roman"/>
+          <w:sz w:val="28"/>
+          <w:szCs w:val="28"/>
+        </w:rPr>
+        <w:t>bo‘</w:t>
+      </w:r>
+      <w:proofErr w:type="gramEnd"/>
+      <w:r>
+        <w:rPr>
+          <w:rFonts w:ascii="Times New Roman" w:eastAsia="Times New Roman" w:hAnsi="Times New Roman" w:cs="Times New Roman"/>
+          <w:sz w:val="28"/>
+          <w:szCs w:val="28"/>
+        </w:rPr>
+        <w:t>lib</w:t>
       </w:r>
       <w:proofErr w:type="spellEnd"/>
       <w:r>
@@ -21529,6 +23098,7 @@
           <w:sz w:val="28"/>
           <w:szCs w:val="28"/>
         </w:rPr>
+        <w:lastRenderedPageBreak/>
         <w:t xml:space="preserve">🔹 </w:t>
       </w:r>
       <w:proofErr w:type="spellStart"/>
@@ -22015,13 +23585,23 @@
         <w:t xml:space="preserve"> </w:t>
       </w:r>
       <w:proofErr w:type="spellStart"/>
-      <w:r>
-        <w:rPr>
-          <w:rFonts w:ascii="Times New Roman" w:eastAsia="Times New Roman" w:hAnsi="Times New Roman" w:cs="Times New Roman"/>
-          <w:sz w:val="28"/>
-          <w:szCs w:val="28"/>
-        </w:rPr>
-        <w:t>to‘liq</w:t>
+      <w:proofErr w:type="gramStart"/>
+      <w:r>
+        <w:rPr>
+          <w:rFonts w:ascii="Times New Roman" w:eastAsia="Times New Roman" w:hAnsi="Times New Roman" w:cs="Times New Roman"/>
+          <w:sz w:val="28"/>
+          <w:szCs w:val="28"/>
+        </w:rPr>
+        <w:t>to‘</w:t>
+      </w:r>
+      <w:proofErr w:type="gramEnd"/>
+      <w:r>
+        <w:rPr>
+          <w:rFonts w:ascii="Times New Roman" w:eastAsia="Times New Roman" w:hAnsi="Times New Roman" w:cs="Times New Roman"/>
+          <w:sz w:val="28"/>
+          <w:szCs w:val="28"/>
+        </w:rPr>
+        <w:t>liq</w:t>
       </w:r>
       <w:proofErr w:type="spellEnd"/>
       <w:r>
@@ -22159,13 +23739,23 @@
         <w:t xml:space="preserve"> </w:t>
       </w:r>
       <w:proofErr w:type="spellStart"/>
-      <w:r>
-        <w:rPr>
-          <w:rFonts w:ascii="Times New Roman" w:eastAsia="Times New Roman" w:hAnsi="Times New Roman" w:cs="Times New Roman"/>
-          <w:sz w:val="28"/>
-          <w:szCs w:val="28"/>
-        </w:rPr>
-        <w:t>bo‘limda</w:t>
+      <w:proofErr w:type="gramStart"/>
+      <w:r>
+        <w:rPr>
+          <w:rFonts w:ascii="Times New Roman" w:eastAsia="Times New Roman" w:hAnsi="Times New Roman" w:cs="Times New Roman"/>
+          <w:sz w:val="28"/>
+          <w:szCs w:val="28"/>
+        </w:rPr>
+        <w:t>bo‘</w:t>
+      </w:r>
+      <w:proofErr w:type="gramEnd"/>
+      <w:r>
+        <w:rPr>
+          <w:rFonts w:ascii="Times New Roman" w:eastAsia="Times New Roman" w:hAnsi="Times New Roman" w:cs="Times New Roman"/>
+          <w:sz w:val="28"/>
+          <w:szCs w:val="28"/>
+        </w:rPr>
+        <w:t>limda</w:t>
       </w:r>
       <w:proofErr w:type="spellEnd"/>
       <w:r>
@@ -22393,13 +23983,23 @@
         <w:t xml:space="preserve"> </w:t>
       </w:r>
       <w:proofErr w:type="spellStart"/>
-      <w:r>
-        <w:rPr>
-          <w:rFonts w:ascii="Times New Roman" w:eastAsia="Times New Roman" w:hAnsi="Times New Roman" w:cs="Times New Roman"/>
-          <w:sz w:val="28"/>
-          <w:szCs w:val="28"/>
-        </w:rPr>
-        <w:t>ko‘rsatkichlar</w:t>
+      <w:proofErr w:type="gramStart"/>
+      <w:r>
+        <w:rPr>
+          <w:rFonts w:ascii="Times New Roman" w:eastAsia="Times New Roman" w:hAnsi="Times New Roman" w:cs="Times New Roman"/>
+          <w:sz w:val="28"/>
+          <w:szCs w:val="28"/>
+        </w:rPr>
+        <w:t>ko‘</w:t>
+      </w:r>
+      <w:proofErr w:type="gramEnd"/>
+      <w:r>
+        <w:rPr>
+          <w:rFonts w:ascii="Times New Roman" w:eastAsia="Times New Roman" w:hAnsi="Times New Roman" w:cs="Times New Roman"/>
+          <w:sz w:val="28"/>
+          <w:szCs w:val="28"/>
+        </w:rPr>
+        <w:t>rsatkichlar</w:t>
       </w:r>
       <w:proofErr w:type="spellEnd"/>
       <w:r>
@@ -22519,13 +24119,23 @@
         <w:t xml:space="preserve"> </w:t>
       </w:r>
       <w:proofErr w:type="spellStart"/>
-      <w:r>
-        <w:rPr>
-          <w:rFonts w:ascii="Times New Roman" w:eastAsia="Times New Roman" w:hAnsi="Times New Roman" w:cs="Times New Roman"/>
-          <w:sz w:val="28"/>
-          <w:szCs w:val="28"/>
-        </w:rPr>
-        <w:t>ko‘rinishida</w:t>
+      <w:proofErr w:type="gramStart"/>
+      <w:r>
+        <w:rPr>
+          <w:rFonts w:ascii="Times New Roman" w:eastAsia="Times New Roman" w:hAnsi="Times New Roman" w:cs="Times New Roman"/>
+          <w:sz w:val="28"/>
+          <w:szCs w:val="28"/>
+        </w:rPr>
+        <w:t>ko‘</w:t>
+      </w:r>
+      <w:proofErr w:type="gramEnd"/>
+      <w:r>
+        <w:rPr>
+          <w:rFonts w:ascii="Times New Roman" w:eastAsia="Times New Roman" w:hAnsi="Times New Roman" w:cs="Times New Roman"/>
+          <w:sz w:val="28"/>
+          <w:szCs w:val="28"/>
+        </w:rPr>
+        <w:t>rinishida</w:t>
       </w:r>
       <w:proofErr w:type="spellEnd"/>
       <w:r>
@@ -22627,13 +24237,23 @@
         <w:t xml:space="preserve"> </w:t>
       </w:r>
       <w:proofErr w:type="spellStart"/>
-      <w:r>
-        <w:rPr>
-          <w:rFonts w:ascii="Times New Roman" w:eastAsia="Times New Roman" w:hAnsi="Times New Roman" w:cs="Times New Roman"/>
-          <w:sz w:val="28"/>
-          <w:szCs w:val="28"/>
-        </w:rPr>
-        <w:t>bo‘limi</w:t>
+      <w:proofErr w:type="gramStart"/>
+      <w:r>
+        <w:rPr>
+          <w:rFonts w:ascii="Times New Roman" w:eastAsia="Times New Roman" w:hAnsi="Times New Roman" w:cs="Times New Roman"/>
+          <w:sz w:val="28"/>
+          <w:szCs w:val="28"/>
+        </w:rPr>
+        <w:t>bo‘</w:t>
+      </w:r>
+      <w:proofErr w:type="gramEnd"/>
+      <w:r>
+        <w:rPr>
+          <w:rFonts w:ascii="Times New Roman" w:eastAsia="Times New Roman" w:hAnsi="Times New Roman" w:cs="Times New Roman"/>
+          <w:sz w:val="28"/>
+          <w:szCs w:val="28"/>
+        </w:rPr>
+        <w:t>limi</w:t>
       </w:r>
       <w:proofErr w:type="spellEnd"/>
       <w:r>
@@ -22663,13 +24283,23 @@
         <w:t xml:space="preserve"> </w:t>
       </w:r>
       <w:proofErr w:type="spellStart"/>
-      <w:r>
-        <w:rPr>
-          <w:rFonts w:ascii="Times New Roman" w:eastAsia="Times New Roman" w:hAnsi="Times New Roman" w:cs="Times New Roman"/>
-          <w:sz w:val="28"/>
-          <w:szCs w:val="28"/>
-        </w:rPr>
-        <w:t>bo‘lib</w:t>
+      <w:proofErr w:type="gramStart"/>
+      <w:r>
+        <w:rPr>
+          <w:rFonts w:ascii="Times New Roman" w:eastAsia="Times New Roman" w:hAnsi="Times New Roman" w:cs="Times New Roman"/>
+          <w:sz w:val="28"/>
+          <w:szCs w:val="28"/>
+        </w:rPr>
+        <w:t>bo‘</w:t>
+      </w:r>
+      <w:proofErr w:type="gramEnd"/>
+      <w:r>
+        <w:rPr>
+          <w:rFonts w:ascii="Times New Roman" w:eastAsia="Times New Roman" w:hAnsi="Times New Roman" w:cs="Times New Roman"/>
+          <w:sz w:val="28"/>
+          <w:szCs w:val="28"/>
+        </w:rPr>
+        <w:t>lib</w:t>
       </w:r>
       <w:proofErr w:type="spellEnd"/>
       <w:r>
@@ -22843,13 +24473,23 @@
         <w:t xml:space="preserve"> </w:t>
       </w:r>
       <w:proofErr w:type="spellStart"/>
-      <w:r>
-        <w:rPr>
-          <w:rFonts w:ascii="Times New Roman" w:eastAsia="Times New Roman" w:hAnsi="Times New Roman" w:cs="Times New Roman"/>
-          <w:sz w:val="28"/>
-          <w:szCs w:val="28"/>
-        </w:rPr>
-        <w:t>qo‘yish</w:t>
+      <w:proofErr w:type="gramStart"/>
+      <w:r>
+        <w:rPr>
+          <w:rFonts w:ascii="Times New Roman" w:eastAsia="Times New Roman" w:hAnsi="Times New Roman" w:cs="Times New Roman"/>
+          <w:sz w:val="28"/>
+          <w:szCs w:val="28"/>
+        </w:rPr>
+        <w:t>qo‘</w:t>
+      </w:r>
+      <w:proofErr w:type="gramEnd"/>
+      <w:r>
+        <w:rPr>
+          <w:rFonts w:ascii="Times New Roman" w:eastAsia="Times New Roman" w:hAnsi="Times New Roman" w:cs="Times New Roman"/>
+          <w:sz w:val="28"/>
+          <w:szCs w:val="28"/>
+        </w:rPr>
+        <w:t>yish</w:t>
       </w:r>
       <w:proofErr w:type="spellEnd"/>
       <w:r>
@@ -23149,13 +24789,23 @@
         <w:t xml:space="preserve"> </w:t>
       </w:r>
       <w:proofErr w:type="spellStart"/>
-      <w:r>
-        <w:rPr>
-          <w:rFonts w:ascii="Times New Roman" w:eastAsia="Times New Roman" w:hAnsi="Times New Roman" w:cs="Times New Roman"/>
-          <w:sz w:val="28"/>
-          <w:szCs w:val="28"/>
-        </w:rPr>
-        <w:t>o‘z</w:t>
+      <w:proofErr w:type="gramStart"/>
+      <w:r>
+        <w:rPr>
+          <w:rFonts w:ascii="Times New Roman" w:eastAsia="Times New Roman" w:hAnsi="Times New Roman" w:cs="Times New Roman"/>
+          <w:sz w:val="28"/>
+          <w:szCs w:val="28"/>
+        </w:rPr>
+        <w:t>o‘</w:t>
+      </w:r>
+      <w:proofErr w:type="gramEnd"/>
+      <w:r>
+        <w:rPr>
+          <w:rFonts w:ascii="Times New Roman" w:eastAsia="Times New Roman" w:hAnsi="Times New Roman" w:cs="Times New Roman"/>
+          <w:sz w:val="28"/>
+          <w:szCs w:val="28"/>
+        </w:rPr>
+        <w:t>z</w:t>
       </w:r>
       <w:proofErr w:type="spellEnd"/>
       <w:r>
@@ -23294,13 +24944,23 @@
         <w:t xml:space="preserve">” </w:t>
       </w:r>
       <w:proofErr w:type="spellStart"/>
-      <w:r>
-        <w:rPr>
-          <w:rFonts w:ascii="Times New Roman" w:eastAsia="Times New Roman" w:hAnsi="Times New Roman" w:cs="Times New Roman"/>
-          <w:sz w:val="28"/>
-          <w:szCs w:val="28"/>
-        </w:rPr>
-        <w:t>bo‘limi</w:t>
+      <w:proofErr w:type="gramStart"/>
+      <w:r>
+        <w:rPr>
+          <w:rFonts w:ascii="Times New Roman" w:eastAsia="Times New Roman" w:hAnsi="Times New Roman" w:cs="Times New Roman"/>
+          <w:sz w:val="28"/>
+          <w:szCs w:val="28"/>
+        </w:rPr>
+        <w:t>bo‘</w:t>
+      </w:r>
+      <w:proofErr w:type="gramEnd"/>
+      <w:r>
+        <w:rPr>
+          <w:rFonts w:ascii="Times New Roman" w:eastAsia="Times New Roman" w:hAnsi="Times New Roman" w:cs="Times New Roman"/>
+          <w:sz w:val="28"/>
+          <w:szCs w:val="28"/>
+        </w:rPr>
+        <w:t>limi</w:t>
       </w:r>
       <w:proofErr w:type="spellEnd"/>
       <w:r>
@@ -23384,13 +25044,23 @@
         <w:t xml:space="preserve"> </w:t>
       </w:r>
       <w:proofErr w:type="spellStart"/>
-      <w:r>
-        <w:rPr>
-          <w:rFonts w:ascii="Times New Roman" w:eastAsia="Times New Roman" w:hAnsi="Times New Roman" w:cs="Times New Roman"/>
-          <w:sz w:val="28"/>
-          <w:szCs w:val="28"/>
-        </w:rPr>
-        <w:t>o‘zgarishlar</w:t>
+      <w:proofErr w:type="gramStart"/>
+      <w:r>
+        <w:rPr>
+          <w:rFonts w:ascii="Times New Roman" w:eastAsia="Times New Roman" w:hAnsi="Times New Roman" w:cs="Times New Roman"/>
+          <w:sz w:val="28"/>
+          <w:szCs w:val="28"/>
+        </w:rPr>
+        <w:t>o‘</w:t>
+      </w:r>
+      <w:proofErr w:type="gramEnd"/>
+      <w:r>
+        <w:rPr>
+          <w:rFonts w:ascii="Times New Roman" w:eastAsia="Times New Roman" w:hAnsi="Times New Roman" w:cs="Times New Roman"/>
+          <w:sz w:val="28"/>
+          <w:szCs w:val="28"/>
+        </w:rPr>
+        <w:t>zgarishlar</w:t>
       </w:r>
       <w:proofErr w:type="spellEnd"/>
       <w:r>
@@ -23654,13 +25324,23 @@
         <w:t xml:space="preserve"> </w:t>
       </w:r>
       <w:proofErr w:type="spellStart"/>
-      <w:r>
-        <w:rPr>
-          <w:rFonts w:ascii="Times New Roman" w:eastAsia="Times New Roman" w:hAnsi="Times New Roman" w:cs="Times New Roman"/>
-          <w:sz w:val="28"/>
-          <w:szCs w:val="28"/>
-        </w:rPr>
-        <w:t>bo‘lim</w:t>
+      <w:proofErr w:type="gramStart"/>
+      <w:r>
+        <w:rPr>
+          <w:rFonts w:ascii="Times New Roman" w:eastAsia="Times New Roman" w:hAnsi="Times New Roman" w:cs="Times New Roman"/>
+          <w:sz w:val="28"/>
+          <w:szCs w:val="28"/>
+        </w:rPr>
+        <w:t>bo‘</w:t>
+      </w:r>
+      <w:proofErr w:type="gramEnd"/>
+      <w:r>
+        <w:rPr>
+          <w:rFonts w:ascii="Times New Roman" w:eastAsia="Times New Roman" w:hAnsi="Times New Roman" w:cs="Times New Roman"/>
+          <w:sz w:val="28"/>
+          <w:szCs w:val="28"/>
+        </w:rPr>
+        <w:t>lim</w:t>
       </w:r>
       <w:proofErr w:type="spellEnd"/>
       <w:r>
@@ -23762,31 +25442,51 @@
         <w:t xml:space="preserve"> </w:t>
       </w:r>
       <w:proofErr w:type="spellStart"/>
-      <w:r>
-        <w:rPr>
-          <w:rFonts w:ascii="Times New Roman" w:eastAsia="Times New Roman" w:hAnsi="Times New Roman" w:cs="Times New Roman"/>
-          <w:sz w:val="28"/>
-          <w:szCs w:val="28"/>
-        </w:rPr>
-        <w:t>o‘zgarishlarni</w:t>
-      </w:r>
-      <w:proofErr w:type="spellEnd"/>
-      <w:r>
-        <w:rPr>
-          <w:rFonts w:ascii="Times New Roman" w:eastAsia="Times New Roman" w:hAnsi="Times New Roman" w:cs="Times New Roman"/>
-          <w:sz w:val="28"/>
-          <w:szCs w:val="28"/>
-        </w:rPr>
-        <w:t xml:space="preserve"> </w:t>
-      </w:r>
-      <w:proofErr w:type="spellStart"/>
-      <w:r>
-        <w:rPr>
-          <w:rFonts w:ascii="Times New Roman" w:eastAsia="Times New Roman" w:hAnsi="Times New Roman" w:cs="Times New Roman"/>
-          <w:sz w:val="28"/>
-          <w:szCs w:val="28"/>
-        </w:rPr>
-        <w:t>o‘z</w:t>
+      <w:proofErr w:type="gramStart"/>
+      <w:r>
+        <w:rPr>
+          <w:rFonts w:ascii="Times New Roman" w:eastAsia="Times New Roman" w:hAnsi="Times New Roman" w:cs="Times New Roman"/>
+          <w:sz w:val="28"/>
+          <w:szCs w:val="28"/>
+        </w:rPr>
+        <w:t>o‘</w:t>
+      </w:r>
+      <w:proofErr w:type="gramEnd"/>
+      <w:r>
+        <w:rPr>
+          <w:rFonts w:ascii="Times New Roman" w:eastAsia="Times New Roman" w:hAnsi="Times New Roman" w:cs="Times New Roman"/>
+          <w:sz w:val="28"/>
+          <w:szCs w:val="28"/>
+        </w:rPr>
+        <w:t>zgarishlarni</w:t>
+      </w:r>
+      <w:proofErr w:type="spellEnd"/>
+      <w:r>
+        <w:rPr>
+          <w:rFonts w:ascii="Times New Roman" w:eastAsia="Times New Roman" w:hAnsi="Times New Roman" w:cs="Times New Roman"/>
+          <w:sz w:val="28"/>
+          <w:szCs w:val="28"/>
+        </w:rPr>
+        <w:t xml:space="preserve"> </w:t>
+      </w:r>
+      <w:proofErr w:type="spellStart"/>
+      <w:proofErr w:type="gramStart"/>
+      <w:r>
+        <w:rPr>
+          <w:rFonts w:ascii="Times New Roman" w:eastAsia="Times New Roman" w:hAnsi="Times New Roman" w:cs="Times New Roman"/>
+          <w:sz w:val="28"/>
+          <w:szCs w:val="28"/>
+        </w:rPr>
+        <w:t>o‘</w:t>
+      </w:r>
+      <w:proofErr w:type="gramEnd"/>
+      <w:r>
+        <w:rPr>
+          <w:rFonts w:ascii="Times New Roman" w:eastAsia="Times New Roman" w:hAnsi="Times New Roman" w:cs="Times New Roman"/>
+          <w:sz w:val="28"/>
+          <w:szCs w:val="28"/>
+        </w:rPr>
+        <w:t>z</w:t>
       </w:r>
       <w:proofErr w:type="spellEnd"/>
       <w:r>
@@ -23912,7 +25612,6 @@
           <w:sz w:val="28"/>
           <w:szCs w:val="28"/>
         </w:rPr>
-        <w:lastRenderedPageBreak/>
         <w:t>soddalashtirishga</w:t>
       </w:r>
       <w:proofErr w:type="spellEnd"/>
@@ -24024,13 +25723,23 @@
         <w:t xml:space="preserve"> </w:t>
       </w:r>
       <w:proofErr w:type="spellStart"/>
-      <w:r>
-        <w:rPr>
-          <w:rFonts w:ascii="Times New Roman" w:eastAsia="Times New Roman" w:hAnsi="Times New Roman" w:cs="Times New Roman"/>
-          <w:sz w:val="28"/>
-          <w:szCs w:val="28"/>
-        </w:rPr>
-        <w:t>qo‘llab-quvvatlash</w:t>
+      <w:proofErr w:type="gramStart"/>
+      <w:r>
+        <w:rPr>
+          <w:rFonts w:ascii="Times New Roman" w:eastAsia="Times New Roman" w:hAnsi="Times New Roman" w:cs="Times New Roman"/>
+          <w:sz w:val="28"/>
+          <w:szCs w:val="28"/>
+        </w:rPr>
+        <w:t>qo‘</w:t>
+      </w:r>
+      <w:proofErr w:type="gramEnd"/>
+      <w:r>
+        <w:rPr>
+          <w:rFonts w:ascii="Times New Roman" w:eastAsia="Times New Roman" w:hAnsi="Times New Roman" w:cs="Times New Roman"/>
+          <w:sz w:val="28"/>
+          <w:szCs w:val="28"/>
+        </w:rPr>
+        <w:t>llab-quvvatlash</w:t>
       </w:r>
       <w:proofErr w:type="spellEnd"/>
       <w:r>
@@ -24548,31 +26257,51 @@
         <w:t xml:space="preserve"> </w:t>
       </w:r>
       <w:proofErr w:type="spellStart"/>
-      <w:r>
-        <w:rPr>
-          <w:rFonts w:ascii="Times New Roman" w:eastAsia="Times New Roman" w:hAnsi="Times New Roman" w:cs="Times New Roman"/>
-          <w:sz w:val="28"/>
-          <w:szCs w:val="28"/>
-        </w:rPr>
-        <w:t>ro‘yxatdan</w:t>
-      </w:r>
-      <w:proofErr w:type="spellEnd"/>
-      <w:r>
-        <w:rPr>
-          <w:rFonts w:ascii="Times New Roman" w:eastAsia="Times New Roman" w:hAnsi="Times New Roman" w:cs="Times New Roman"/>
-          <w:sz w:val="28"/>
-          <w:szCs w:val="28"/>
-        </w:rPr>
-        <w:t xml:space="preserve"> </w:t>
-      </w:r>
-      <w:proofErr w:type="spellStart"/>
-      <w:r>
-        <w:rPr>
-          <w:rFonts w:ascii="Times New Roman" w:eastAsia="Times New Roman" w:hAnsi="Times New Roman" w:cs="Times New Roman"/>
-          <w:sz w:val="28"/>
-          <w:szCs w:val="28"/>
-        </w:rPr>
-        <w:t>o‘tmagan</w:t>
+      <w:proofErr w:type="gramStart"/>
+      <w:r>
+        <w:rPr>
+          <w:rFonts w:ascii="Times New Roman" w:eastAsia="Times New Roman" w:hAnsi="Times New Roman" w:cs="Times New Roman"/>
+          <w:sz w:val="28"/>
+          <w:szCs w:val="28"/>
+        </w:rPr>
+        <w:t>ro‘</w:t>
+      </w:r>
+      <w:proofErr w:type="gramEnd"/>
+      <w:r>
+        <w:rPr>
+          <w:rFonts w:ascii="Times New Roman" w:eastAsia="Times New Roman" w:hAnsi="Times New Roman" w:cs="Times New Roman"/>
+          <w:sz w:val="28"/>
+          <w:szCs w:val="28"/>
+        </w:rPr>
+        <w:t>yxatdan</w:t>
+      </w:r>
+      <w:proofErr w:type="spellEnd"/>
+      <w:r>
+        <w:rPr>
+          <w:rFonts w:ascii="Times New Roman" w:eastAsia="Times New Roman" w:hAnsi="Times New Roman" w:cs="Times New Roman"/>
+          <w:sz w:val="28"/>
+          <w:szCs w:val="28"/>
+        </w:rPr>
+        <w:t xml:space="preserve"> </w:t>
+      </w:r>
+      <w:proofErr w:type="spellStart"/>
+      <w:proofErr w:type="gramStart"/>
+      <w:r>
+        <w:rPr>
+          <w:rFonts w:ascii="Times New Roman" w:eastAsia="Times New Roman" w:hAnsi="Times New Roman" w:cs="Times New Roman"/>
+          <w:sz w:val="28"/>
+          <w:szCs w:val="28"/>
+        </w:rPr>
+        <w:t>o‘</w:t>
+      </w:r>
+      <w:proofErr w:type="gramEnd"/>
+      <w:r>
+        <w:rPr>
+          <w:rFonts w:ascii="Times New Roman" w:eastAsia="Times New Roman" w:hAnsi="Times New Roman" w:cs="Times New Roman"/>
+          <w:sz w:val="28"/>
+          <w:szCs w:val="28"/>
+        </w:rPr>
+        <w:t>tmagan</w:t>
       </w:r>
       <w:proofErr w:type="spellEnd"/>
       <w:r>
@@ -24674,13 +26403,23 @@
         <w:t xml:space="preserve"> </w:t>
       </w:r>
       <w:proofErr w:type="spellStart"/>
-      <w:r>
-        <w:rPr>
-          <w:rFonts w:ascii="Times New Roman" w:eastAsia="Times New Roman" w:hAnsi="Times New Roman" w:cs="Times New Roman"/>
-          <w:sz w:val="28"/>
-          <w:szCs w:val="28"/>
-        </w:rPr>
-        <w:t>o‘zlarini</w:t>
+      <w:proofErr w:type="gramStart"/>
+      <w:r>
+        <w:rPr>
+          <w:rFonts w:ascii="Times New Roman" w:eastAsia="Times New Roman" w:hAnsi="Times New Roman" w:cs="Times New Roman"/>
+          <w:sz w:val="28"/>
+          <w:szCs w:val="28"/>
+        </w:rPr>
+        <w:t>o‘</w:t>
+      </w:r>
+      <w:proofErr w:type="gramEnd"/>
+      <w:r>
+        <w:rPr>
+          <w:rFonts w:ascii="Times New Roman" w:eastAsia="Times New Roman" w:hAnsi="Times New Roman" w:cs="Times New Roman"/>
+          <w:sz w:val="28"/>
+          <w:szCs w:val="28"/>
+        </w:rPr>
+        <w:t>zlarini</w:t>
       </w:r>
       <w:proofErr w:type="spellEnd"/>
       <w:r>
@@ -24943,6 +26682,7 @@
           <w:sz w:val="28"/>
           <w:szCs w:val="28"/>
         </w:rPr>
+        <w:lastRenderedPageBreak/>
         <w:t>Bugungi</w:t>
       </w:r>
       <w:proofErr w:type="spellEnd"/>
@@ -25063,37 +26803,61 @@
         <w:t xml:space="preserve"> </w:t>
       </w:r>
       <w:proofErr w:type="spellStart"/>
-      <w:r>
-        <w:rPr>
-          <w:rFonts w:ascii="Times New Roman" w:eastAsia="Times New Roman" w:hAnsi="Times New Roman" w:cs="Times New Roman"/>
-          <w:b/>
-          <w:bCs/>
-          <w:sz w:val="28"/>
-          <w:szCs w:val="28"/>
-        </w:rPr>
-        <w:t>ro‘yxatdan</w:t>
-      </w:r>
-      <w:proofErr w:type="spellEnd"/>
-      <w:r>
-        <w:rPr>
-          <w:rFonts w:ascii="Times New Roman" w:eastAsia="Times New Roman" w:hAnsi="Times New Roman" w:cs="Times New Roman"/>
-          <w:b/>
-          <w:bCs/>
-          <w:sz w:val="28"/>
-          <w:szCs w:val="28"/>
-        </w:rPr>
-        <w:t xml:space="preserve"> </w:t>
-      </w:r>
-      <w:proofErr w:type="spellStart"/>
-      <w:r>
-        <w:rPr>
-          <w:rFonts w:ascii="Times New Roman" w:eastAsia="Times New Roman" w:hAnsi="Times New Roman" w:cs="Times New Roman"/>
-          <w:b/>
-          <w:bCs/>
-          <w:sz w:val="28"/>
-          <w:szCs w:val="28"/>
-        </w:rPr>
-        <w:t>o‘tgan</w:t>
+      <w:proofErr w:type="gramStart"/>
+      <w:r>
+        <w:rPr>
+          <w:rFonts w:ascii="Times New Roman" w:eastAsia="Times New Roman" w:hAnsi="Times New Roman" w:cs="Times New Roman"/>
+          <w:b/>
+          <w:bCs/>
+          <w:sz w:val="28"/>
+          <w:szCs w:val="28"/>
+        </w:rPr>
+        <w:t>ro‘</w:t>
+      </w:r>
+      <w:proofErr w:type="gramEnd"/>
+      <w:r>
+        <w:rPr>
+          <w:rFonts w:ascii="Times New Roman" w:eastAsia="Times New Roman" w:hAnsi="Times New Roman" w:cs="Times New Roman"/>
+          <w:b/>
+          <w:bCs/>
+          <w:sz w:val="28"/>
+          <w:szCs w:val="28"/>
+        </w:rPr>
+        <w:t>yxatdan</w:t>
+      </w:r>
+      <w:proofErr w:type="spellEnd"/>
+      <w:r>
+        <w:rPr>
+          <w:rFonts w:ascii="Times New Roman" w:eastAsia="Times New Roman" w:hAnsi="Times New Roman" w:cs="Times New Roman"/>
+          <w:b/>
+          <w:bCs/>
+          <w:sz w:val="28"/>
+          <w:szCs w:val="28"/>
+        </w:rPr>
+        <w:t xml:space="preserve"> </w:t>
+      </w:r>
+      <w:proofErr w:type="spellStart"/>
+      <w:proofErr w:type="gramStart"/>
+      <w:r>
+        <w:rPr>
+          <w:rFonts w:ascii="Times New Roman" w:eastAsia="Times New Roman" w:hAnsi="Times New Roman" w:cs="Times New Roman"/>
+          <w:b/>
+          <w:bCs/>
+          <w:sz w:val="28"/>
+          <w:szCs w:val="28"/>
+        </w:rPr>
+        <w:t>o‘</w:t>
+      </w:r>
+      <w:proofErr w:type="gramEnd"/>
+      <w:r>
+        <w:rPr>
+          <w:rFonts w:ascii="Times New Roman" w:eastAsia="Times New Roman" w:hAnsi="Times New Roman" w:cs="Times New Roman"/>
+          <w:b/>
+          <w:bCs/>
+          <w:sz w:val="28"/>
+          <w:szCs w:val="28"/>
+        </w:rPr>
+        <w:t>tgan</w:t>
       </w:r>
       <w:proofErr w:type="spellEnd"/>
       <w:r>
@@ -25307,13 +27071,23 @@
         <w:t xml:space="preserve">. Bu </w:t>
       </w:r>
       <w:proofErr w:type="spellStart"/>
-      <w:r>
-        <w:rPr>
-          <w:rFonts w:ascii="Times New Roman" w:eastAsia="Times New Roman" w:hAnsi="Times New Roman" w:cs="Times New Roman"/>
-          <w:sz w:val="28"/>
-          <w:szCs w:val="28"/>
-        </w:rPr>
-        <w:t>ko‘rsatkichlar</w:t>
+      <w:proofErr w:type="gramStart"/>
+      <w:r>
+        <w:rPr>
+          <w:rFonts w:ascii="Times New Roman" w:eastAsia="Times New Roman" w:hAnsi="Times New Roman" w:cs="Times New Roman"/>
+          <w:sz w:val="28"/>
+          <w:szCs w:val="28"/>
+        </w:rPr>
+        <w:t>ko‘</w:t>
+      </w:r>
+      <w:proofErr w:type="gramEnd"/>
+      <w:r>
+        <w:rPr>
+          <w:rFonts w:ascii="Times New Roman" w:eastAsia="Times New Roman" w:hAnsi="Times New Roman" w:cs="Times New Roman"/>
+          <w:sz w:val="28"/>
+          <w:szCs w:val="28"/>
+        </w:rPr>
+        <w:t>rsatkichlar</w:t>
       </w:r>
       <w:proofErr w:type="spellEnd"/>
       <w:r>
@@ -26508,13 +28282,23 @@
         <w:t xml:space="preserve"> </w:t>
       </w:r>
       <w:proofErr w:type="spellStart"/>
-      <w:r>
-        <w:rPr>
-          <w:rFonts w:ascii="Times New Roman" w:eastAsia="Times New Roman" w:hAnsi="Times New Roman" w:cs="Times New Roman"/>
-          <w:sz w:val="28"/>
-          <w:szCs w:val="28"/>
-        </w:rPr>
-        <w:t>so‘ng</w:t>
+      <w:proofErr w:type="gramStart"/>
+      <w:r>
+        <w:rPr>
+          <w:rFonts w:ascii="Times New Roman" w:eastAsia="Times New Roman" w:hAnsi="Times New Roman" w:cs="Times New Roman"/>
+          <w:sz w:val="28"/>
+          <w:szCs w:val="28"/>
+        </w:rPr>
+        <w:t>so‘</w:t>
+      </w:r>
+      <w:proofErr w:type="gramEnd"/>
+      <w:r>
+        <w:rPr>
+          <w:rFonts w:ascii="Times New Roman" w:eastAsia="Times New Roman" w:hAnsi="Times New Roman" w:cs="Times New Roman"/>
+          <w:sz w:val="28"/>
+          <w:szCs w:val="28"/>
+        </w:rPr>
+        <w:t>ng</w:t>
       </w:r>
       <w:proofErr w:type="spellEnd"/>
       <w:r>
@@ -26626,15 +28410,27 @@
         <w:t xml:space="preserve">824 000 </w:t>
       </w:r>
       <w:proofErr w:type="spellStart"/>
-      <w:r>
-        <w:rPr>
-          <w:rFonts w:ascii="Times New Roman" w:eastAsia="Times New Roman" w:hAnsi="Times New Roman" w:cs="Times New Roman"/>
-          <w:b/>
-          <w:bCs/>
-          <w:sz w:val="28"/>
-          <w:szCs w:val="28"/>
-        </w:rPr>
-        <w:t>so‘mni</w:t>
+      <w:proofErr w:type="gramStart"/>
+      <w:r>
+        <w:rPr>
+          <w:rFonts w:ascii="Times New Roman" w:eastAsia="Times New Roman" w:hAnsi="Times New Roman" w:cs="Times New Roman"/>
+          <w:b/>
+          <w:bCs/>
+          <w:sz w:val="28"/>
+          <w:szCs w:val="28"/>
+        </w:rPr>
+        <w:t>so‘</w:t>
+      </w:r>
+      <w:proofErr w:type="gramEnd"/>
+      <w:r>
+        <w:rPr>
+          <w:rFonts w:ascii="Times New Roman" w:eastAsia="Times New Roman" w:hAnsi="Times New Roman" w:cs="Times New Roman"/>
+          <w:b/>
+          <w:bCs/>
+          <w:sz w:val="28"/>
+          <w:szCs w:val="28"/>
+        </w:rPr>
+        <w:t>mni</w:t>
       </w:r>
       <w:proofErr w:type="spellEnd"/>
       <w:r>
@@ -26953,7 +28749,6 @@
           <w:sz w:val="28"/>
           <w:szCs w:val="28"/>
         </w:rPr>
-        <w:lastRenderedPageBreak/>
         <w:t>Standard</w:t>
       </w:r>
       <w:r>
@@ -27038,13 +28833,23 @@
         <w:t xml:space="preserve">: 2 472 000 </w:t>
       </w:r>
       <w:proofErr w:type="spellStart"/>
-      <w:r>
-        <w:rPr>
-          <w:rFonts w:ascii="Times New Roman" w:eastAsia="Times New Roman" w:hAnsi="Times New Roman" w:cs="Times New Roman"/>
-          <w:sz w:val="28"/>
-          <w:szCs w:val="28"/>
-        </w:rPr>
-        <w:t>so‘m</w:t>
+      <w:proofErr w:type="gramStart"/>
+      <w:r>
+        <w:rPr>
+          <w:rFonts w:ascii="Times New Roman" w:eastAsia="Times New Roman" w:hAnsi="Times New Roman" w:cs="Times New Roman"/>
+          <w:sz w:val="28"/>
+          <w:szCs w:val="28"/>
+        </w:rPr>
+        <w:t>so‘</w:t>
+      </w:r>
+      <w:proofErr w:type="gramEnd"/>
+      <w:r>
+        <w:rPr>
+          <w:rFonts w:ascii="Times New Roman" w:eastAsia="Times New Roman" w:hAnsi="Times New Roman" w:cs="Times New Roman"/>
+          <w:sz w:val="28"/>
+          <w:szCs w:val="28"/>
+        </w:rPr>
+        <w:t>m</w:t>
       </w:r>
       <w:proofErr w:type="spellEnd"/>
       <w:r>
@@ -27170,13 +28975,23 @@
         <w:t xml:space="preserve">: 3 708 000 </w:t>
       </w:r>
       <w:proofErr w:type="spellStart"/>
-      <w:r>
-        <w:rPr>
-          <w:rFonts w:ascii="Times New Roman" w:eastAsia="Times New Roman" w:hAnsi="Times New Roman" w:cs="Times New Roman"/>
-          <w:sz w:val="28"/>
-          <w:szCs w:val="28"/>
-        </w:rPr>
-        <w:t>so‘m</w:t>
+      <w:proofErr w:type="gramStart"/>
+      <w:r>
+        <w:rPr>
+          <w:rFonts w:ascii="Times New Roman" w:eastAsia="Times New Roman" w:hAnsi="Times New Roman" w:cs="Times New Roman"/>
+          <w:sz w:val="28"/>
+          <w:szCs w:val="28"/>
+        </w:rPr>
+        <w:t>so‘</w:t>
+      </w:r>
+      <w:proofErr w:type="gramEnd"/>
+      <w:r>
+        <w:rPr>
+          <w:rFonts w:ascii="Times New Roman" w:eastAsia="Times New Roman" w:hAnsi="Times New Roman" w:cs="Times New Roman"/>
+          <w:sz w:val="28"/>
+          <w:szCs w:val="28"/>
+        </w:rPr>
+        <w:t>m</w:t>
       </w:r>
       <w:proofErr w:type="spellEnd"/>
       <w:r>
@@ -27303,13 +29118,23 @@
         <w:t xml:space="preserve">: 6 592 000 </w:t>
       </w:r>
       <w:proofErr w:type="spellStart"/>
-      <w:r>
-        <w:rPr>
-          <w:rFonts w:ascii="Times New Roman" w:eastAsia="Times New Roman" w:hAnsi="Times New Roman" w:cs="Times New Roman"/>
-          <w:sz w:val="28"/>
-          <w:szCs w:val="28"/>
-        </w:rPr>
-        <w:t>so‘m</w:t>
+      <w:proofErr w:type="gramStart"/>
+      <w:r>
+        <w:rPr>
+          <w:rFonts w:ascii="Times New Roman" w:eastAsia="Times New Roman" w:hAnsi="Times New Roman" w:cs="Times New Roman"/>
+          <w:sz w:val="28"/>
+          <w:szCs w:val="28"/>
+        </w:rPr>
+        <w:t>so‘</w:t>
+      </w:r>
+      <w:proofErr w:type="gramEnd"/>
+      <w:r>
+        <w:rPr>
+          <w:rFonts w:ascii="Times New Roman" w:eastAsia="Times New Roman" w:hAnsi="Times New Roman" w:cs="Times New Roman"/>
+          <w:sz w:val="28"/>
+          <w:szCs w:val="28"/>
+        </w:rPr>
+        <w:t>m</w:t>
       </w:r>
       <w:proofErr w:type="spellEnd"/>
       <w:r>
@@ -27647,30 +29472,41 @@
         <w:t xml:space="preserve"> </w:t>
       </w:r>
       <w:proofErr w:type="spellStart"/>
-      <w:r>
-        <w:rPr>
-          <w:rFonts w:ascii="Times New Roman" w:eastAsia="Times New Roman" w:hAnsi="Times New Roman" w:cs="Times New Roman"/>
-          <w:sz w:val="28"/>
-          <w:szCs w:val="28"/>
-        </w:rPr>
-        <w:t>to‘lov</w:t>
-      </w:r>
-      <w:proofErr w:type="spellEnd"/>
-      <w:r>
-        <w:rPr>
-          <w:rFonts w:ascii="Times New Roman" w:eastAsia="Times New Roman" w:hAnsi="Times New Roman" w:cs="Times New Roman"/>
-          <w:sz w:val="28"/>
-          <w:szCs w:val="28"/>
-        </w:rPr>
-        <w:t xml:space="preserve"> </w:t>
-      </w:r>
-      <w:proofErr w:type="spellStart"/>
-      <w:r>
-        <w:rPr>
-          <w:rFonts w:ascii="Times New Roman" w:eastAsia="Times New Roman" w:hAnsi="Times New Roman" w:cs="Times New Roman"/>
-          <w:sz w:val="28"/>
-          <w:szCs w:val="28"/>
-        </w:rPr>
+      <w:proofErr w:type="gramStart"/>
+      <w:r>
+        <w:rPr>
+          <w:rFonts w:ascii="Times New Roman" w:eastAsia="Times New Roman" w:hAnsi="Times New Roman" w:cs="Times New Roman"/>
+          <w:sz w:val="28"/>
+          <w:szCs w:val="28"/>
+        </w:rPr>
+        <w:t>to‘</w:t>
+      </w:r>
+      <w:proofErr w:type="gramEnd"/>
+      <w:r>
+        <w:rPr>
+          <w:rFonts w:ascii="Times New Roman" w:eastAsia="Times New Roman" w:hAnsi="Times New Roman" w:cs="Times New Roman"/>
+          <w:sz w:val="28"/>
+          <w:szCs w:val="28"/>
+        </w:rPr>
+        <w:t>lov</w:t>
+      </w:r>
+      <w:proofErr w:type="spellEnd"/>
+      <w:r>
+        <w:rPr>
+          <w:rFonts w:ascii="Times New Roman" w:eastAsia="Times New Roman" w:hAnsi="Times New Roman" w:cs="Times New Roman"/>
+          <w:sz w:val="28"/>
+          <w:szCs w:val="28"/>
+        </w:rPr>
+        <w:t xml:space="preserve"> </w:t>
+      </w:r>
+      <w:proofErr w:type="spellStart"/>
+      <w:r>
+        <w:rPr>
+          <w:rFonts w:ascii="Times New Roman" w:eastAsia="Times New Roman" w:hAnsi="Times New Roman" w:cs="Times New Roman"/>
+          <w:sz w:val="28"/>
+          <w:szCs w:val="28"/>
+        </w:rPr>
+        <w:lastRenderedPageBreak/>
         <w:t>amalga</w:t>
       </w:r>
       <w:proofErr w:type="spellEnd"/>
@@ -27827,13 +29663,23 @@
         <w:t xml:space="preserve"> </w:t>
       </w:r>
       <w:proofErr w:type="spellStart"/>
-      <w:r>
-        <w:rPr>
-          <w:rFonts w:ascii="Times New Roman" w:eastAsia="Times New Roman" w:hAnsi="Times New Roman" w:cs="Times New Roman"/>
-          <w:sz w:val="28"/>
-          <w:szCs w:val="28"/>
-        </w:rPr>
-        <w:t>to‘liq</w:t>
+      <w:proofErr w:type="gramStart"/>
+      <w:r>
+        <w:rPr>
+          <w:rFonts w:ascii="Times New Roman" w:eastAsia="Times New Roman" w:hAnsi="Times New Roman" w:cs="Times New Roman"/>
+          <w:sz w:val="28"/>
+          <w:szCs w:val="28"/>
+        </w:rPr>
+        <w:t>to‘</w:t>
+      </w:r>
+      <w:proofErr w:type="gramEnd"/>
+      <w:r>
+        <w:rPr>
+          <w:rFonts w:ascii="Times New Roman" w:eastAsia="Times New Roman" w:hAnsi="Times New Roman" w:cs="Times New Roman"/>
+          <w:sz w:val="28"/>
+          <w:szCs w:val="28"/>
+        </w:rPr>
+        <w:t>liq</w:t>
       </w:r>
       <w:proofErr w:type="spellEnd"/>
       <w:r>
@@ -27899,13 +29745,23 @@
         <w:t xml:space="preserve"> </w:t>
       </w:r>
       <w:proofErr w:type="spellStart"/>
-      <w:r>
-        <w:rPr>
-          <w:rFonts w:ascii="Times New Roman" w:eastAsia="Times New Roman" w:hAnsi="Times New Roman" w:cs="Times New Roman"/>
-          <w:sz w:val="28"/>
-          <w:szCs w:val="28"/>
-        </w:rPr>
-        <w:t>bo‘ladilar</w:t>
+      <w:proofErr w:type="gramStart"/>
+      <w:r>
+        <w:rPr>
+          <w:rFonts w:ascii="Times New Roman" w:eastAsia="Times New Roman" w:hAnsi="Times New Roman" w:cs="Times New Roman"/>
+          <w:sz w:val="28"/>
+          <w:szCs w:val="28"/>
+        </w:rPr>
+        <w:t>bo‘</w:t>
+      </w:r>
+      <w:proofErr w:type="gramEnd"/>
+      <w:r>
+        <w:rPr>
+          <w:rFonts w:ascii="Times New Roman" w:eastAsia="Times New Roman" w:hAnsi="Times New Roman" w:cs="Times New Roman"/>
+          <w:sz w:val="28"/>
+          <w:szCs w:val="28"/>
+        </w:rPr>
+        <w:t>ladilar</w:t>
       </w:r>
       <w:proofErr w:type="spellEnd"/>
       <w:r>
@@ -28126,13 +29982,23 @@
         <w:t xml:space="preserve"> </w:t>
       </w:r>
       <w:proofErr w:type="spellStart"/>
-      <w:r>
-        <w:rPr>
-          <w:rFonts w:ascii="Times New Roman" w:eastAsia="Times New Roman" w:hAnsi="Times New Roman" w:cs="Times New Roman"/>
-          <w:sz w:val="28"/>
-          <w:szCs w:val="28"/>
-        </w:rPr>
-        <w:t>qo‘shilib</w:t>
+      <w:proofErr w:type="gramStart"/>
+      <w:r>
+        <w:rPr>
+          <w:rFonts w:ascii="Times New Roman" w:eastAsia="Times New Roman" w:hAnsi="Times New Roman" w:cs="Times New Roman"/>
+          <w:sz w:val="28"/>
+          <w:szCs w:val="28"/>
+        </w:rPr>
+        <w:t>qo‘</w:t>
+      </w:r>
+      <w:proofErr w:type="gramEnd"/>
+      <w:r>
+        <w:rPr>
+          <w:rFonts w:ascii="Times New Roman" w:eastAsia="Times New Roman" w:hAnsi="Times New Roman" w:cs="Times New Roman"/>
+          <w:sz w:val="28"/>
+          <w:szCs w:val="28"/>
+        </w:rPr>
+        <w:t>shilib</w:t>
       </w:r>
       <w:proofErr w:type="spellEnd"/>
       <w:r>
@@ -28342,13 +30208,23 @@
         <w:t xml:space="preserve"> </w:t>
       </w:r>
       <w:proofErr w:type="spellStart"/>
-      <w:r>
-        <w:rPr>
-          <w:rFonts w:ascii="Times New Roman" w:eastAsia="Times New Roman" w:hAnsi="Times New Roman" w:cs="Times New Roman"/>
-          <w:sz w:val="28"/>
-          <w:szCs w:val="28"/>
-        </w:rPr>
-        <w:t>yo‘naltirilgan</w:t>
+      <w:proofErr w:type="gramStart"/>
+      <w:r>
+        <w:rPr>
+          <w:rFonts w:ascii="Times New Roman" w:eastAsia="Times New Roman" w:hAnsi="Times New Roman" w:cs="Times New Roman"/>
+          <w:sz w:val="28"/>
+          <w:szCs w:val="28"/>
+        </w:rPr>
+        <w:t>yo‘</w:t>
+      </w:r>
+      <w:proofErr w:type="gramEnd"/>
+      <w:r>
+        <w:rPr>
+          <w:rFonts w:ascii="Times New Roman" w:eastAsia="Times New Roman" w:hAnsi="Times New Roman" w:cs="Times New Roman"/>
+          <w:sz w:val="28"/>
+          <w:szCs w:val="28"/>
+        </w:rPr>
+        <w:t>naltirilgan</w:t>
       </w:r>
       <w:proofErr w:type="spellEnd"/>
       <w:r>
@@ -28461,13 +30337,23 @@
         <w:t xml:space="preserve"> </w:t>
       </w:r>
       <w:proofErr w:type="spellStart"/>
-      <w:r>
-        <w:rPr>
-          <w:rFonts w:ascii="Times New Roman" w:eastAsia="Times New Roman" w:hAnsi="Times New Roman" w:cs="Times New Roman"/>
-          <w:sz w:val="28"/>
-          <w:szCs w:val="28"/>
-        </w:rPr>
-        <w:t>ko‘p</w:t>
+      <w:proofErr w:type="gramStart"/>
+      <w:r>
+        <w:rPr>
+          <w:rFonts w:ascii="Times New Roman" w:eastAsia="Times New Roman" w:hAnsi="Times New Roman" w:cs="Times New Roman"/>
+          <w:sz w:val="28"/>
+          <w:szCs w:val="28"/>
+        </w:rPr>
+        <w:t>ko‘</w:t>
+      </w:r>
+      <w:proofErr w:type="gramEnd"/>
+      <w:r>
+        <w:rPr>
+          <w:rFonts w:ascii="Times New Roman" w:eastAsia="Times New Roman" w:hAnsi="Times New Roman" w:cs="Times New Roman"/>
+          <w:sz w:val="28"/>
+          <w:szCs w:val="28"/>
+        </w:rPr>
+        <w:t>p</w:t>
       </w:r>
       <w:proofErr w:type="spellEnd"/>
       <w:r>
@@ -28983,13 +30869,23 @@
         <w:t xml:space="preserve"> </w:t>
       </w:r>
       <w:proofErr w:type="spellStart"/>
-      <w:r>
-        <w:rPr>
-          <w:rFonts w:ascii="Times New Roman" w:eastAsia="Times New Roman" w:hAnsi="Times New Roman" w:cs="Times New Roman"/>
-          <w:sz w:val="28"/>
-          <w:szCs w:val="28"/>
-        </w:rPr>
-        <w:t>o‘z</w:t>
+      <w:proofErr w:type="gramStart"/>
+      <w:r>
+        <w:rPr>
+          <w:rFonts w:ascii="Times New Roman" w:eastAsia="Times New Roman" w:hAnsi="Times New Roman" w:cs="Times New Roman"/>
+          <w:sz w:val="28"/>
+          <w:szCs w:val="28"/>
+        </w:rPr>
+        <w:t>o‘</w:t>
+      </w:r>
+      <w:proofErr w:type="gramEnd"/>
+      <w:r>
+        <w:rPr>
+          <w:rFonts w:ascii="Times New Roman" w:eastAsia="Times New Roman" w:hAnsi="Times New Roman" w:cs="Times New Roman"/>
+          <w:sz w:val="28"/>
+          <w:szCs w:val="28"/>
+        </w:rPr>
+        <w:t>z</w:t>
       </w:r>
       <w:proofErr w:type="spellEnd"/>
       <w:r>
@@ -29163,13 +31059,23 @@
         <w:t xml:space="preserve"> </w:t>
       </w:r>
       <w:proofErr w:type="spellStart"/>
-      <w:r>
-        <w:rPr>
-          <w:rFonts w:ascii="Times New Roman" w:eastAsia="Times New Roman" w:hAnsi="Times New Roman" w:cs="Times New Roman"/>
-          <w:sz w:val="28"/>
-          <w:szCs w:val="28"/>
-        </w:rPr>
-        <w:t>bo‘ladi</w:t>
+      <w:proofErr w:type="gramStart"/>
+      <w:r>
+        <w:rPr>
+          <w:rFonts w:ascii="Times New Roman" w:eastAsia="Times New Roman" w:hAnsi="Times New Roman" w:cs="Times New Roman"/>
+          <w:sz w:val="28"/>
+          <w:szCs w:val="28"/>
+        </w:rPr>
+        <w:t>bo‘</w:t>
+      </w:r>
+      <w:proofErr w:type="gramEnd"/>
+      <w:r>
+        <w:rPr>
+          <w:rFonts w:ascii="Times New Roman" w:eastAsia="Times New Roman" w:hAnsi="Times New Roman" w:cs="Times New Roman"/>
+          <w:sz w:val="28"/>
+          <w:szCs w:val="28"/>
+        </w:rPr>
+        <w:t>ladi</w:t>
       </w:r>
       <w:proofErr w:type="spellEnd"/>
       <w:r>
@@ -29354,13 +31260,23 @@
         <w:t xml:space="preserve"> </w:t>
       </w:r>
       <w:proofErr w:type="spellStart"/>
-      <w:r>
-        <w:rPr>
-          <w:rFonts w:ascii="Times New Roman" w:eastAsia="Times New Roman" w:hAnsi="Times New Roman" w:cs="Times New Roman"/>
-          <w:sz w:val="28"/>
-          <w:szCs w:val="28"/>
-        </w:rPr>
-        <w:t>o‘z</w:t>
+      <w:proofErr w:type="gramStart"/>
+      <w:r>
+        <w:rPr>
+          <w:rFonts w:ascii="Times New Roman" w:eastAsia="Times New Roman" w:hAnsi="Times New Roman" w:cs="Times New Roman"/>
+          <w:sz w:val="28"/>
+          <w:szCs w:val="28"/>
+        </w:rPr>
+        <w:t>o‘</w:t>
+      </w:r>
+      <w:proofErr w:type="gramEnd"/>
+      <w:r>
+        <w:rPr>
+          <w:rFonts w:ascii="Times New Roman" w:eastAsia="Times New Roman" w:hAnsi="Times New Roman" w:cs="Times New Roman"/>
+          <w:sz w:val="28"/>
+          <w:szCs w:val="28"/>
+        </w:rPr>
+        <w:t>z</w:t>
       </w:r>
       <w:proofErr w:type="spellEnd"/>
       <w:r>
@@ -29408,13 +31324,23 @@
         <w:t xml:space="preserve"> </w:t>
       </w:r>
       <w:proofErr w:type="spellStart"/>
-      <w:r>
-        <w:rPr>
-          <w:rFonts w:ascii="Times New Roman" w:eastAsia="Times New Roman" w:hAnsi="Times New Roman" w:cs="Times New Roman"/>
-          <w:sz w:val="28"/>
-          <w:szCs w:val="28"/>
-        </w:rPr>
-        <w:t>to‘liq</w:t>
+      <w:proofErr w:type="gramStart"/>
+      <w:r>
+        <w:rPr>
+          <w:rFonts w:ascii="Times New Roman" w:eastAsia="Times New Roman" w:hAnsi="Times New Roman" w:cs="Times New Roman"/>
+          <w:sz w:val="28"/>
+          <w:szCs w:val="28"/>
+        </w:rPr>
+        <w:t>to‘</w:t>
+      </w:r>
+      <w:proofErr w:type="gramEnd"/>
+      <w:r>
+        <w:rPr>
+          <w:rFonts w:ascii="Times New Roman" w:eastAsia="Times New Roman" w:hAnsi="Times New Roman" w:cs="Times New Roman"/>
+          <w:sz w:val="28"/>
+          <w:szCs w:val="28"/>
+        </w:rPr>
+        <w:t>liq</w:t>
       </w:r>
       <w:proofErr w:type="spellEnd"/>
       <w:r>
@@ -29570,13 +31496,23 @@
         <w:t xml:space="preserve"> </w:t>
       </w:r>
       <w:proofErr w:type="spellStart"/>
-      <w:r>
-        <w:rPr>
-          <w:rFonts w:ascii="Times New Roman" w:eastAsia="Times New Roman" w:hAnsi="Times New Roman" w:cs="Times New Roman"/>
-          <w:sz w:val="28"/>
-          <w:szCs w:val="28"/>
-        </w:rPr>
-        <w:t>yo‘lida</w:t>
+      <w:proofErr w:type="gramStart"/>
+      <w:r>
+        <w:rPr>
+          <w:rFonts w:ascii="Times New Roman" w:eastAsia="Times New Roman" w:hAnsi="Times New Roman" w:cs="Times New Roman"/>
+          <w:sz w:val="28"/>
+          <w:szCs w:val="28"/>
+        </w:rPr>
+        <w:t>yo‘</w:t>
+      </w:r>
+      <w:proofErr w:type="gramEnd"/>
+      <w:r>
+        <w:rPr>
+          <w:rFonts w:ascii="Times New Roman" w:eastAsia="Times New Roman" w:hAnsi="Times New Roman" w:cs="Times New Roman"/>
+          <w:sz w:val="28"/>
+          <w:szCs w:val="28"/>
+        </w:rPr>
+        <w:t>lida</w:t>
       </w:r>
       <w:proofErr w:type="spellEnd"/>
       <w:r>
@@ -29678,13 +31614,23 @@
         <w:t xml:space="preserve"> </w:t>
       </w:r>
       <w:proofErr w:type="spellStart"/>
-      <w:r>
-        <w:rPr>
-          <w:rFonts w:ascii="Times New Roman" w:eastAsia="Times New Roman" w:hAnsi="Times New Roman" w:cs="Times New Roman"/>
-          <w:sz w:val="28"/>
-          <w:szCs w:val="28"/>
-        </w:rPr>
-        <w:t>bo‘ladilar</w:t>
+      <w:proofErr w:type="gramStart"/>
+      <w:r>
+        <w:rPr>
+          <w:rFonts w:ascii="Times New Roman" w:eastAsia="Times New Roman" w:hAnsi="Times New Roman" w:cs="Times New Roman"/>
+          <w:sz w:val="28"/>
+          <w:szCs w:val="28"/>
+        </w:rPr>
+        <w:t>bo‘</w:t>
+      </w:r>
+      <w:proofErr w:type="gramEnd"/>
+      <w:r>
+        <w:rPr>
+          <w:rFonts w:ascii="Times New Roman" w:eastAsia="Times New Roman" w:hAnsi="Times New Roman" w:cs="Times New Roman"/>
+          <w:sz w:val="28"/>
+          <w:szCs w:val="28"/>
+        </w:rPr>
+        <w:t>ladilar</w:t>
       </w:r>
       <w:proofErr w:type="spellEnd"/>
       <w:r>
@@ -29712,7 +31658,6 @@
           <w:sz w:val="28"/>
           <w:szCs w:val="28"/>
         </w:rPr>
-        <w:lastRenderedPageBreak/>
         <w:t xml:space="preserve">Eng </w:t>
       </w:r>
       <w:proofErr w:type="spellStart"/>
@@ -30299,15 +32244,27 @@
         <w:t xml:space="preserve"> </w:t>
       </w:r>
       <w:proofErr w:type="spellStart"/>
-      <w:r>
-        <w:rPr>
-          <w:rFonts w:ascii="Times New Roman" w:eastAsia="Times New Roman" w:hAnsi="Times New Roman" w:cs="Times New Roman"/>
-          <w:b/>
-          <w:bCs/>
-          <w:sz w:val="28"/>
-          <w:szCs w:val="28"/>
-        </w:rPr>
-        <w:t>uyg‘unligidagi</w:t>
+      <w:proofErr w:type="gramStart"/>
+      <w:r>
+        <w:rPr>
+          <w:rFonts w:ascii="Times New Roman" w:eastAsia="Times New Roman" w:hAnsi="Times New Roman" w:cs="Times New Roman"/>
+          <w:b/>
+          <w:bCs/>
+          <w:sz w:val="28"/>
+          <w:szCs w:val="28"/>
+        </w:rPr>
+        <w:t>uyg‘</w:t>
+      </w:r>
+      <w:proofErr w:type="gramEnd"/>
+      <w:r>
+        <w:rPr>
+          <w:rFonts w:ascii="Times New Roman" w:eastAsia="Times New Roman" w:hAnsi="Times New Roman" w:cs="Times New Roman"/>
+          <w:b/>
+          <w:bCs/>
+          <w:sz w:val="28"/>
+          <w:szCs w:val="28"/>
+        </w:rPr>
+        <w:t>unligidagi</w:t>
       </w:r>
       <w:proofErr w:type="spellEnd"/>
       <w:r>

--- a/docs/data.docx
+++ b/docs/data.docx
@@ -22735,15 +22735,7 @@
           <w:sz w:val="24"/>
           <w:szCs w:val="24"/>
         </w:rPr>
-        <w:t xml:space="preserve"> </w:t>
-      </w:r>
-      <w:r>
-        <w:rPr>
-          <w:rFonts w:ascii="Times New Roman" w:hAnsi="Times New Roman" w:cs="Times New Roman"/>
-          <w:sz w:val="24"/>
-          <w:szCs w:val="24"/>
-        </w:rPr>
-        <w:t xml:space="preserve">Agar </w:t>
+        <w:t xml:space="preserve"> Agar </w:t>
       </w:r>
       <w:proofErr w:type="spellStart"/>
       <w:r>
@@ -23958,8 +23950,18 @@
           <w:sz w:val="24"/>
           <w:szCs w:val="24"/>
         </w:rPr>
-        <w:t xml:space="preserve">bhoshqarish </w:t>
-      </w:r>
+        <w:t>bhoshqarish</w:t>
+      </w:r>
+      <w:proofErr w:type="spellEnd"/>
+      <w:r>
+        <w:rPr>
+          <w:rFonts w:ascii="Times New Roman" w:hAnsi="Times New Roman" w:cs="Times New Roman"/>
+          <w:sz w:val="24"/>
+          <w:szCs w:val="24"/>
+        </w:rPr>
+        <w:t xml:space="preserve"> </w:t>
+      </w:r>
+      <w:proofErr w:type="spellStart"/>
       <w:r>
         <w:rPr>
           <w:rFonts w:ascii="Times New Roman" w:hAnsi="Times New Roman" w:cs="Times New Roman"/>
@@ -29098,6 +29100,1401 @@
           <w:szCs w:val="24"/>
         </w:rPr>
       </w:pPr>
+    </w:p>
+    <w:p>
+      <w:pPr>
+        <w:rPr>
+          <w:rFonts w:ascii="Times New Roman" w:hAnsi="Times New Roman" w:cs="Times New Roman"/>
+          <w:sz w:val="24"/>
+          <w:szCs w:val="24"/>
+        </w:rPr>
+      </w:pPr>
+      <w:r>
+        <w:rPr>
+          <w:rFonts w:ascii="Times New Roman" w:hAnsi="Times New Roman" w:cs="Times New Roman"/>
+          <w:sz w:val="24"/>
+          <w:szCs w:val="24"/>
+        </w:rPr>
+        <w:t xml:space="preserve">49. </w:t>
+      </w:r>
+      <w:proofErr w:type="spellStart"/>
+      <w:r>
+        <w:rPr>
+          <w:rFonts w:ascii="Times New Roman" w:hAnsi="Times New Roman" w:cs="Times New Roman"/>
+          <w:sz w:val="24"/>
+          <w:szCs w:val="24"/>
+        </w:rPr>
+        <w:t>Shortnoma</w:t>
+      </w:r>
+      <w:proofErr w:type="spellEnd"/>
+      <w:r>
+        <w:rPr>
+          <w:rFonts w:ascii="Times New Roman" w:hAnsi="Times New Roman" w:cs="Times New Roman"/>
+          <w:sz w:val="24"/>
+          <w:szCs w:val="24"/>
+        </w:rPr>
+        <w:t xml:space="preserve"> </w:t>
+      </w:r>
+      <w:proofErr w:type="spellStart"/>
+      <w:r>
+        <w:rPr>
+          <w:rFonts w:ascii="Times New Roman" w:hAnsi="Times New Roman" w:cs="Times New Roman"/>
+          <w:sz w:val="24"/>
+          <w:szCs w:val="24"/>
+        </w:rPr>
+        <w:t>bilan</w:t>
+      </w:r>
+      <w:proofErr w:type="spellEnd"/>
+      <w:r>
+        <w:rPr>
+          <w:rFonts w:ascii="Times New Roman" w:hAnsi="Times New Roman" w:cs="Times New Roman"/>
+          <w:sz w:val="24"/>
+          <w:szCs w:val="24"/>
+        </w:rPr>
+        <w:t xml:space="preserve"> </w:t>
+      </w:r>
+      <w:proofErr w:type="spellStart"/>
+      <w:r>
+        <w:rPr>
+          <w:rFonts w:ascii="Times New Roman" w:hAnsi="Times New Roman" w:cs="Times New Roman"/>
+          <w:sz w:val="24"/>
+          <w:szCs w:val="24"/>
+        </w:rPr>
+        <w:t>to'lov</w:t>
+      </w:r>
+      <w:proofErr w:type="spellEnd"/>
+      <w:r>
+        <w:rPr>
+          <w:rFonts w:ascii="Times New Roman" w:hAnsi="Times New Roman" w:cs="Times New Roman"/>
+          <w:sz w:val="24"/>
+          <w:szCs w:val="24"/>
+        </w:rPr>
+        <w:t xml:space="preserve"> </w:t>
+      </w:r>
+      <w:proofErr w:type="spellStart"/>
+      <w:r>
+        <w:rPr>
+          <w:rFonts w:ascii="Times New Roman" w:hAnsi="Times New Roman" w:cs="Times New Roman"/>
+          <w:sz w:val="24"/>
+          <w:szCs w:val="24"/>
+        </w:rPr>
+        <w:t>qilayotganda</w:t>
+      </w:r>
+      <w:proofErr w:type="spellEnd"/>
+      <w:r>
+        <w:rPr>
+          <w:rFonts w:ascii="Times New Roman" w:hAnsi="Times New Roman" w:cs="Times New Roman"/>
+          <w:sz w:val="24"/>
+          <w:szCs w:val="24"/>
+        </w:rPr>
+        <w:t xml:space="preserve">, </w:t>
+      </w:r>
+      <w:proofErr w:type="spellStart"/>
+      <w:r>
+        <w:rPr>
+          <w:rFonts w:ascii="Times New Roman" w:hAnsi="Times New Roman" w:cs="Times New Roman"/>
+          <w:sz w:val="24"/>
+          <w:szCs w:val="24"/>
+        </w:rPr>
+        <w:t>to'lov</w:t>
+      </w:r>
+      <w:proofErr w:type="spellEnd"/>
+      <w:r>
+        <w:rPr>
+          <w:rFonts w:ascii="Times New Roman" w:hAnsi="Times New Roman" w:cs="Times New Roman"/>
+          <w:sz w:val="24"/>
+          <w:szCs w:val="24"/>
+        </w:rPr>
+        <w:t xml:space="preserve"> </w:t>
+      </w:r>
+      <w:proofErr w:type="spellStart"/>
+      <w:r>
+        <w:rPr>
+          <w:rFonts w:ascii="Times New Roman" w:hAnsi="Times New Roman" w:cs="Times New Roman"/>
+          <w:sz w:val="24"/>
+          <w:szCs w:val="24"/>
+        </w:rPr>
+        <w:t>maqsadi</w:t>
+      </w:r>
+      <w:r>
+        <w:rPr>
+          <w:rFonts w:ascii="Times New Roman" w:hAnsi="Times New Roman" w:cs="Times New Roman"/>
+          <w:sz w:val="24"/>
+          <w:szCs w:val="24"/>
+        </w:rPr>
+        <w:t>ga</w:t>
+      </w:r>
+      <w:proofErr w:type="spellEnd"/>
+      <w:r>
+        <w:rPr>
+          <w:rFonts w:ascii="Times New Roman" w:hAnsi="Times New Roman" w:cs="Times New Roman"/>
+          <w:sz w:val="24"/>
+          <w:szCs w:val="24"/>
+        </w:rPr>
+        <w:t xml:space="preserve"> </w:t>
+      </w:r>
+      <w:proofErr w:type="spellStart"/>
+      <w:r>
+        <w:rPr>
+          <w:rFonts w:ascii="Times New Roman" w:hAnsi="Times New Roman" w:cs="Times New Roman"/>
+          <w:sz w:val="24"/>
+          <w:szCs w:val="24"/>
+        </w:rPr>
+        <w:t xml:space="preserve">nima </w:t>
+      </w:r>
+      <w:r>
+        <w:rPr>
+          <w:rFonts w:ascii="Times New Roman" w:hAnsi="Times New Roman" w:cs="Times New Roman"/>
+          <w:sz w:val="24"/>
+          <w:szCs w:val="24"/>
+        </w:rPr>
+        <w:t>ko'rsatis</w:t>
+      </w:r>
+      <w:r>
+        <w:rPr>
+          <w:rFonts w:ascii="Times New Roman" w:hAnsi="Times New Roman" w:cs="Times New Roman"/>
+          <w:sz w:val="24"/>
+          <w:szCs w:val="24"/>
+        </w:rPr>
+        <w:t>h</w:t>
+      </w:r>
+      <w:proofErr w:type="spellEnd"/>
+      <w:r>
+        <w:rPr>
+          <w:rFonts w:ascii="Times New Roman" w:hAnsi="Times New Roman" w:cs="Times New Roman"/>
+          <w:sz w:val="24"/>
+          <w:szCs w:val="24"/>
+        </w:rPr>
+        <w:t xml:space="preserve"> </w:t>
+      </w:r>
+      <w:proofErr w:type="spellStart"/>
+      <w:r>
+        <w:rPr>
+          <w:rFonts w:ascii="Times New Roman" w:hAnsi="Times New Roman" w:cs="Times New Roman"/>
+          <w:sz w:val="24"/>
+          <w:szCs w:val="24"/>
+        </w:rPr>
+        <w:t>kerak</w:t>
+      </w:r>
+      <w:proofErr w:type="spellEnd"/>
+      <w:r>
+        <w:rPr>
+          <w:rFonts w:ascii="Times New Roman" w:hAnsi="Times New Roman" w:cs="Times New Roman"/>
+          <w:sz w:val="24"/>
+          <w:szCs w:val="24"/>
+        </w:rPr>
+        <w:t>?</w:t>
+      </w:r>
+    </w:p>
+    <w:p>
+      <w:pPr>
+        <w:rPr>
+          <w:rFonts w:ascii="Times New Roman" w:hAnsi="Times New Roman" w:cs="Times New Roman"/>
+          <w:sz w:val="24"/>
+          <w:szCs w:val="24"/>
+        </w:rPr>
+      </w:pPr>
+      <w:r>
+        <w:rPr>
+          <w:rFonts w:ascii="Times New Roman" w:hAnsi="Times New Roman" w:cs="Times New Roman"/>
+          <w:sz w:val="24"/>
+          <w:szCs w:val="24"/>
+        </w:rPr>
+        <w:t xml:space="preserve">Bank </w:t>
+      </w:r>
+      <w:proofErr w:type="spellStart"/>
+      <w:r>
+        <w:rPr>
+          <w:rFonts w:ascii="Times New Roman" w:hAnsi="Times New Roman" w:cs="Times New Roman"/>
+          <w:sz w:val="24"/>
+          <w:szCs w:val="24"/>
+        </w:rPr>
+        <w:t>orqali</w:t>
+      </w:r>
+      <w:proofErr w:type="spellEnd"/>
+      <w:r>
+        <w:rPr>
+          <w:rFonts w:ascii="Times New Roman" w:hAnsi="Times New Roman" w:cs="Times New Roman"/>
+          <w:sz w:val="24"/>
+          <w:szCs w:val="24"/>
+        </w:rPr>
+        <w:t xml:space="preserve"> </w:t>
+      </w:r>
+      <w:proofErr w:type="spellStart"/>
+      <w:r>
+        <w:rPr>
+          <w:rFonts w:ascii="Times New Roman" w:hAnsi="Times New Roman" w:cs="Times New Roman"/>
+          <w:sz w:val="24"/>
+          <w:szCs w:val="24"/>
+        </w:rPr>
+        <w:t>to'lov</w:t>
+      </w:r>
+      <w:proofErr w:type="spellEnd"/>
+      <w:r>
+        <w:rPr>
+          <w:rFonts w:ascii="Times New Roman" w:hAnsi="Times New Roman" w:cs="Times New Roman"/>
+          <w:sz w:val="24"/>
+          <w:szCs w:val="24"/>
+        </w:rPr>
+        <w:t xml:space="preserve"> </w:t>
+      </w:r>
+      <w:proofErr w:type="spellStart"/>
+      <w:r>
+        <w:rPr>
+          <w:rFonts w:ascii="Times New Roman" w:hAnsi="Times New Roman" w:cs="Times New Roman"/>
+          <w:sz w:val="24"/>
+          <w:szCs w:val="24"/>
+        </w:rPr>
+        <w:t>qilinganda</w:t>
+      </w:r>
+      <w:proofErr w:type="spellEnd"/>
+      <w:r>
+        <w:rPr>
+          <w:rFonts w:ascii="Times New Roman" w:hAnsi="Times New Roman" w:cs="Times New Roman"/>
+          <w:sz w:val="24"/>
+          <w:szCs w:val="24"/>
+        </w:rPr>
+        <w:t xml:space="preserve">, agar </w:t>
+      </w:r>
+      <w:proofErr w:type="spellStart"/>
+      <w:r>
+        <w:rPr>
+          <w:rFonts w:ascii="Times New Roman" w:hAnsi="Times New Roman" w:cs="Times New Roman"/>
+          <w:sz w:val="24"/>
+          <w:szCs w:val="24"/>
+        </w:rPr>
+        <w:t>bitta</w:t>
+      </w:r>
+      <w:proofErr w:type="spellEnd"/>
+      <w:r>
+        <w:rPr>
+          <w:rFonts w:ascii="Times New Roman" w:hAnsi="Times New Roman" w:cs="Times New Roman"/>
+          <w:sz w:val="24"/>
+          <w:szCs w:val="24"/>
+        </w:rPr>
+        <w:t xml:space="preserve"> </w:t>
+      </w:r>
+      <w:proofErr w:type="spellStart"/>
+      <w:r>
+        <w:rPr>
+          <w:rFonts w:ascii="Times New Roman" w:hAnsi="Times New Roman" w:cs="Times New Roman"/>
+          <w:sz w:val="24"/>
+          <w:szCs w:val="24"/>
+        </w:rPr>
+        <w:t>firmaga</w:t>
+      </w:r>
+      <w:proofErr w:type="spellEnd"/>
+      <w:r>
+        <w:rPr>
+          <w:rFonts w:ascii="Times New Roman" w:hAnsi="Times New Roman" w:cs="Times New Roman"/>
+          <w:sz w:val="24"/>
+          <w:szCs w:val="24"/>
+        </w:rPr>
+        <w:t xml:space="preserve"> </w:t>
+      </w:r>
+      <w:proofErr w:type="spellStart"/>
+      <w:r>
+        <w:rPr>
+          <w:rFonts w:ascii="Times New Roman" w:hAnsi="Times New Roman" w:cs="Times New Roman"/>
+          <w:sz w:val="24"/>
+          <w:szCs w:val="24"/>
+        </w:rPr>
+        <w:t>bo'lsa</w:t>
+      </w:r>
+      <w:proofErr w:type="spellEnd"/>
+      <w:r>
+        <w:rPr>
+          <w:rFonts w:ascii="Times New Roman" w:hAnsi="Times New Roman" w:cs="Times New Roman"/>
+          <w:sz w:val="24"/>
+          <w:szCs w:val="24"/>
+        </w:rPr>
+        <w:t xml:space="preserve"> </w:t>
+      </w:r>
+      <w:proofErr w:type="spellStart"/>
+      <w:r>
+        <w:rPr>
+          <w:rFonts w:ascii="Times New Roman" w:hAnsi="Times New Roman" w:cs="Times New Roman"/>
+          <w:sz w:val="24"/>
+          <w:szCs w:val="24"/>
+        </w:rPr>
+        <w:t>ofertaga</w:t>
+      </w:r>
+      <w:proofErr w:type="spellEnd"/>
+      <w:r>
+        <w:rPr>
+          <w:rFonts w:ascii="Times New Roman" w:hAnsi="Times New Roman" w:cs="Times New Roman"/>
+          <w:sz w:val="24"/>
+          <w:szCs w:val="24"/>
+        </w:rPr>
+        <w:t xml:space="preserve"> </w:t>
+      </w:r>
+      <w:proofErr w:type="spellStart"/>
+      <w:r>
+        <w:rPr>
+          <w:rFonts w:ascii="Times New Roman" w:hAnsi="Times New Roman" w:cs="Times New Roman"/>
+          <w:sz w:val="24"/>
+          <w:szCs w:val="24"/>
+        </w:rPr>
+        <w:t>asosan</w:t>
+      </w:r>
+      <w:proofErr w:type="spellEnd"/>
+      <w:r>
+        <w:rPr>
+          <w:rFonts w:ascii="Times New Roman" w:hAnsi="Times New Roman" w:cs="Times New Roman"/>
+          <w:sz w:val="24"/>
+          <w:szCs w:val="24"/>
+        </w:rPr>
+        <w:t xml:space="preserve"> de </w:t>
+      </w:r>
+      <w:proofErr w:type="spellStart"/>
+      <w:r>
+        <w:rPr>
+          <w:rFonts w:ascii="Times New Roman" w:hAnsi="Times New Roman" w:cs="Times New Roman"/>
+          <w:sz w:val="24"/>
+          <w:szCs w:val="24"/>
+        </w:rPr>
+        <w:t>yozsa</w:t>
+      </w:r>
+      <w:proofErr w:type="spellEnd"/>
+      <w:r>
+        <w:rPr>
+          <w:rFonts w:ascii="Times New Roman" w:hAnsi="Times New Roman" w:cs="Times New Roman"/>
+          <w:sz w:val="24"/>
+          <w:szCs w:val="24"/>
+        </w:rPr>
+        <w:t xml:space="preserve"> </w:t>
+      </w:r>
+      <w:proofErr w:type="spellStart"/>
+      <w:r>
+        <w:rPr>
+          <w:rFonts w:ascii="Times New Roman" w:hAnsi="Times New Roman" w:cs="Times New Roman"/>
+          <w:sz w:val="24"/>
+          <w:szCs w:val="24"/>
+        </w:rPr>
+        <w:t>bo'ldi</w:t>
+      </w:r>
+      <w:proofErr w:type="spellEnd"/>
+      <w:r>
+        <w:rPr>
+          <w:rFonts w:ascii="Times New Roman" w:hAnsi="Times New Roman" w:cs="Times New Roman"/>
+          <w:sz w:val="24"/>
+          <w:szCs w:val="24"/>
+        </w:rPr>
+        <w:t xml:space="preserve">, agar </w:t>
+      </w:r>
+      <w:proofErr w:type="spellStart"/>
+      <w:r>
+        <w:rPr>
+          <w:rFonts w:ascii="Times New Roman" w:hAnsi="Times New Roman" w:cs="Times New Roman"/>
+          <w:sz w:val="24"/>
+          <w:szCs w:val="24"/>
+        </w:rPr>
+        <w:t>buxgalteriya</w:t>
+      </w:r>
+      <w:proofErr w:type="spellEnd"/>
+      <w:r>
+        <w:rPr>
+          <w:rFonts w:ascii="Times New Roman" w:hAnsi="Times New Roman" w:cs="Times New Roman"/>
+          <w:sz w:val="24"/>
+          <w:szCs w:val="24"/>
+        </w:rPr>
+        <w:t xml:space="preserve"> </w:t>
+      </w:r>
+      <w:proofErr w:type="spellStart"/>
+      <w:r>
+        <w:rPr>
+          <w:rFonts w:ascii="Times New Roman" w:hAnsi="Times New Roman" w:cs="Times New Roman"/>
+          <w:sz w:val="24"/>
+          <w:szCs w:val="24"/>
+        </w:rPr>
+        <w:t>kabinetiga</w:t>
+      </w:r>
+      <w:proofErr w:type="spellEnd"/>
+      <w:r>
+        <w:rPr>
+          <w:rFonts w:ascii="Times New Roman" w:hAnsi="Times New Roman" w:cs="Times New Roman"/>
+          <w:sz w:val="24"/>
+          <w:szCs w:val="24"/>
+        </w:rPr>
+        <w:t xml:space="preserve"> </w:t>
+      </w:r>
+      <w:proofErr w:type="spellStart"/>
+      <w:r>
+        <w:rPr>
+          <w:rFonts w:ascii="Times New Roman" w:hAnsi="Times New Roman" w:cs="Times New Roman"/>
+          <w:sz w:val="24"/>
+          <w:szCs w:val="24"/>
+        </w:rPr>
+        <w:t>to'lov</w:t>
+      </w:r>
+      <w:proofErr w:type="spellEnd"/>
+      <w:r>
+        <w:rPr>
+          <w:rFonts w:ascii="Times New Roman" w:hAnsi="Times New Roman" w:cs="Times New Roman"/>
+          <w:sz w:val="24"/>
+          <w:szCs w:val="24"/>
+        </w:rPr>
+        <w:t xml:space="preserve"> </w:t>
+      </w:r>
+      <w:proofErr w:type="spellStart"/>
+      <w:r>
+        <w:rPr>
+          <w:rFonts w:ascii="Times New Roman" w:hAnsi="Times New Roman" w:cs="Times New Roman"/>
+          <w:sz w:val="24"/>
+          <w:szCs w:val="24"/>
+        </w:rPr>
+        <w:t>qilayotgan</w:t>
+      </w:r>
+      <w:proofErr w:type="spellEnd"/>
+      <w:r>
+        <w:rPr>
+          <w:rFonts w:ascii="Times New Roman" w:hAnsi="Times New Roman" w:cs="Times New Roman"/>
+          <w:sz w:val="24"/>
+          <w:szCs w:val="24"/>
+        </w:rPr>
+        <w:t xml:space="preserve"> </w:t>
+      </w:r>
+      <w:proofErr w:type="spellStart"/>
+      <w:r>
+        <w:rPr>
+          <w:rFonts w:ascii="Times New Roman" w:hAnsi="Times New Roman" w:cs="Times New Roman"/>
+          <w:sz w:val="24"/>
+          <w:szCs w:val="24"/>
+        </w:rPr>
+        <w:t>bo'lsa</w:t>
+      </w:r>
+      <w:proofErr w:type="spellEnd"/>
+      <w:r>
+        <w:rPr>
+          <w:rFonts w:ascii="Times New Roman" w:hAnsi="Times New Roman" w:cs="Times New Roman"/>
+          <w:sz w:val="24"/>
+          <w:szCs w:val="24"/>
+        </w:rPr>
+        <w:t xml:space="preserve"> </w:t>
+      </w:r>
+      <w:proofErr w:type="spellStart"/>
+      <w:r>
+        <w:rPr>
+          <w:rFonts w:ascii="Times New Roman" w:hAnsi="Times New Roman" w:cs="Times New Roman"/>
+          <w:sz w:val="24"/>
+          <w:szCs w:val="24"/>
+        </w:rPr>
+        <w:t>sotib</w:t>
+      </w:r>
+      <w:proofErr w:type="spellEnd"/>
+      <w:r>
+        <w:rPr>
+          <w:rFonts w:ascii="Times New Roman" w:hAnsi="Times New Roman" w:cs="Times New Roman"/>
+          <w:sz w:val="24"/>
+          <w:szCs w:val="24"/>
+        </w:rPr>
+        <w:t xml:space="preserve"> </w:t>
+      </w:r>
+      <w:proofErr w:type="spellStart"/>
+      <w:r>
+        <w:rPr>
+          <w:rFonts w:ascii="Times New Roman" w:hAnsi="Times New Roman" w:cs="Times New Roman"/>
+          <w:sz w:val="24"/>
+          <w:szCs w:val="24"/>
+        </w:rPr>
+        <w:t>olayotgan</w:t>
+      </w:r>
+      <w:proofErr w:type="spellEnd"/>
+      <w:r>
+        <w:rPr>
+          <w:rFonts w:ascii="Times New Roman" w:hAnsi="Times New Roman" w:cs="Times New Roman"/>
+          <w:sz w:val="24"/>
+          <w:szCs w:val="24"/>
+        </w:rPr>
+        <w:t xml:space="preserve"> </w:t>
+      </w:r>
+      <w:proofErr w:type="spellStart"/>
+      <w:r>
+        <w:rPr>
+          <w:rFonts w:ascii="Times New Roman" w:hAnsi="Times New Roman" w:cs="Times New Roman"/>
+          <w:sz w:val="24"/>
+          <w:szCs w:val="24"/>
+        </w:rPr>
+        <w:t>buxgalterning</w:t>
+      </w:r>
+      <w:proofErr w:type="spellEnd"/>
+      <w:r>
+        <w:rPr>
+          <w:rFonts w:ascii="Times New Roman" w:hAnsi="Times New Roman" w:cs="Times New Roman"/>
+          <w:sz w:val="24"/>
+          <w:szCs w:val="24"/>
+        </w:rPr>
+        <w:t xml:space="preserve"> PINFL </w:t>
+      </w:r>
+      <w:proofErr w:type="spellStart"/>
+      <w:r>
+        <w:rPr>
+          <w:rFonts w:ascii="Times New Roman" w:hAnsi="Times New Roman" w:cs="Times New Roman"/>
+          <w:sz w:val="24"/>
+          <w:szCs w:val="24"/>
+        </w:rPr>
+        <w:t>raqamini</w:t>
+      </w:r>
+      <w:proofErr w:type="spellEnd"/>
+      <w:r>
+        <w:rPr>
+          <w:rFonts w:ascii="Times New Roman" w:hAnsi="Times New Roman" w:cs="Times New Roman"/>
+          <w:sz w:val="24"/>
+          <w:szCs w:val="24"/>
+        </w:rPr>
+        <w:t xml:space="preserve"> </w:t>
+      </w:r>
+      <w:proofErr w:type="spellStart"/>
+      <w:r>
+        <w:rPr>
+          <w:rFonts w:ascii="Times New Roman" w:hAnsi="Times New Roman" w:cs="Times New Roman"/>
+          <w:sz w:val="24"/>
+          <w:szCs w:val="24"/>
+        </w:rPr>
+        <w:t>izohda</w:t>
+      </w:r>
+      <w:proofErr w:type="spellEnd"/>
+      <w:r>
+        <w:rPr>
+          <w:rFonts w:ascii="Times New Roman" w:hAnsi="Times New Roman" w:cs="Times New Roman"/>
+          <w:sz w:val="24"/>
+          <w:szCs w:val="24"/>
+        </w:rPr>
+        <w:t xml:space="preserve"> </w:t>
+      </w:r>
+      <w:proofErr w:type="spellStart"/>
+      <w:r>
+        <w:rPr>
+          <w:rFonts w:ascii="Times New Roman" w:hAnsi="Times New Roman" w:cs="Times New Roman"/>
+          <w:sz w:val="24"/>
+          <w:szCs w:val="24"/>
+        </w:rPr>
+        <w:t>ko'rsatishni</w:t>
+      </w:r>
+      <w:proofErr w:type="spellEnd"/>
+      <w:r>
+        <w:rPr>
+          <w:rFonts w:ascii="Times New Roman" w:hAnsi="Times New Roman" w:cs="Times New Roman"/>
+          <w:sz w:val="24"/>
+          <w:szCs w:val="24"/>
+        </w:rPr>
+        <w:t xml:space="preserve"> </w:t>
+      </w:r>
+      <w:proofErr w:type="spellStart"/>
+      <w:r>
+        <w:rPr>
+          <w:rFonts w:ascii="Times New Roman" w:hAnsi="Times New Roman" w:cs="Times New Roman"/>
+          <w:sz w:val="24"/>
+          <w:szCs w:val="24"/>
+        </w:rPr>
+        <w:t>unutmang</w:t>
+      </w:r>
+      <w:proofErr w:type="spellEnd"/>
+      <w:r>
+        <w:rPr>
+          <w:rFonts w:ascii="Times New Roman" w:hAnsi="Times New Roman" w:cs="Times New Roman"/>
+          <w:sz w:val="24"/>
+          <w:szCs w:val="24"/>
+        </w:rPr>
+        <w:t xml:space="preserve">. Bu </w:t>
+      </w:r>
+      <w:proofErr w:type="spellStart"/>
+      <w:r>
+        <w:rPr>
+          <w:rFonts w:ascii="Times New Roman" w:hAnsi="Times New Roman" w:cs="Times New Roman"/>
+          <w:sz w:val="24"/>
+          <w:szCs w:val="24"/>
+        </w:rPr>
+        <w:t>to'lovni</w:t>
+      </w:r>
+      <w:proofErr w:type="spellEnd"/>
+      <w:r>
+        <w:rPr>
+          <w:rFonts w:ascii="Times New Roman" w:hAnsi="Times New Roman" w:cs="Times New Roman"/>
+          <w:sz w:val="24"/>
+          <w:szCs w:val="24"/>
+        </w:rPr>
+        <w:t xml:space="preserve"> </w:t>
+      </w:r>
+      <w:proofErr w:type="spellStart"/>
+      <w:r>
+        <w:rPr>
+          <w:rFonts w:ascii="Times New Roman" w:hAnsi="Times New Roman" w:cs="Times New Roman"/>
+          <w:sz w:val="24"/>
+          <w:szCs w:val="24"/>
+        </w:rPr>
+        <w:t>tezroq</w:t>
+      </w:r>
+      <w:proofErr w:type="spellEnd"/>
+      <w:r>
+        <w:rPr>
+          <w:rFonts w:ascii="Times New Roman" w:hAnsi="Times New Roman" w:cs="Times New Roman"/>
+          <w:sz w:val="24"/>
+          <w:szCs w:val="24"/>
+        </w:rPr>
+        <w:t xml:space="preserve"> </w:t>
+      </w:r>
+      <w:proofErr w:type="spellStart"/>
+      <w:r>
+        <w:rPr>
+          <w:rFonts w:ascii="Times New Roman" w:hAnsi="Times New Roman" w:cs="Times New Roman"/>
+          <w:sz w:val="24"/>
+          <w:szCs w:val="24"/>
+        </w:rPr>
+        <w:t>tasdiqlanishiga</w:t>
+      </w:r>
+      <w:proofErr w:type="spellEnd"/>
+      <w:r>
+        <w:rPr>
+          <w:rFonts w:ascii="Times New Roman" w:hAnsi="Times New Roman" w:cs="Times New Roman"/>
+          <w:sz w:val="24"/>
+          <w:szCs w:val="24"/>
+        </w:rPr>
+        <w:t xml:space="preserve"> </w:t>
+      </w:r>
+      <w:proofErr w:type="spellStart"/>
+      <w:r>
+        <w:rPr>
+          <w:rFonts w:ascii="Times New Roman" w:hAnsi="Times New Roman" w:cs="Times New Roman"/>
+          <w:sz w:val="24"/>
+          <w:szCs w:val="24"/>
+        </w:rPr>
+        <w:t>yordam</w:t>
+      </w:r>
+      <w:proofErr w:type="spellEnd"/>
+      <w:r>
+        <w:rPr>
+          <w:rFonts w:ascii="Times New Roman" w:hAnsi="Times New Roman" w:cs="Times New Roman"/>
+          <w:sz w:val="24"/>
+          <w:szCs w:val="24"/>
+        </w:rPr>
+        <w:t xml:space="preserve"> </w:t>
+      </w:r>
+      <w:proofErr w:type="spellStart"/>
+      <w:r>
+        <w:rPr>
+          <w:rFonts w:ascii="Times New Roman" w:hAnsi="Times New Roman" w:cs="Times New Roman"/>
+          <w:sz w:val="24"/>
+          <w:szCs w:val="24"/>
+        </w:rPr>
+        <w:t>beradi</w:t>
+      </w:r>
+      <w:proofErr w:type="spellEnd"/>
+      <w:r>
+        <w:rPr>
+          <w:rFonts w:ascii="Times New Roman" w:hAnsi="Times New Roman" w:cs="Times New Roman"/>
+          <w:sz w:val="24"/>
+          <w:szCs w:val="24"/>
+        </w:rPr>
+        <w:t>.</w:t>
+      </w:r>
+    </w:p>
+    <w:p>
+      <w:pPr>
+        <w:rPr>
+          <w:rFonts w:ascii="Times New Roman" w:hAnsi="Times New Roman" w:cs="Times New Roman"/>
+          <w:sz w:val="24"/>
+          <w:szCs w:val="24"/>
+        </w:rPr>
+      </w:pPr>
+    </w:p>
+    <w:p>
+      <w:pPr>
+        <w:rPr>
+          <w:rFonts w:ascii="Times New Roman" w:hAnsi="Times New Roman" w:cs="Times New Roman"/>
+          <w:sz w:val="24"/>
+          <w:szCs w:val="24"/>
+        </w:rPr>
+      </w:pPr>
+      <w:r>
+        <w:rPr>
+          <w:rFonts w:ascii="Times New Roman" w:hAnsi="Times New Roman" w:cs="Times New Roman"/>
+          <w:sz w:val="24"/>
+          <w:szCs w:val="24"/>
+        </w:rPr>
+        <w:t xml:space="preserve">50. </w:t>
+      </w:r>
+      <w:proofErr w:type="spellStart"/>
+      <w:r>
+        <w:rPr>
+          <w:rFonts w:ascii="Times New Roman" w:hAnsi="Times New Roman" w:cs="Times New Roman"/>
+          <w:sz w:val="24"/>
+          <w:szCs w:val="24"/>
+        </w:rPr>
+        <w:t>To'lovni</w:t>
+      </w:r>
+      <w:proofErr w:type="spellEnd"/>
+      <w:r>
+        <w:rPr>
+          <w:rFonts w:ascii="Times New Roman" w:hAnsi="Times New Roman" w:cs="Times New Roman"/>
+          <w:sz w:val="24"/>
+          <w:szCs w:val="24"/>
+        </w:rPr>
+        <w:t xml:space="preserve"> </w:t>
+      </w:r>
+      <w:proofErr w:type="spellStart"/>
+      <w:r>
+        <w:rPr>
+          <w:rFonts w:ascii="Times New Roman" w:hAnsi="Times New Roman" w:cs="Times New Roman"/>
+          <w:sz w:val="24"/>
+          <w:szCs w:val="24"/>
+        </w:rPr>
+        <w:t>qanday</w:t>
+      </w:r>
+      <w:proofErr w:type="spellEnd"/>
+      <w:r>
+        <w:rPr>
+          <w:rFonts w:ascii="Times New Roman" w:hAnsi="Times New Roman" w:cs="Times New Roman"/>
+          <w:sz w:val="24"/>
+          <w:szCs w:val="24"/>
+        </w:rPr>
+        <w:t xml:space="preserve"> </w:t>
+      </w:r>
+      <w:proofErr w:type="spellStart"/>
+      <w:r>
+        <w:rPr>
+          <w:rFonts w:ascii="Times New Roman" w:hAnsi="Times New Roman" w:cs="Times New Roman"/>
+          <w:sz w:val="24"/>
+          <w:szCs w:val="24"/>
+        </w:rPr>
+        <w:t>usulda</w:t>
+      </w:r>
+      <w:proofErr w:type="spellEnd"/>
+      <w:r>
+        <w:rPr>
+          <w:rFonts w:ascii="Times New Roman" w:hAnsi="Times New Roman" w:cs="Times New Roman"/>
+          <w:sz w:val="24"/>
+          <w:szCs w:val="24"/>
+        </w:rPr>
+        <w:t xml:space="preserve"> </w:t>
+      </w:r>
+      <w:proofErr w:type="spellStart"/>
+      <w:r>
+        <w:rPr>
+          <w:rFonts w:ascii="Times New Roman" w:hAnsi="Times New Roman" w:cs="Times New Roman"/>
+          <w:sz w:val="24"/>
+          <w:szCs w:val="24"/>
+        </w:rPr>
+        <w:t>amalga</w:t>
+      </w:r>
+      <w:proofErr w:type="spellEnd"/>
+      <w:r>
+        <w:rPr>
+          <w:rFonts w:ascii="Times New Roman" w:hAnsi="Times New Roman" w:cs="Times New Roman"/>
+          <w:sz w:val="24"/>
+          <w:szCs w:val="24"/>
+        </w:rPr>
+        <w:t xml:space="preserve"> </w:t>
+      </w:r>
+      <w:proofErr w:type="spellStart"/>
+      <w:r>
+        <w:rPr>
+          <w:rFonts w:ascii="Times New Roman" w:hAnsi="Times New Roman" w:cs="Times New Roman"/>
+          <w:sz w:val="24"/>
+          <w:szCs w:val="24"/>
+        </w:rPr>
+        <w:t>oshirish</w:t>
+      </w:r>
+      <w:proofErr w:type="spellEnd"/>
+      <w:r>
+        <w:rPr>
+          <w:rFonts w:ascii="Times New Roman" w:hAnsi="Times New Roman" w:cs="Times New Roman"/>
+          <w:sz w:val="24"/>
+          <w:szCs w:val="24"/>
+        </w:rPr>
+        <w:t xml:space="preserve"> </w:t>
+      </w:r>
+      <w:proofErr w:type="spellStart"/>
+      <w:r>
+        <w:rPr>
+          <w:rFonts w:ascii="Times New Roman" w:hAnsi="Times New Roman" w:cs="Times New Roman"/>
+          <w:sz w:val="24"/>
+          <w:szCs w:val="24"/>
+        </w:rPr>
+        <w:t>mumkin</w:t>
+      </w:r>
+      <w:proofErr w:type="spellEnd"/>
+      <w:r>
+        <w:rPr>
+          <w:rFonts w:ascii="Times New Roman" w:hAnsi="Times New Roman" w:cs="Times New Roman"/>
+          <w:sz w:val="24"/>
+          <w:szCs w:val="24"/>
+        </w:rPr>
+        <w:t>?</w:t>
+      </w:r>
+    </w:p>
+    <w:p>
+      <w:pPr>
+        <w:rPr>
+          <w:rFonts w:ascii="Times New Roman" w:hAnsi="Times New Roman" w:cs="Times New Roman"/>
+          <w:sz w:val="24"/>
+          <w:szCs w:val="24"/>
+        </w:rPr>
+      </w:pPr>
+      <w:proofErr w:type="spellStart"/>
+      <w:r>
+        <w:rPr>
+          <w:rFonts w:ascii="Times New Roman" w:hAnsi="Times New Roman" w:cs="Times New Roman"/>
+          <w:sz w:val="24"/>
+          <w:szCs w:val="24"/>
+        </w:rPr>
+        <w:t>To'lovni</w:t>
+      </w:r>
+      <w:proofErr w:type="spellEnd"/>
+      <w:r>
+        <w:rPr>
+          <w:rFonts w:ascii="Times New Roman" w:hAnsi="Times New Roman" w:cs="Times New Roman"/>
+          <w:sz w:val="24"/>
+          <w:szCs w:val="24"/>
+        </w:rPr>
+        <w:t xml:space="preserve"> </w:t>
+      </w:r>
+      <w:proofErr w:type="spellStart"/>
+      <w:r>
+        <w:rPr>
+          <w:rFonts w:ascii="Times New Roman" w:hAnsi="Times New Roman" w:cs="Times New Roman"/>
+          <w:sz w:val="24"/>
+          <w:szCs w:val="24"/>
+        </w:rPr>
+        <w:t>quyidagi</w:t>
+      </w:r>
+      <w:proofErr w:type="spellEnd"/>
+      <w:r>
+        <w:rPr>
+          <w:rFonts w:ascii="Times New Roman" w:hAnsi="Times New Roman" w:cs="Times New Roman"/>
+          <w:sz w:val="24"/>
+          <w:szCs w:val="24"/>
+        </w:rPr>
+        <w:t xml:space="preserve"> </w:t>
+      </w:r>
+      <w:proofErr w:type="spellStart"/>
+      <w:r>
+        <w:rPr>
+          <w:rFonts w:ascii="Times New Roman" w:hAnsi="Times New Roman" w:cs="Times New Roman"/>
+          <w:sz w:val="24"/>
+          <w:szCs w:val="24"/>
+        </w:rPr>
+        <w:t>ikki</w:t>
+      </w:r>
+      <w:proofErr w:type="spellEnd"/>
+      <w:r>
+        <w:rPr>
+          <w:rFonts w:ascii="Times New Roman" w:hAnsi="Times New Roman" w:cs="Times New Roman"/>
+          <w:sz w:val="24"/>
+          <w:szCs w:val="24"/>
+        </w:rPr>
+        <w:t xml:space="preserve"> </w:t>
+      </w:r>
+      <w:proofErr w:type="spellStart"/>
+      <w:r>
+        <w:rPr>
+          <w:rFonts w:ascii="Times New Roman" w:hAnsi="Times New Roman" w:cs="Times New Roman"/>
+          <w:sz w:val="24"/>
+          <w:szCs w:val="24"/>
+        </w:rPr>
+        <w:t>usuldan</w:t>
+      </w:r>
+      <w:proofErr w:type="spellEnd"/>
+      <w:r>
+        <w:rPr>
+          <w:rFonts w:ascii="Times New Roman" w:hAnsi="Times New Roman" w:cs="Times New Roman"/>
+          <w:sz w:val="24"/>
+          <w:szCs w:val="24"/>
+        </w:rPr>
+        <w:t xml:space="preserve"> </w:t>
+      </w:r>
+      <w:proofErr w:type="spellStart"/>
+      <w:r>
+        <w:rPr>
+          <w:rFonts w:ascii="Times New Roman" w:hAnsi="Times New Roman" w:cs="Times New Roman"/>
+          <w:sz w:val="24"/>
+          <w:szCs w:val="24"/>
+        </w:rPr>
+        <w:t>biri</w:t>
+      </w:r>
+      <w:proofErr w:type="spellEnd"/>
+      <w:r>
+        <w:rPr>
+          <w:rFonts w:ascii="Times New Roman" w:hAnsi="Times New Roman" w:cs="Times New Roman"/>
+          <w:sz w:val="24"/>
+          <w:szCs w:val="24"/>
+        </w:rPr>
+        <w:t xml:space="preserve"> </w:t>
+      </w:r>
+      <w:proofErr w:type="spellStart"/>
+      <w:r>
+        <w:rPr>
+          <w:rFonts w:ascii="Times New Roman" w:hAnsi="Times New Roman" w:cs="Times New Roman"/>
+          <w:sz w:val="24"/>
+          <w:szCs w:val="24"/>
+        </w:rPr>
+        <w:t>orqali</w:t>
+      </w:r>
+      <w:proofErr w:type="spellEnd"/>
+      <w:r>
+        <w:rPr>
+          <w:rFonts w:ascii="Times New Roman" w:hAnsi="Times New Roman" w:cs="Times New Roman"/>
+          <w:sz w:val="24"/>
+          <w:szCs w:val="24"/>
+        </w:rPr>
+        <w:t xml:space="preserve"> </w:t>
+      </w:r>
+      <w:proofErr w:type="spellStart"/>
+      <w:r>
+        <w:rPr>
+          <w:rFonts w:ascii="Times New Roman" w:hAnsi="Times New Roman" w:cs="Times New Roman"/>
+          <w:sz w:val="24"/>
+          <w:szCs w:val="24"/>
+        </w:rPr>
+        <w:t>amalga</w:t>
+      </w:r>
+      <w:proofErr w:type="spellEnd"/>
+      <w:r>
+        <w:rPr>
+          <w:rFonts w:ascii="Times New Roman" w:hAnsi="Times New Roman" w:cs="Times New Roman"/>
+          <w:sz w:val="24"/>
+          <w:szCs w:val="24"/>
+        </w:rPr>
+        <w:t xml:space="preserve"> </w:t>
+      </w:r>
+      <w:proofErr w:type="spellStart"/>
+      <w:r>
+        <w:rPr>
+          <w:rFonts w:ascii="Times New Roman" w:hAnsi="Times New Roman" w:cs="Times New Roman"/>
+          <w:sz w:val="24"/>
+          <w:szCs w:val="24"/>
+        </w:rPr>
+        <w:t>oshirishingiz</w:t>
+      </w:r>
+      <w:proofErr w:type="spellEnd"/>
+      <w:r>
+        <w:rPr>
+          <w:rFonts w:ascii="Times New Roman" w:hAnsi="Times New Roman" w:cs="Times New Roman"/>
+          <w:sz w:val="24"/>
+          <w:szCs w:val="24"/>
+        </w:rPr>
+        <w:t xml:space="preserve"> </w:t>
+      </w:r>
+      <w:proofErr w:type="spellStart"/>
+      <w:r>
+        <w:rPr>
+          <w:rFonts w:ascii="Times New Roman" w:hAnsi="Times New Roman" w:cs="Times New Roman"/>
+          <w:sz w:val="24"/>
+          <w:szCs w:val="24"/>
+        </w:rPr>
+        <w:t>mumkin</w:t>
+      </w:r>
+      <w:proofErr w:type="spellEnd"/>
+      <w:r>
+        <w:rPr>
+          <w:rFonts w:ascii="Times New Roman" w:hAnsi="Times New Roman" w:cs="Times New Roman"/>
+          <w:sz w:val="24"/>
+          <w:szCs w:val="24"/>
+        </w:rPr>
+        <w:t>:</w:t>
+      </w:r>
+    </w:p>
+    <w:p>
+      <w:pPr>
+        <w:rPr>
+          <w:rFonts w:ascii="Times New Roman" w:hAnsi="Times New Roman" w:cs="Times New Roman"/>
+          <w:sz w:val="24"/>
+          <w:szCs w:val="24"/>
+        </w:rPr>
+      </w:pPr>
+      <w:r>
+        <w:rPr>
+          <w:rFonts w:ascii="Times New Roman" w:hAnsi="Times New Roman" w:cs="Times New Roman"/>
+          <w:sz w:val="24"/>
+          <w:szCs w:val="24"/>
+        </w:rPr>
+        <w:t xml:space="preserve">- </w:t>
+      </w:r>
+      <w:proofErr w:type="spellStart"/>
+      <w:r>
+        <w:rPr>
+          <w:rFonts w:ascii="Times New Roman" w:hAnsi="Times New Roman" w:cs="Times New Roman"/>
+          <w:sz w:val="24"/>
+          <w:szCs w:val="24"/>
+        </w:rPr>
+        <w:t>RealPay</w:t>
+      </w:r>
+      <w:proofErr w:type="spellEnd"/>
+      <w:r>
+        <w:rPr>
+          <w:rFonts w:ascii="Times New Roman" w:hAnsi="Times New Roman" w:cs="Times New Roman"/>
+          <w:sz w:val="24"/>
+          <w:szCs w:val="24"/>
+        </w:rPr>
+        <w:t xml:space="preserve"> </w:t>
+      </w:r>
+      <w:proofErr w:type="spellStart"/>
+      <w:r>
+        <w:rPr>
+          <w:rFonts w:ascii="Times New Roman" w:hAnsi="Times New Roman" w:cs="Times New Roman"/>
+          <w:sz w:val="24"/>
+          <w:szCs w:val="24"/>
+        </w:rPr>
+        <w:t>tizimi</w:t>
+      </w:r>
+      <w:proofErr w:type="spellEnd"/>
+      <w:r>
+        <w:rPr>
+          <w:rFonts w:ascii="Times New Roman" w:hAnsi="Times New Roman" w:cs="Times New Roman"/>
+          <w:sz w:val="24"/>
+          <w:szCs w:val="24"/>
+        </w:rPr>
+        <w:t xml:space="preserve">: Bank </w:t>
+      </w:r>
+      <w:proofErr w:type="spellStart"/>
+      <w:r>
+        <w:rPr>
+          <w:rFonts w:ascii="Times New Roman" w:hAnsi="Times New Roman" w:cs="Times New Roman"/>
+          <w:sz w:val="24"/>
+          <w:szCs w:val="24"/>
+        </w:rPr>
+        <w:t>plastik</w:t>
+      </w:r>
+      <w:proofErr w:type="spellEnd"/>
+      <w:r>
+        <w:rPr>
+          <w:rFonts w:ascii="Times New Roman" w:hAnsi="Times New Roman" w:cs="Times New Roman"/>
+          <w:sz w:val="24"/>
+          <w:szCs w:val="24"/>
+        </w:rPr>
+        <w:t xml:space="preserve"> </w:t>
+      </w:r>
+      <w:proofErr w:type="spellStart"/>
+      <w:r>
+        <w:rPr>
+          <w:rFonts w:ascii="Times New Roman" w:hAnsi="Times New Roman" w:cs="Times New Roman"/>
+          <w:sz w:val="24"/>
+          <w:szCs w:val="24"/>
+        </w:rPr>
+        <w:t>kartangiz</w:t>
+      </w:r>
+      <w:proofErr w:type="spellEnd"/>
+      <w:r>
+        <w:rPr>
+          <w:rFonts w:ascii="Times New Roman" w:hAnsi="Times New Roman" w:cs="Times New Roman"/>
+          <w:sz w:val="24"/>
+          <w:szCs w:val="24"/>
+        </w:rPr>
+        <w:t xml:space="preserve"> (Uzcard/Humo) </w:t>
+      </w:r>
+      <w:proofErr w:type="spellStart"/>
+      <w:r>
+        <w:rPr>
+          <w:rFonts w:ascii="Times New Roman" w:hAnsi="Times New Roman" w:cs="Times New Roman"/>
+          <w:sz w:val="24"/>
+          <w:szCs w:val="24"/>
+        </w:rPr>
+        <w:t>orqali</w:t>
+      </w:r>
+      <w:proofErr w:type="spellEnd"/>
+      <w:r>
+        <w:rPr>
+          <w:rFonts w:ascii="Times New Roman" w:hAnsi="Times New Roman" w:cs="Times New Roman"/>
+          <w:sz w:val="24"/>
+          <w:szCs w:val="24"/>
+        </w:rPr>
+        <w:t xml:space="preserve"> </w:t>
+      </w:r>
+      <w:proofErr w:type="spellStart"/>
+      <w:r>
+        <w:rPr>
+          <w:rFonts w:ascii="Times New Roman" w:hAnsi="Times New Roman" w:cs="Times New Roman"/>
+          <w:sz w:val="24"/>
+          <w:szCs w:val="24"/>
+        </w:rPr>
+        <w:t>onlayn</w:t>
+      </w:r>
+      <w:proofErr w:type="spellEnd"/>
+      <w:r>
+        <w:rPr>
+          <w:rFonts w:ascii="Times New Roman" w:hAnsi="Times New Roman" w:cs="Times New Roman"/>
+          <w:sz w:val="24"/>
+          <w:szCs w:val="24"/>
+        </w:rPr>
+        <w:t xml:space="preserve"> </w:t>
+      </w:r>
+      <w:proofErr w:type="spellStart"/>
+      <w:r>
+        <w:rPr>
+          <w:rFonts w:ascii="Times New Roman" w:hAnsi="Times New Roman" w:cs="Times New Roman"/>
+          <w:sz w:val="24"/>
+          <w:szCs w:val="24"/>
+        </w:rPr>
+        <w:t>va</w:t>
+      </w:r>
+      <w:proofErr w:type="spellEnd"/>
+      <w:r>
+        <w:rPr>
+          <w:rFonts w:ascii="Times New Roman" w:hAnsi="Times New Roman" w:cs="Times New Roman"/>
+          <w:sz w:val="24"/>
+          <w:szCs w:val="24"/>
+        </w:rPr>
+        <w:t xml:space="preserve"> </w:t>
+      </w:r>
+      <w:proofErr w:type="spellStart"/>
+      <w:r>
+        <w:rPr>
+          <w:rFonts w:ascii="Times New Roman" w:hAnsi="Times New Roman" w:cs="Times New Roman"/>
+          <w:sz w:val="24"/>
+          <w:szCs w:val="24"/>
+        </w:rPr>
+        <w:t>tezkor</w:t>
+      </w:r>
+      <w:proofErr w:type="spellEnd"/>
+      <w:r>
+        <w:rPr>
+          <w:rFonts w:ascii="Times New Roman" w:hAnsi="Times New Roman" w:cs="Times New Roman"/>
+          <w:sz w:val="24"/>
+          <w:szCs w:val="24"/>
+        </w:rPr>
+        <w:t xml:space="preserve"> </w:t>
+      </w:r>
+      <w:proofErr w:type="spellStart"/>
+      <w:r>
+        <w:rPr>
+          <w:rFonts w:ascii="Times New Roman" w:hAnsi="Times New Roman" w:cs="Times New Roman"/>
+          <w:sz w:val="24"/>
+          <w:szCs w:val="24"/>
+        </w:rPr>
+        <w:t>to'lov</w:t>
+      </w:r>
+      <w:proofErr w:type="spellEnd"/>
+      <w:r>
+        <w:rPr>
+          <w:rFonts w:ascii="Times New Roman" w:hAnsi="Times New Roman" w:cs="Times New Roman"/>
+          <w:sz w:val="24"/>
+          <w:szCs w:val="24"/>
+        </w:rPr>
+        <w:t>.</w:t>
+      </w:r>
+    </w:p>
+    <w:p>
+      <w:pPr>
+        <w:rPr>
+          <w:rFonts w:ascii="Times New Roman" w:hAnsi="Times New Roman" w:cs="Times New Roman"/>
+          <w:sz w:val="24"/>
+          <w:szCs w:val="24"/>
+        </w:rPr>
+      </w:pPr>
+      <w:r>
+        <w:rPr>
+          <w:rFonts w:ascii="Times New Roman" w:hAnsi="Times New Roman" w:cs="Times New Roman"/>
+          <w:sz w:val="24"/>
+          <w:szCs w:val="24"/>
+        </w:rPr>
+        <w:t xml:space="preserve">- </w:t>
+      </w:r>
+      <w:r>
+        <w:rPr>
+          <w:rFonts w:ascii="Times New Roman" w:hAnsi="Times New Roman" w:cs="Times New Roman"/>
+          <w:sz w:val="24"/>
+          <w:szCs w:val="24"/>
+        </w:rPr>
+        <w:t xml:space="preserve">Bank </w:t>
+      </w:r>
+      <w:proofErr w:type="spellStart"/>
+      <w:r>
+        <w:rPr>
+          <w:rFonts w:ascii="Times New Roman" w:hAnsi="Times New Roman" w:cs="Times New Roman"/>
+          <w:sz w:val="24"/>
+          <w:szCs w:val="24"/>
+        </w:rPr>
+        <w:t>rekvizitlari</w:t>
+      </w:r>
+      <w:proofErr w:type="spellEnd"/>
+      <w:r>
+        <w:rPr>
+          <w:rFonts w:ascii="Times New Roman" w:hAnsi="Times New Roman" w:cs="Times New Roman"/>
+          <w:sz w:val="24"/>
+          <w:szCs w:val="24"/>
+        </w:rPr>
+        <w:t xml:space="preserve"> </w:t>
+      </w:r>
+      <w:proofErr w:type="spellStart"/>
+      <w:r>
+        <w:rPr>
+          <w:rFonts w:ascii="Times New Roman" w:hAnsi="Times New Roman" w:cs="Times New Roman"/>
+          <w:sz w:val="24"/>
+          <w:szCs w:val="24"/>
+        </w:rPr>
+        <w:t>orqali</w:t>
+      </w:r>
+      <w:proofErr w:type="spellEnd"/>
+      <w:r>
+        <w:rPr>
+          <w:rFonts w:ascii="Times New Roman" w:hAnsi="Times New Roman" w:cs="Times New Roman"/>
+          <w:sz w:val="24"/>
+          <w:szCs w:val="24"/>
+        </w:rPr>
+        <w:t xml:space="preserve">: </w:t>
+      </w:r>
+      <w:proofErr w:type="spellStart"/>
+      <w:r>
+        <w:rPr>
+          <w:rFonts w:ascii="Times New Roman" w:hAnsi="Times New Roman" w:cs="Times New Roman"/>
+          <w:sz w:val="24"/>
+          <w:szCs w:val="24"/>
+        </w:rPr>
+        <w:t>Platformada</w:t>
+      </w:r>
+      <w:proofErr w:type="spellEnd"/>
+      <w:r>
+        <w:rPr>
+          <w:rFonts w:ascii="Times New Roman" w:hAnsi="Times New Roman" w:cs="Times New Roman"/>
+          <w:sz w:val="24"/>
+          <w:szCs w:val="24"/>
+        </w:rPr>
+        <w:t xml:space="preserve"> </w:t>
+      </w:r>
+      <w:proofErr w:type="spellStart"/>
+      <w:r>
+        <w:rPr>
+          <w:rFonts w:ascii="Times New Roman" w:hAnsi="Times New Roman" w:cs="Times New Roman"/>
+          <w:sz w:val="24"/>
+          <w:szCs w:val="24"/>
+        </w:rPr>
+        <w:t>ko'rsatilgan</w:t>
+      </w:r>
+      <w:proofErr w:type="spellEnd"/>
+      <w:r>
+        <w:rPr>
+          <w:rFonts w:ascii="Times New Roman" w:hAnsi="Times New Roman" w:cs="Times New Roman"/>
+          <w:sz w:val="24"/>
+          <w:szCs w:val="24"/>
+        </w:rPr>
+        <w:t xml:space="preserve"> bank </w:t>
+      </w:r>
+      <w:proofErr w:type="spellStart"/>
+      <w:r>
+        <w:rPr>
+          <w:rFonts w:ascii="Times New Roman" w:hAnsi="Times New Roman" w:cs="Times New Roman"/>
+          <w:sz w:val="24"/>
+          <w:szCs w:val="24"/>
+        </w:rPr>
+        <w:t>rekvizitlariga</w:t>
+      </w:r>
+      <w:proofErr w:type="spellEnd"/>
+      <w:r>
+        <w:rPr>
+          <w:rFonts w:ascii="Times New Roman" w:hAnsi="Times New Roman" w:cs="Times New Roman"/>
+          <w:sz w:val="24"/>
+          <w:szCs w:val="24"/>
+        </w:rPr>
+        <w:t xml:space="preserve"> </w:t>
+      </w:r>
+      <w:proofErr w:type="spellStart"/>
+      <w:r>
+        <w:rPr>
+          <w:rFonts w:ascii="Times New Roman" w:hAnsi="Times New Roman" w:cs="Times New Roman"/>
+          <w:sz w:val="24"/>
+          <w:szCs w:val="24"/>
+        </w:rPr>
+        <w:t>o'z</w:t>
+      </w:r>
+      <w:proofErr w:type="spellEnd"/>
+      <w:r>
+        <w:rPr>
+          <w:rFonts w:ascii="Times New Roman" w:hAnsi="Times New Roman" w:cs="Times New Roman"/>
+          <w:sz w:val="24"/>
+          <w:szCs w:val="24"/>
+        </w:rPr>
+        <w:t xml:space="preserve"> </w:t>
+      </w:r>
+      <w:proofErr w:type="spellStart"/>
+      <w:r>
+        <w:rPr>
+          <w:rFonts w:ascii="Times New Roman" w:hAnsi="Times New Roman" w:cs="Times New Roman"/>
+          <w:sz w:val="24"/>
+          <w:szCs w:val="24"/>
+        </w:rPr>
+        <w:t>bankingiz</w:t>
+      </w:r>
+      <w:proofErr w:type="spellEnd"/>
+      <w:r>
+        <w:rPr>
+          <w:rFonts w:ascii="Times New Roman" w:hAnsi="Times New Roman" w:cs="Times New Roman"/>
+          <w:sz w:val="24"/>
+          <w:szCs w:val="24"/>
+        </w:rPr>
+        <w:t xml:space="preserve"> </w:t>
+      </w:r>
+      <w:proofErr w:type="spellStart"/>
+      <w:r>
+        <w:rPr>
+          <w:rFonts w:ascii="Times New Roman" w:hAnsi="Times New Roman" w:cs="Times New Roman"/>
+          <w:sz w:val="24"/>
+          <w:szCs w:val="24"/>
+        </w:rPr>
+        <w:t>orqali</w:t>
+      </w:r>
+      <w:proofErr w:type="spellEnd"/>
+      <w:r>
+        <w:rPr>
+          <w:rFonts w:ascii="Times New Roman" w:hAnsi="Times New Roman" w:cs="Times New Roman"/>
+          <w:sz w:val="24"/>
+          <w:szCs w:val="24"/>
+        </w:rPr>
+        <w:t xml:space="preserve"> </w:t>
+      </w:r>
+      <w:proofErr w:type="spellStart"/>
+      <w:r>
+        <w:rPr>
+          <w:rFonts w:ascii="Times New Roman" w:hAnsi="Times New Roman" w:cs="Times New Roman"/>
+          <w:sz w:val="24"/>
+          <w:szCs w:val="24"/>
+        </w:rPr>
+        <w:t>pul</w:t>
+      </w:r>
+      <w:proofErr w:type="spellEnd"/>
+      <w:r>
+        <w:rPr>
+          <w:rFonts w:ascii="Times New Roman" w:hAnsi="Times New Roman" w:cs="Times New Roman"/>
+          <w:sz w:val="24"/>
+          <w:szCs w:val="24"/>
+        </w:rPr>
+        <w:t xml:space="preserve"> </w:t>
+      </w:r>
+      <w:proofErr w:type="spellStart"/>
+      <w:r>
+        <w:rPr>
+          <w:rFonts w:ascii="Times New Roman" w:hAnsi="Times New Roman" w:cs="Times New Roman"/>
+          <w:sz w:val="24"/>
+          <w:szCs w:val="24"/>
+        </w:rPr>
+        <w:t>ko'chirish</w:t>
+      </w:r>
+      <w:proofErr w:type="spellEnd"/>
+      <w:r>
+        <w:rPr>
+          <w:rFonts w:ascii="Times New Roman" w:hAnsi="Times New Roman" w:cs="Times New Roman"/>
+          <w:sz w:val="24"/>
+          <w:szCs w:val="24"/>
+        </w:rPr>
+        <w:t xml:space="preserve"> (</w:t>
+      </w:r>
+      <w:proofErr w:type="spellStart"/>
+      <w:r>
+        <w:rPr>
+          <w:rFonts w:ascii="Times New Roman" w:hAnsi="Times New Roman" w:cs="Times New Roman"/>
+          <w:sz w:val="24"/>
+          <w:szCs w:val="24"/>
+        </w:rPr>
+        <w:t>perechisleniye</w:t>
+      </w:r>
+      <w:proofErr w:type="spellEnd"/>
+      <w:r>
+        <w:rPr>
+          <w:rFonts w:ascii="Times New Roman" w:hAnsi="Times New Roman" w:cs="Times New Roman"/>
+          <w:sz w:val="24"/>
+          <w:szCs w:val="24"/>
+        </w:rPr>
+        <w:t>).</w:t>
+      </w:r>
     </w:p>
     <w:p>
       <w:pPr>
@@ -29772,6 +31169,7 @@
           <w:sz w:val="24"/>
           <w:szCs w:val="24"/>
         </w:rPr>
+        <w:lastRenderedPageBreak/>
         <w:t>chiqilgan</w:t>
       </w:r>
       <w:proofErr w:type="spellEnd"/>
@@ -31179,7 +32577,6 @@
           <w:sz w:val="24"/>
           <w:szCs w:val="24"/>
         </w:rPr>
-        <w:lastRenderedPageBreak/>
         <w:t xml:space="preserve">Keeping – </w:t>
       </w:r>
       <w:proofErr w:type="spellStart"/>
@@ -35642,6 +37039,7 @@
           <w:sz w:val="24"/>
           <w:szCs w:val="24"/>
         </w:rPr>
+        <w:lastRenderedPageBreak/>
         <w:br/>
       </w:r>
       <w:proofErr w:type="spellStart"/>
@@ -36974,7 +38372,6 @@
           <w:sz w:val="24"/>
           <w:szCs w:val="24"/>
         </w:rPr>
-        <w:lastRenderedPageBreak/>
         <w:t xml:space="preserve">Keeping </w:t>
       </w:r>
       <w:proofErr w:type="spellStart"/>
@@ -41090,6 +42487,7 @@
           <w:sz w:val="24"/>
           <w:szCs w:val="24"/>
         </w:rPr>
+        <w:lastRenderedPageBreak/>
         <w:t>boshqa</w:t>
       </w:r>
       <w:proofErr w:type="spellEnd"/>
@@ -42365,7 +43763,6 @@
           <w:sz w:val="24"/>
           <w:szCs w:val="24"/>
         </w:rPr>
-        <w:lastRenderedPageBreak/>
         <w:t xml:space="preserve">Keeping </w:t>
       </w:r>
       <w:proofErr w:type="spellStart"/>
@@ -45427,6 +46824,7 @@
           <w:sz w:val="24"/>
           <w:szCs w:val="24"/>
         </w:rPr>
+        <w:lastRenderedPageBreak/>
         <w:t>Standard</w:t>
       </w:r>
       <w:r>
@@ -45769,14 +47167,6 @@
           <w:szCs w:val="24"/>
         </w:rPr>
         <w:br/>
-      </w:r>
-      <w:r>
-        <w:rPr>
-          <w:rFonts w:ascii="Times New Roman" w:eastAsia="Times New Roman" w:hAnsi="Times New Roman" w:cs="Times New Roman"/>
-          <w:sz w:val="24"/>
-          <w:szCs w:val="24"/>
-        </w:rPr>
-        <w:lastRenderedPageBreak/>
         <w:t>BHM: 16</w:t>
       </w:r>
       <w:r>

--- a/docs/data.docx
+++ b/docs/data.docx
@@ -14,6 +14,1698 @@
       <w:r>
         <w:rPr>
           <w:rFonts w:ascii="Times New Roman" w:hAnsi="Times New Roman" w:cs="Times New Roman"/>
+          <w:sz w:val="24"/>
+          <w:szCs w:val="24"/>
+        </w:rPr>
+        <w:t xml:space="preserve">0. </w:t>
+      </w:r>
+      <w:proofErr w:type="spellStart"/>
+      <w:r>
+        <w:rPr>
+          <w:rFonts w:ascii="Times New Roman" w:hAnsi="Times New Roman" w:cs="Times New Roman"/>
+          <w:sz w:val="24"/>
+          <w:szCs w:val="24"/>
+        </w:rPr>
+        <w:t>Assalomu</w:t>
+      </w:r>
+      <w:proofErr w:type="spellEnd"/>
+      <w:r>
+        <w:rPr>
+          <w:rFonts w:ascii="Times New Roman" w:hAnsi="Times New Roman" w:cs="Times New Roman"/>
+          <w:sz w:val="24"/>
+          <w:szCs w:val="24"/>
+        </w:rPr>
+        <w:t xml:space="preserve"> alaykum, </w:t>
+      </w:r>
+      <w:proofErr w:type="spellStart"/>
+      <w:r>
+        <w:rPr>
+          <w:rFonts w:ascii="Times New Roman" w:hAnsi="Times New Roman" w:cs="Times New Roman"/>
+          <w:sz w:val="24"/>
+          <w:szCs w:val="24"/>
+        </w:rPr>
+        <w:t>savolim</w:t>
+      </w:r>
+      <w:proofErr w:type="spellEnd"/>
+      <w:r>
+        <w:rPr>
+          <w:rFonts w:ascii="Times New Roman" w:hAnsi="Times New Roman" w:cs="Times New Roman"/>
+          <w:sz w:val="24"/>
+          <w:szCs w:val="24"/>
+        </w:rPr>
+        <w:t xml:space="preserve"> </w:t>
+      </w:r>
+      <w:proofErr w:type="spellStart"/>
+      <w:r>
+        <w:rPr>
+          <w:rFonts w:ascii="Times New Roman" w:hAnsi="Times New Roman" w:cs="Times New Roman"/>
+          <w:sz w:val="24"/>
+          <w:szCs w:val="24"/>
+        </w:rPr>
+        <w:t>bor</w:t>
+      </w:r>
+      <w:proofErr w:type="spellEnd"/>
+      <w:r>
+        <w:rPr>
+          <w:rFonts w:ascii="Times New Roman" w:hAnsi="Times New Roman" w:cs="Times New Roman"/>
+          <w:sz w:val="24"/>
+          <w:szCs w:val="24"/>
+        </w:rPr>
+        <w:t xml:space="preserve"> </w:t>
+      </w:r>
+      <w:proofErr w:type="spellStart"/>
+      <w:r>
+        <w:rPr>
+          <w:rFonts w:ascii="Times New Roman" w:hAnsi="Times New Roman" w:cs="Times New Roman"/>
+          <w:sz w:val="24"/>
+          <w:szCs w:val="24"/>
+        </w:rPr>
+        <w:t>edi</w:t>
+      </w:r>
+      <w:proofErr w:type="spellEnd"/>
+      <w:r>
+        <w:rPr>
+          <w:rFonts w:ascii="Times New Roman" w:hAnsi="Times New Roman" w:cs="Times New Roman"/>
+          <w:sz w:val="24"/>
+          <w:szCs w:val="24"/>
+        </w:rPr>
+        <w:t xml:space="preserve">: </w:t>
+      </w:r>
+      <w:proofErr w:type="spellStart"/>
+      <w:r>
+        <w:rPr>
+          <w:rFonts w:ascii="Times New Roman" w:hAnsi="Times New Roman" w:cs="Times New Roman"/>
+          <w:sz w:val="24"/>
+          <w:szCs w:val="24"/>
+        </w:rPr>
+        <w:t>chiquvchi</w:t>
+      </w:r>
+      <w:proofErr w:type="spellEnd"/>
+      <w:r>
+        <w:rPr>
+          <w:rFonts w:ascii="Times New Roman" w:hAnsi="Times New Roman" w:cs="Times New Roman"/>
+          <w:sz w:val="24"/>
+          <w:szCs w:val="24"/>
+        </w:rPr>
+        <w:t xml:space="preserve"> </w:t>
+      </w:r>
+      <w:proofErr w:type="spellStart"/>
+      <w:r>
+        <w:rPr>
+          <w:rFonts w:ascii="Times New Roman" w:hAnsi="Times New Roman" w:cs="Times New Roman"/>
+          <w:sz w:val="24"/>
+          <w:szCs w:val="24"/>
+        </w:rPr>
+        <w:t>hisob-fakturalar</w:t>
+      </w:r>
+      <w:proofErr w:type="spellEnd"/>
+      <w:r>
+        <w:rPr>
+          <w:rFonts w:ascii="Times New Roman" w:hAnsi="Times New Roman" w:cs="Times New Roman"/>
+          <w:sz w:val="24"/>
+          <w:szCs w:val="24"/>
+        </w:rPr>
+        <w:t xml:space="preserve"> </w:t>
+      </w:r>
+      <w:proofErr w:type="spellStart"/>
+      <w:r>
+        <w:rPr>
+          <w:rFonts w:ascii="Times New Roman" w:hAnsi="Times New Roman" w:cs="Times New Roman"/>
+          <w:sz w:val="24"/>
+          <w:szCs w:val="24"/>
+        </w:rPr>
+        <w:t>ikkinchi</w:t>
+      </w:r>
+      <w:proofErr w:type="spellEnd"/>
+      <w:r>
+        <w:rPr>
+          <w:rFonts w:ascii="Times New Roman" w:hAnsi="Times New Roman" w:cs="Times New Roman"/>
+          <w:sz w:val="24"/>
+          <w:szCs w:val="24"/>
+        </w:rPr>
+        <w:t xml:space="preserve"> </w:t>
+      </w:r>
+      <w:proofErr w:type="spellStart"/>
+      <w:r>
+        <w:rPr>
+          <w:rFonts w:ascii="Times New Roman" w:hAnsi="Times New Roman" w:cs="Times New Roman"/>
+          <w:sz w:val="24"/>
+          <w:szCs w:val="24"/>
+        </w:rPr>
+        <w:t>tomon</w:t>
+      </w:r>
+      <w:proofErr w:type="spellEnd"/>
+      <w:r>
+        <w:rPr>
+          <w:rFonts w:ascii="Times New Roman" w:hAnsi="Times New Roman" w:cs="Times New Roman"/>
+          <w:sz w:val="24"/>
+          <w:szCs w:val="24"/>
+        </w:rPr>
+        <w:t xml:space="preserve"> </w:t>
+      </w:r>
+      <w:proofErr w:type="spellStart"/>
+      <w:r>
+        <w:rPr>
+          <w:rFonts w:ascii="Times New Roman" w:hAnsi="Times New Roman" w:cs="Times New Roman"/>
+          <w:sz w:val="24"/>
+          <w:szCs w:val="24"/>
+        </w:rPr>
+        <w:t>tasdiqlaganidan</w:t>
+      </w:r>
+      <w:proofErr w:type="spellEnd"/>
+      <w:r>
+        <w:rPr>
+          <w:rFonts w:ascii="Times New Roman" w:hAnsi="Times New Roman" w:cs="Times New Roman"/>
+          <w:sz w:val="24"/>
+          <w:szCs w:val="24"/>
+        </w:rPr>
+        <w:t xml:space="preserve"> </w:t>
+      </w:r>
+      <w:proofErr w:type="spellStart"/>
+      <w:r>
+        <w:rPr>
+          <w:rFonts w:ascii="Times New Roman" w:hAnsi="Times New Roman" w:cs="Times New Roman"/>
+          <w:sz w:val="24"/>
+          <w:szCs w:val="24"/>
+        </w:rPr>
+        <w:t>keyin</w:t>
+      </w:r>
+      <w:proofErr w:type="spellEnd"/>
+      <w:r>
+        <w:rPr>
+          <w:rFonts w:ascii="Times New Roman" w:hAnsi="Times New Roman" w:cs="Times New Roman"/>
+          <w:sz w:val="24"/>
+          <w:szCs w:val="24"/>
+        </w:rPr>
+        <w:t xml:space="preserve"> </w:t>
+      </w:r>
+      <w:proofErr w:type="spellStart"/>
+      <w:r>
+        <w:rPr>
+          <w:rFonts w:ascii="Times New Roman" w:hAnsi="Times New Roman" w:cs="Times New Roman"/>
+          <w:sz w:val="24"/>
+          <w:szCs w:val="24"/>
+        </w:rPr>
+        <w:t>schyot</w:t>
+      </w:r>
+      <w:proofErr w:type="spellEnd"/>
+      <w:r>
+        <w:rPr>
+          <w:rFonts w:ascii="Times New Roman" w:hAnsi="Times New Roman" w:cs="Times New Roman"/>
+          <w:sz w:val="24"/>
+          <w:szCs w:val="24"/>
+        </w:rPr>
+        <w:t xml:space="preserve"> (</w:t>
+      </w:r>
+      <w:proofErr w:type="spellStart"/>
+      <w:r>
+        <w:rPr>
+          <w:rFonts w:ascii="Times New Roman" w:hAnsi="Times New Roman" w:cs="Times New Roman"/>
+          <w:sz w:val="24"/>
+          <w:szCs w:val="24"/>
+        </w:rPr>
+        <w:t>hisobvaraq</w:t>
+      </w:r>
+      <w:proofErr w:type="spellEnd"/>
+      <w:r>
+        <w:rPr>
+          <w:rFonts w:ascii="Times New Roman" w:hAnsi="Times New Roman" w:cs="Times New Roman"/>
+          <w:sz w:val="24"/>
+          <w:szCs w:val="24"/>
+        </w:rPr>
+        <w:t xml:space="preserve">) </w:t>
+      </w:r>
+      <w:proofErr w:type="spellStart"/>
+      <w:r>
+        <w:rPr>
+          <w:rFonts w:ascii="Times New Roman" w:hAnsi="Times New Roman" w:cs="Times New Roman"/>
+          <w:sz w:val="24"/>
+          <w:szCs w:val="24"/>
+        </w:rPr>
+        <w:t>berish</w:t>
+      </w:r>
+      <w:proofErr w:type="spellEnd"/>
+      <w:r>
+        <w:rPr>
+          <w:rFonts w:ascii="Times New Roman" w:hAnsi="Times New Roman" w:cs="Times New Roman"/>
+          <w:sz w:val="24"/>
+          <w:szCs w:val="24"/>
+        </w:rPr>
+        <w:t xml:space="preserve"> </w:t>
+      </w:r>
+      <w:proofErr w:type="spellStart"/>
+      <w:r>
+        <w:rPr>
+          <w:rFonts w:ascii="Times New Roman" w:hAnsi="Times New Roman" w:cs="Times New Roman"/>
+          <w:sz w:val="24"/>
+          <w:szCs w:val="24"/>
+        </w:rPr>
+        <w:t>mumkin</w:t>
+      </w:r>
+      <w:proofErr w:type="spellEnd"/>
+      <w:r>
+        <w:rPr>
+          <w:rFonts w:ascii="Times New Roman" w:hAnsi="Times New Roman" w:cs="Times New Roman"/>
+          <w:sz w:val="24"/>
+          <w:szCs w:val="24"/>
+        </w:rPr>
+        <w:t xml:space="preserve"> </w:t>
+      </w:r>
+      <w:proofErr w:type="spellStart"/>
+      <w:proofErr w:type="gramStart"/>
+      <w:r>
+        <w:rPr>
+          <w:rFonts w:ascii="Times New Roman" w:hAnsi="Times New Roman" w:cs="Times New Roman"/>
+          <w:sz w:val="24"/>
+          <w:szCs w:val="24"/>
+        </w:rPr>
+        <w:t>bo‘</w:t>
+      </w:r>
+      <w:proofErr w:type="gramEnd"/>
+      <w:r>
+        <w:rPr>
+          <w:rFonts w:ascii="Times New Roman" w:hAnsi="Times New Roman" w:cs="Times New Roman"/>
+          <w:sz w:val="24"/>
+          <w:szCs w:val="24"/>
+        </w:rPr>
+        <w:t>lsa</w:t>
+      </w:r>
+      <w:proofErr w:type="spellEnd"/>
+      <w:r>
+        <w:rPr>
+          <w:rFonts w:ascii="Times New Roman" w:hAnsi="Times New Roman" w:cs="Times New Roman"/>
+          <w:sz w:val="24"/>
+          <w:szCs w:val="24"/>
+        </w:rPr>
+        <w:t xml:space="preserve">, </w:t>
+      </w:r>
+      <w:proofErr w:type="spellStart"/>
+      <w:r>
+        <w:rPr>
+          <w:rFonts w:ascii="Times New Roman" w:hAnsi="Times New Roman" w:cs="Times New Roman"/>
+          <w:sz w:val="24"/>
+          <w:szCs w:val="24"/>
+        </w:rPr>
+        <w:t>ombordagi</w:t>
+      </w:r>
+      <w:proofErr w:type="spellEnd"/>
+      <w:r>
+        <w:rPr>
+          <w:rFonts w:ascii="Times New Roman" w:hAnsi="Times New Roman" w:cs="Times New Roman"/>
+          <w:sz w:val="24"/>
+          <w:szCs w:val="24"/>
+        </w:rPr>
+        <w:t xml:space="preserve"> </w:t>
+      </w:r>
+      <w:proofErr w:type="spellStart"/>
+      <w:r>
+        <w:rPr>
+          <w:rFonts w:ascii="Times New Roman" w:hAnsi="Times New Roman" w:cs="Times New Roman"/>
+          <w:sz w:val="24"/>
+          <w:szCs w:val="24"/>
+        </w:rPr>
+        <w:t>tovar</w:t>
+      </w:r>
+      <w:proofErr w:type="spellEnd"/>
+      <w:r>
+        <w:rPr>
+          <w:rFonts w:ascii="Times New Roman" w:hAnsi="Times New Roman" w:cs="Times New Roman"/>
+          <w:sz w:val="24"/>
+          <w:szCs w:val="24"/>
+        </w:rPr>
+        <w:t xml:space="preserve"> </w:t>
+      </w:r>
+      <w:proofErr w:type="spellStart"/>
+      <w:proofErr w:type="gramStart"/>
+      <w:r>
+        <w:rPr>
+          <w:rFonts w:ascii="Times New Roman" w:hAnsi="Times New Roman" w:cs="Times New Roman"/>
+          <w:sz w:val="24"/>
+          <w:szCs w:val="24"/>
+        </w:rPr>
+        <w:t>qoldig‘</w:t>
+      </w:r>
+      <w:proofErr w:type="gramEnd"/>
+      <w:r>
+        <w:rPr>
+          <w:rFonts w:ascii="Times New Roman" w:hAnsi="Times New Roman" w:cs="Times New Roman"/>
+          <w:sz w:val="24"/>
+          <w:szCs w:val="24"/>
+        </w:rPr>
+        <w:t>i</w:t>
+      </w:r>
+      <w:proofErr w:type="spellEnd"/>
+      <w:r>
+        <w:rPr>
+          <w:rFonts w:ascii="Times New Roman" w:hAnsi="Times New Roman" w:cs="Times New Roman"/>
+          <w:sz w:val="24"/>
+          <w:szCs w:val="24"/>
+        </w:rPr>
+        <w:t xml:space="preserve"> </w:t>
+      </w:r>
+      <w:proofErr w:type="spellStart"/>
+      <w:proofErr w:type="gramStart"/>
+      <w:r>
+        <w:rPr>
+          <w:rFonts w:ascii="Times New Roman" w:hAnsi="Times New Roman" w:cs="Times New Roman"/>
+          <w:sz w:val="24"/>
+          <w:szCs w:val="24"/>
+        </w:rPr>
+        <w:t>noto‘g‘</w:t>
+      </w:r>
+      <w:proofErr w:type="gramEnd"/>
+      <w:r>
+        <w:rPr>
+          <w:rFonts w:ascii="Times New Roman" w:hAnsi="Times New Roman" w:cs="Times New Roman"/>
+          <w:sz w:val="24"/>
+          <w:szCs w:val="24"/>
+        </w:rPr>
+        <w:t>ri</w:t>
+      </w:r>
+      <w:proofErr w:type="spellEnd"/>
+      <w:r>
+        <w:rPr>
+          <w:rFonts w:ascii="Times New Roman" w:hAnsi="Times New Roman" w:cs="Times New Roman"/>
+          <w:sz w:val="24"/>
+          <w:szCs w:val="24"/>
+        </w:rPr>
+        <w:t xml:space="preserve"> </w:t>
+      </w:r>
+      <w:proofErr w:type="spellStart"/>
+      <w:proofErr w:type="gramStart"/>
+      <w:r>
+        <w:rPr>
+          <w:rFonts w:ascii="Times New Roman" w:hAnsi="Times New Roman" w:cs="Times New Roman"/>
+          <w:sz w:val="24"/>
+          <w:szCs w:val="24"/>
+        </w:rPr>
+        <w:t>bo‘</w:t>
+      </w:r>
+      <w:proofErr w:type="gramEnd"/>
+      <w:r>
+        <w:rPr>
+          <w:rFonts w:ascii="Times New Roman" w:hAnsi="Times New Roman" w:cs="Times New Roman"/>
+          <w:sz w:val="24"/>
+          <w:szCs w:val="24"/>
+        </w:rPr>
+        <w:t>lib</w:t>
+      </w:r>
+      <w:proofErr w:type="spellEnd"/>
+      <w:r>
+        <w:rPr>
+          <w:rFonts w:ascii="Times New Roman" w:hAnsi="Times New Roman" w:cs="Times New Roman"/>
+          <w:sz w:val="24"/>
+          <w:szCs w:val="24"/>
+        </w:rPr>
+        <w:t xml:space="preserve"> </w:t>
+      </w:r>
+      <w:proofErr w:type="spellStart"/>
+      <w:r>
+        <w:rPr>
+          <w:rFonts w:ascii="Times New Roman" w:hAnsi="Times New Roman" w:cs="Times New Roman"/>
+          <w:sz w:val="24"/>
+          <w:szCs w:val="24"/>
+        </w:rPr>
+        <w:t>qoladi-ku</w:t>
+      </w:r>
+      <w:proofErr w:type="spellEnd"/>
+      <w:r>
+        <w:rPr>
+          <w:rFonts w:ascii="Times New Roman" w:hAnsi="Times New Roman" w:cs="Times New Roman"/>
+          <w:sz w:val="24"/>
+          <w:szCs w:val="24"/>
+        </w:rPr>
+        <w:t xml:space="preserve">. </w:t>
+      </w:r>
+      <w:proofErr w:type="spellStart"/>
+      <w:r>
+        <w:rPr>
+          <w:rFonts w:ascii="Times New Roman" w:hAnsi="Times New Roman" w:cs="Times New Roman"/>
+          <w:sz w:val="24"/>
+          <w:szCs w:val="24"/>
+        </w:rPr>
+        <w:t>Masalan</w:t>
+      </w:r>
+      <w:proofErr w:type="spellEnd"/>
+      <w:r>
+        <w:rPr>
+          <w:rFonts w:ascii="Times New Roman" w:hAnsi="Times New Roman" w:cs="Times New Roman"/>
+          <w:sz w:val="24"/>
+          <w:szCs w:val="24"/>
+        </w:rPr>
+        <w:t xml:space="preserve">, </w:t>
+      </w:r>
+      <w:proofErr w:type="spellStart"/>
+      <w:r>
+        <w:rPr>
+          <w:rFonts w:ascii="Times New Roman" w:hAnsi="Times New Roman" w:cs="Times New Roman"/>
+          <w:sz w:val="24"/>
+          <w:szCs w:val="24"/>
+        </w:rPr>
+        <w:t>bitta</w:t>
+      </w:r>
+      <w:proofErr w:type="spellEnd"/>
+      <w:r>
+        <w:rPr>
+          <w:rFonts w:ascii="Times New Roman" w:hAnsi="Times New Roman" w:cs="Times New Roman"/>
+          <w:sz w:val="24"/>
+          <w:szCs w:val="24"/>
+        </w:rPr>
+        <w:t xml:space="preserve"> faktura </w:t>
+      </w:r>
+      <w:proofErr w:type="spellStart"/>
+      <w:proofErr w:type="gramStart"/>
+      <w:r>
+        <w:rPr>
+          <w:rFonts w:ascii="Times New Roman" w:hAnsi="Times New Roman" w:cs="Times New Roman"/>
+          <w:sz w:val="24"/>
+          <w:szCs w:val="24"/>
+        </w:rPr>
+        <w:t>bo‘</w:t>
+      </w:r>
+      <w:proofErr w:type="gramEnd"/>
+      <w:r>
+        <w:rPr>
+          <w:rFonts w:ascii="Times New Roman" w:hAnsi="Times New Roman" w:cs="Times New Roman"/>
+          <w:sz w:val="24"/>
+          <w:szCs w:val="24"/>
+        </w:rPr>
+        <w:t>yicha</w:t>
+      </w:r>
+      <w:proofErr w:type="spellEnd"/>
+      <w:r>
+        <w:rPr>
+          <w:rFonts w:ascii="Times New Roman" w:hAnsi="Times New Roman" w:cs="Times New Roman"/>
+          <w:sz w:val="24"/>
+          <w:szCs w:val="24"/>
+        </w:rPr>
+        <w:t xml:space="preserve"> </w:t>
+      </w:r>
+      <w:proofErr w:type="spellStart"/>
+      <w:r>
+        <w:rPr>
+          <w:rFonts w:ascii="Times New Roman" w:hAnsi="Times New Roman" w:cs="Times New Roman"/>
+          <w:sz w:val="24"/>
+          <w:szCs w:val="24"/>
+        </w:rPr>
+        <w:t>schyot</w:t>
+      </w:r>
+      <w:proofErr w:type="spellEnd"/>
+      <w:r>
+        <w:rPr>
+          <w:rFonts w:ascii="Times New Roman" w:hAnsi="Times New Roman" w:cs="Times New Roman"/>
+          <w:sz w:val="24"/>
+          <w:szCs w:val="24"/>
+        </w:rPr>
+        <w:t xml:space="preserve"> </w:t>
+      </w:r>
+      <w:proofErr w:type="spellStart"/>
+      <w:r>
+        <w:rPr>
+          <w:rFonts w:ascii="Times New Roman" w:hAnsi="Times New Roman" w:cs="Times New Roman"/>
+          <w:sz w:val="24"/>
+          <w:szCs w:val="24"/>
+        </w:rPr>
+        <w:t>berolmadim</w:t>
+      </w:r>
+      <w:proofErr w:type="spellEnd"/>
+      <w:r>
+        <w:rPr>
+          <w:rFonts w:ascii="Times New Roman" w:hAnsi="Times New Roman" w:cs="Times New Roman"/>
+          <w:sz w:val="24"/>
+          <w:szCs w:val="24"/>
+        </w:rPr>
+        <w:t xml:space="preserve">, </w:t>
+      </w:r>
+      <w:proofErr w:type="spellStart"/>
+      <w:r>
+        <w:rPr>
+          <w:rFonts w:ascii="Times New Roman" w:hAnsi="Times New Roman" w:cs="Times New Roman"/>
+          <w:sz w:val="24"/>
+          <w:szCs w:val="24"/>
+        </w:rPr>
+        <w:t>bu</w:t>
+      </w:r>
+      <w:proofErr w:type="spellEnd"/>
+      <w:r>
+        <w:rPr>
+          <w:rFonts w:ascii="Times New Roman" w:hAnsi="Times New Roman" w:cs="Times New Roman"/>
+          <w:sz w:val="24"/>
+          <w:szCs w:val="24"/>
+        </w:rPr>
+        <w:t xml:space="preserve"> </w:t>
+      </w:r>
+      <w:proofErr w:type="spellStart"/>
+      <w:r>
+        <w:rPr>
+          <w:rFonts w:ascii="Times New Roman" w:hAnsi="Times New Roman" w:cs="Times New Roman"/>
+          <w:sz w:val="24"/>
+          <w:szCs w:val="24"/>
+        </w:rPr>
+        <w:t>degani</w:t>
+      </w:r>
+      <w:proofErr w:type="spellEnd"/>
+      <w:r>
+        <w:rPr>
+          <w:rFonts w:ascii="Times New Roman" w:hAnsi="Times New Roman" w:cs="Times New Roman"/>
+          <w:sz w:val="24"/>
+          <w:szCs w:val="24"/>
+        </w:rPr>
+        <w:t xml:space="preserve"> </w:t>
+      </w:r>
+      <w:proofErr w:type="spellStart"/>
+      <w:r>
+        <w:rPr>
+          <w:rFonts w:ascii="Times New Roman" w:hAnsi="Times New Roman" w:cs="Times New Roman"/>
+          <w:sz w:val="24"/>
+          <w:szCs w:val="24"/>
+        </w:rPr>
+        <w:t>fakturadagi</w:t>
+      </w:r>
+      <w:proofErr w:type="spellEnd"/>
+      <w:r>
+        <w:rPr>
+          <w:rFonts w:ascii="Times New Roman" w:hAnsi="Times New Roman" w:cs="Times New Roman"/>
+          <w:sz w:val="24"/>
+          <w:szCs w:val="24"/>
+        </w:rPr>
+        <w:t xml:space="preserve"> </w:t>
+      </w:r>
+      <w:proofErr w:type="spellStart"/>
+      <w:r>
+        <w:rPr>
+          <w:rFonts w:ascii="Times New Roman" w:hAnsi="Times New Roman" w:cs="Times New Roman"/>
+          <w:sz w:val="24"/>
+          <w:szCs w:val="24"/>
+        </w:rPr>
+        <w:t>tovar</w:t>
+      </w:r>
+      <w:proofErr w:type="spellEnd"/>
+      <w:r>
+        <w:rPr>
+          <w:rFonts w:ascii="Times New Roman" w:hAnsi="Times New Roman" w:cs="Times New Roman"/>
+          <w:sz w:val="24"/>
+          <w:szCs w:val="24"/>
+        </w:rPr>
+        <w:t xml:space="preserve"> </w:t>
+      </w:r>
+      <w:proofErr w:type="spellStart"/>
+      <w:r>
+        <w:rPr>
+          <w:rFonts w:ascii="Times New Roman" w:hAnsi="Times New Roman" w:cs="Times New Roman"/>
+          <w:sz w:val="24"/>
+          <w:szCs w:val="24"/>
+        </w:rPr>
+        <w:t>keyingi</w:t>
+      </w:r>
+      <w:proofErr w:type="spellEnd"/>
+      <w:r>
+        <w:rPr>
+          <w:rFonts w:ascii="Times New Roman" w:hAnsi="Times New Roman" w:cs="Times New Roman"/>
+          <w:sz w:val="24"/>
+          <w:szCs w:val="24"/>
+        </w:rPr>
+        <w:t xml:space="preserve"> </w:t>
+      </w:r>
+      <w:proofErr w:type="spellStart"/>
+      <w:r>
+        <w:rPr>
+          <w:rFonts w:ascii="Times New Roman" w:hAnsi="Times New Roman" w:cs="Times New Roman"/>
+          <w:sz w:val="24"/>
+          <w:szCs w:val="24"/>
+        </w:rPr>
+        <w:t>fakturani</w:t>
+      </w:r>
+      <w:proofErr w:type="spellEnd"/>
+      <w:r>
+        <w:rPr>
+          <w:rFonts w:ascii="Times New Roman" w:hAnsi="Times New Roman" w:cs="Times New Roman"/>
+          <w:sz w:val="24"/>
+          <w:szCs w:val="24"/>
+        </w:rPr>
+        <w:t xml:space="preserve"> </w:t>
+      </w:r>
+      <w:proofErr w:type="spellStart"/>
+      <w:r>
+        <w:rPr>
+          <w:rFonts w:ascii="Times New Roman" w:hAnsi="Times New Roman" w:cs="Times New Roman"/>
+          <w:sz w:val="24"/>
+          <w:szCs w:val="24"/>
+        </w:rPr>
+        <w:t>shakllantirishimda</w:t>
+      </w:r>
+      <w:proofErr w:type="spellEnd"/>
+      <w:r>
+        <w:rPr>
+          <w:rFonts w:ascii="Times New Roman" w:hAnsi="Times New Roman" w:cs="Times New Roman"/>
+          <w:sz w:val="24"/>
+          <w:szCs w:val="24"/>
+        </w:rPr>
+        <w:t xml:space="preserve"> </w:t>
+      </w:r>
+      <w:proofErr w:type="spellStart"/>
+      <w:r>
+        <w:rPr>
+          <w:rFonts w:ascii="Times New Roman" w:hAnsi="Times New Roman" w:cs="Times New Roman"/>
+          <w:sz w:val="24"/>
+          <w:szCs w:val="24"/>
+        </w:rPr>
+        <w:t>qoldiqda</w:t>
+      </w:r>
+      <w:proofErr w:type="spellEnd"/>
+      <w:r>
+        <w:rPr>
+          <w:rFonts w:ascii="Times New Roman" w:hAnsi="Times New Roman" w:cs="Times New Roman"/>
+          <w:sz w:val="24"/>
+          <w:szCs w:val="24"/>
+        </w:rPr>
+        <w:t xml:space="preserve"> </w:t>
+      </w:r>
+      <w:proofErr w:type="spellStart"/>
+      <w:r>
+        <w:rPr>
+          <w:rFonts w:ascii="Times New Roman" w:hAnsi="Times New Roman" w:cs="Times New Roman"/>
+          <w:sz w:val="24"/>
+          <w:szCs w:val="24"/>
+        </w:rPr>
+        <w:t>chiqib</w:t>
+      </w:r>
+      <w:proofErr w:type="spellEnd"/>
+      <w:r>
+        <w:rPr>
+          <w:rFonts w:ascii="Times New Roman" w:hAnsi="Times New Roman" w:cs="Times New Roman"/>
+          <w:sz w:val="24"/>
+          <w:szCs w:val="24"/>
+        </w:rPr>
+        <w:t xml:space="preserve"> </w:t>
+      </w:r>
+      <w:proofErr w:type="spellStart"/>
+      <w:r>
+        <w:rPr>
+          <w:rFonts w:ascii="Times New Roman" w:hAnsi="Times New Roman" w:cs="Times New Roman"/>
+          <w:sz w:val="24"/>
+          <w:szCs w:val="24"/>
+        </w:rPr>
+        <w:t>kelaveradimi</w:t>
+      </w:r>
+      <w:proofErr w:type="spellEnd"/>
+      <w:r>
+        <w:rPr>
+          <w:rFonts w:ascii="Times New Roman" w:hAnsi="Times New Roman" w:cs="Times New Roman"/>
+          <w:sz w:val="24"/>
+          <w:szCs w:val="24"/>
+        </w:rPr>
+        <w:t xml:space="preserve">? Oxir-oqibat, </w:t>
+      </w:r>
+      <w:proofErr w:type="spellStart"/>
+      <w:r>
+        <w:rPr>
+          <w:rFonts w:ascii="Times New Roman" w:hAnsi="Times New Roman" w:cs="Times New Roman"/>
+          <w:sz w:val="24"/>
+          <w:szCs w:val="24"/>
+        </w:rPr>
+        <w:t>bu</w:t>
+      </w:r>
+      <w:proofErr w:type="spellEnd"/>
+      <w:r>
+        <w:rPr>
+          <w:rFonts w:ascii="Times New Roman" w:hAnsi="Times New Roman" w:cs="Times New Roman"/>
+          <w:sz w:val="24"/>
+          <w:szCs w:val="24"/>
+        </w:rPr>
+        <w:t xml:space="preserve"> </w:t>
+      </w:r>
+      <w:proofErr w:type="spellStart"/>
+      <w:r>
+        <w:rPr>
+          <w:rFonts w:ascii="Times New Roman" w:hAnsi="Times New Roman" w:cs="Times New Roman"/>
+          <w:sz w:val="24"/>
+          <w:szCs w:val="24"/>
+        </w:rPr>
+        <w:t>holatda</w:t>
+      </w:r>
+      <w:proofErr w:type="spellEnd"/>
+      <w:r>
+        <w:rPr>
+          <w:rFonts w:ascii="Times New Roman" w:hAnsi="Times New Roman" w:cs="Times New Roman"/>
+          <w:sz w:val="24"/>
+          <w:szCs w:val="24"/>
+        </w:rPr>
+        <w:t xml:space="preserve"> </w:t>
+      </w:r>
+      <w:proofErr w:type="spellStart"/>
+      <w:r>
+        <w:rPr>
+          <w:rFonts w:ascii="Times New Roman" w:hAnsi="Times New Roman" w:cs="Times New Roman"/>
+          <w:sz w:val="24"/>
+          <w:szCs w:val="24"/>
+        </w:rPr>
+        <w:t>bitta</w:t>
+      </w:r>
+      <w:proofErr w:type="spellEnd"/>
+      <w:r>
+        <w:rPr>
+          <w:rFonts w:ascii="Times New Roman" w:hAnsi="Times New Roman" w:cs="Times New Roman"/>
+          <w:sz w:val="24"/>
+          <w:szCs w:val="24"/>
+        </w:rPr>
+        <w:t xml:space="preserve"> </w:t>
+      </w:r>
+      <w:proofErr w:type="spellStart"/>
+      <w:r>
+        <w:rPr>
+          <w:rFonts w:ascii="Times New Roman" w:hAnsi="Times New Roman" w:cs="Times New Roman"/>
+          <w:sz w:val="24"/>
+          <w:szCs w:val="24"/>
+        </w:rPr>
+        <w:t>tovar</w:t>
+      </w:r>
+      <w:proofErr w:type="spellEnd"/>
+      <w:r>
+        <w:rPr>
+          <w:rFonts w:ascii="Times New Roman" w:hAnsi="Times New Roman" w:cs="Times New Roman"/>
+          <w:sz w:val="24"/>
+          <w:szCs w:val="24"/>
+        </w:rPr>
+        <w:t xml:space="preserve"> </w:t>
+      </w:r>
+      <w:proofErr w:type="spellStart"/>
+      <w:r>
+        <w:rPr>
+          <w:rFonts w:ascii="Times New Roman" w:hAnsi="Times New Roman" w:cs="Times New Roman"/>
+          <w:sz w:val="24"/>
+          <w:szCs w:val="24"/>
+        </w:rPr>
+        <w:t>ikki</w:t>
+      </w:r>
+      <w:proofErr w:type="spellEnd"/>
+      <w:r>
+        <w:rPr>
+          <w:rFonts w:ascii="Times New Roman" w:hAnsi="Times New Roman" w:cs="Times New Roman"/>
+          <w:sz w:val="24"/>
+          <w:szCs w:val="24"/>
+        </w:rPr>
+        <w:t xml:space="preserve"> </w:t>
+      </w:r>
+      <w:proofErr w:type="spellStart"/>
+      <w:r>
+        <w:rPr>
+          <w:rFonts w:ascii="Times New Roman" w:hAnsi="Times New Roman" w:cs="Times New Roman"/>
+          <w:sz w:val="24"/>
+          <w:szCs w:val="24"/>
+        </w:rPr>
+        <w:t>marotaba</w:t>
+      </w:r>
+      <w:proofErr w:type="spellEnd"/>
+      <w:r>
+        <w:rPr>
+          <w:rFonts w:ascii="Times New Roman" w:hAnsi="Times New Roman" w:cs="Times New Roman"/>
+          <w:sz w:val="24"/>
+          <w:szCs w:val="24"/>
+        </w:rPr>
+        <w:t xml:space="preserve"> </w:t>
+      </w:r>
+      <w:proofErr w:type="spellStart"/>
+      <w:r>
+        <w:rPr>
+          <w:rFonts w:ascii="Times New Roman" w:hAnsi="Times New Roman" w:cs="Times New Roman"/>
+          <w:sz w:val="24"/>
+          <w:szCs w:val="24"/>
+        </w:rPr>
+        <w:t>chiqim</w:t>
+      </w:r>
+      <w:proofErr w:type="spellEnd"/>
+      <w:r>
+        <w:rPr>
+          <w:rFonts w:ascii="Times New Roman" w:hAnsi="Times New Roman" w:cs="Times New Roman"/>
+          <w:sz w:val="24"/>
+          <w:szCs w:val="24"/>
+        </w:rPr>
+        <w:t xml:space="preserve"> </w:t>
+      </w:r>
+      <w:proofErr w:type="spellStart"/>
+      <w:proofErr w:type="gramStart"/>
+      <w:r>
+        <w:rPr>
+          <w:rFonts w:ascii="Times New Roman" w:hAnsi="Times New Roman" w:cs="Times New Roman"/>
+          <w:sz w:val="24"/>
+          <w:szCs w:val="24"/>
+        </w:rPr>
+        <w:t>bo‘</w:t>
+      </w:r>
+      <w:proofErr w:type="gramEnd"/>
+      <w:r>
+        <w:rPr>
+          <w:rFonts w:ascii="Times New Roman" w:hAnsi="Times New Roman" w:cs="Times New Roman"/>
+          <w:sz w:val="24"/>
+          <w:szCs w:val="24"/>
+        </w:rPr>
+        <w:t>lib</w:t>
+      </w:r>
+      <w:proofErr w:type="spellEnd"/>
+      <w:r>
+        <w:rPr>
+          <w:rFonts w:ascii="Times New Roman" w:hAnsi="Times New Roman" w:cs="Times New Roman"/>
+          <w:sz w:val="24"/>
+          <w:szCs w:val="24"/>
+        </w:rPr>
+        <w:t xml:space="preserve"> </w:t>
+      </w:r>
+      <w:proofErr w:type="spellStart"/>
+      <w:r>
+        <w:rPr>
+          <w:rFonts w:ascii="Times New Roman" w:hAnsi="Times New Roman" w:cs="Times New Roman"/>
+          <w:sz w:val="24"/>
+          <w:szCs w:val="24"/>
+        </w:rPr>
+        <w:t>qolishi</w:t>
+      </w:r>
+      <w:proofErr w:type="spellEnd"/>
+      <w:r>
+        <w:rPr>
+          <w:rFonts w:ascii="Times New Roman" w:hAnsi="Times New Roman" w:cs="Times New Roman"/>
+          <w:sz w:val="24"/>
+          <w:szCs w:val="24"/>
+        </w:rPr>
+        <w:t xml:space="preserve"> </w:t>
+      </w:r>
+      <w:proofErr w:type="spellStart"/>
+      <w:r>
+        <w:rPr>
+          <w:rFonts w:ascii="Times New Roman" w:hAnsi="Times New Roman" w:cs="Times New Roman"/>
+          <w:sz w:val="24"/>
+          <w:szCs w:val="24"/>
+        </w:rPr>
+        <w:t>mumkin-ku</w:t>
+      </w:r>
+      <w:proofErr w:type="spellEnd"/>
+      <w:r>
+        <w:rPr>
+          <w:rFonts w:ascii="Times New Roman" w:hAnsi="Times New Roman" w:cs="Times New Roman"/>
+          <w:sz w:val="24"/>
+          <w:szCs w:val="24"/>
+        </w:rPr>
+        <w:t xml:space="preserve">, </w:t>
+      </w:r>
+      <w:proofErr w:type="spellStart"/>
+      <w:r>
+        <w:rPr>
+          <w:rFonts w:ascii="Times New Roman" w:hAnsi="Times New Roman" w:cs="Times New Roman"/>
+          <w:sz w:val="24"/>
+          <w:szCs w:val="24"/>
+        </w:rPr>
+        <w:t>shu</w:t>
+      </w:r>
+      <w:proofErr w:type="spellEnd"/>
+      <w:r>
+        <w:rPr>
+          <w:rFonts w:ascii="Times New Roman" w:hAnsi="Times New Roman" w:cs="Times New Roman"/>
+          <w:sz w:val="24"/>
+          <w:szCs w:val="24"/>
+        </w:rPr>
+        <w:t xml:space="preserve"> </w:t>
+      </w:r>
+      <w:proofErr w:type="spellStart"/>
+      <w:r>
+        <w:rPr>
+          <w:rFonts w:ascii="Times New Roman" w:hAnsi="Times New Roman" w:cs="Times New Roman"/>
+          <w:sz w:val="24"/>
+          <w:szCs w:val="24"/>
+        </w:rPr>
+        <w:t>narsaga</w:t>
+      </w:r>
+      <w:proofErr w:type="spellEnd"/>
+      <w:r>
+        <w:rPr>
+          <w:rFonts w:ascii="Times New Roman" w:hAnsi="Times New Roman" w:cs="Times New Roman"/>
+          <w:sz w:val="24"/>
+          <w:szCs w:val="24"/>
+        </w:rPr>
+        <w:t xml:space="preserve"> </w:t>
+      </w:r>
+      <w:proofErr w:type="spellStart"/>
+      <w:r>
+        <w:rPr>
+          <w:rFonts w:ascii="Times New Roman" w:hAnsi="Times New Roman" w:cs="Times New Roman"/>
+          <w:sz w:val="24"/>
+          <w:szCs w:val="24"/>
+        </w:rPr>
+        <w:t>tushunmayapman</w:t>
+      </w:r>
+      <w:proofErr w:type="spellEnd"/>
+      <w:r>
+        <w:rPr>
+          <w:rFonts w:ascii="Times New Roman" w:hAnsi="Times New Roman" w:cs="Times New Roman"/>
+          <w:sz w:val="24"/>
+          <w:szCs w:val="24"/>
+        </w:rPr>
+        <w:t xml:space="preserve">. Yoki men </w:t>
+      </w:r>
+      <w:proofErr w:type="spellStart"/>
+      <w:proofErr w:type="gramStart"/>
+      <w:r>
+        <w:rPr>
+          <w:rFonts w:ascii="Times New Roman" w:hAnsi="Times New Roman" w:cs="Times New Roman"/>
+          <w:sz w:val="24"/>
+          <w:szCs w:val="24"/>
+        </w:rPr>
+        <w:t>noto‘g‘</w:t>
+      </w:r>
+      <w:proofErr w:type="gramEnd"/>
+      <w:r>
+        <w:rPr>
+          <w:rFonts w:ascii="Times New Roman" w:hAnsi="Times New Roman" w:cs="Times New Roman"/>
+          <w:sz w:val="24"/>
+          <w:szCs w:val="24"/>
+        </w:rPr>
+        <w:t>ri</w:t>
+      </w:r>
+      <w:proofErr w:type="spellEnd"/>
+      <w:r>
+        <w:rPr>
+          <w:rFonts w:ascii="Times New Roman" w:hAnsi="Times New Roman" w:cs="Times New Roman"/>
+          <w:sz w:val="24"/>
+          <w:szCs w:val="24"/>
+        </w:rPr>
+        <w:t xml:space="preserve"> </w:t>
+      </w:r>
+      <w:proofErr w:type="spellStart"/>
+      <w:r>
+        <w:rPr>
+          <w:rFonts w:ascii="Times New Roman" w:hAnsi="Times New Roman" w:cs="Times New Roman"/>
+          <w:sz w:val="24"/>
+          <w:szCs w:val="24"/>
+        </w:rPr>
+        <w:t>fikrlayapmanmi?</w:t>
+      </w:r>
+      <w:proofErr w:type="spellEnd"/>
+      <w:r>
+        <w:rPr>
+          <w:rFonts w:ascii="Times New Roman" w:hAnsi="Times New Roman" w:cs="Times New Roman"/>
+          <w:sz w:val="24"/>
+          <w:szCs w:val="24"/>
+        </w:rPr>
+        <w:br/>
+      </w:r>
+      <w:r>
+        <w:rPr>
+          <w:rFonts w:ascii="Times New Roman" w:hAnsi="Times New Roman" w:cs="Times New Roman"/>
+          <w:sz w:val="24"/>
+          <w:szCs w:val="24"/>
+        </w:rPr>
+        <w:br/>
+      </w:r>
+      <w:r>
+        <w:rPr>
+          <w:rFonts w:ascii="Times New Roman" w:hAnsi="Times New Roman" w:cs="Times New Roman"/>
+          <w:sz w:val="24"/>
+          <w:szCs w:val="24"/>
+        </w:rPr>
+        <w:t xml:space="preserve">Yuborilgan </w:t>
+      </w:r>
+      <w:proofErr w:type="spellStart"/>
+      <w:r>
+        <w:rPr>
+          <w:rFonts w:ascii="Times New Roman" w:hAnsi="Times New Roman" w:cs="Times New Roman"/>
+          <w:sz w:val="24"/>
+          <w:szCs w:val="24"/>
+        </w:rPr>
+        <w:t>hisob</w:t>
+      </w:r>
+      <w:proofErr w:type="spellEnd"/>
+      <w:r>
+        <w:rPr>
+          <w:rFonts w:ascii="Times New Roman" w:hAnsi="Times New Roman" w:cs="Times New Roman"/>
+          <w:sz w:val="24"/>
+          <w:szCs w:val="24"/>
+        </w:rPr>
+        <w:t xml:space="preserve">-faktura </w:t>
+      </w:r>
+      <w:proofErr w:type="spellStart"/>
+      <w:r>
+        <w:rPr>
+          <w:rFonts w:ascii="Times New Roman" w:hAnsi="Times New Roman" w:cs="Times New Roman"/>
+          <w:sz w:val="24"/>
+          <w:szCs w:val="24"/>
+        </w:rPr>
+        <w:t>tasdiqlanmagan</w:t>
+      </w:r>
+      <w:proofErr w:type="spellEnd"/>
+      <w:r>
+        <w:rPr>
+          <w:rFonts w:ascii="Times New Roman" w:hAnsi="Times New Roman" w:cs="Times New Roman"/>
+          <w:sz w:val="24"/>
+          <w:szCs w:val="24"/>
+        </w:rPr>
+        <w:t xml:space="preserve"> </w:t>
+      </w:r>
+      <w:proofErr w:type="spellStart"/>
+      <w:proofErr w:type="gramStart"/>
+      <w:r>
+        <w:rPr>
+          <w:rFonts w:ascii="Times New Roman" w:hAnsi="Times New Roman" w:cs="Times New Roman"/>
+          <w:sz w:val="24"/>
+          <w:szCs w:val="24"/>
+        </w:rPr>
+        <w:t>bo‘</w:t>
+      </w:r>
+      <w:proofErr w:type="gramEnd"/>
+      <w:r>
+        <w:rPr>
+          <w:rFonts w:ascii="Times New Roman" w:hAnsi="Times New Roman" w:cs="Times New Roman"/>
+          <w:sz w:val="24"/>
+          <w:szCs w:val="24"/>
+        </w:rPr>
+        <w:t>lsa</w:t>
+      </w:r>
+      <w:proofErr w:type="spellEnd"/>
+      <w:r>
+        <w:rPr>
+          <w:rFonts w:ascii="Times New Roman" w:hAnsi="Times New Roman" w:cs="Times New Roman"/>
+          <w:sz w:val="24"/>
+          <w:szCs w:val="24"/>
+        </w:rPr>
+        <w:t xml:space="preserve">, </w:t>
+      </w:r>
+      <w:proofErr w:type="spellStart"/>
+      <w:r>
+        <w:rPr>
+          <w:rFonts w:ascii="Times New Roman" w:hAnsi="Times New Roman" w:cs="Times New Roman"/>
+          <w:sz w:val="24"/>
+          <w:szCs w:val="24"/>
+        </w:rPr>
+        <w:t>yaratilgan</w:t>
+      </w:r>
+      <w:proofErr w:type="spellEnd"/>
+      <w:r>
+        <w:rPr>
+          <w:rFonts w:ascii="Times New Roman" w:hAnsi="Times New Roman" w:cs="Times New Roman"/>
+          <w:sz w:val="24"/>
+          <w:szCs w:val="24"/>
+        </w:rPr>
+        <w:t xml:space="preserve"> </w:t>
+      </w:r>
+      <w:proofErr w:type="spellStart"/>
+      <w:r>
+        <w:rPr>
+          <w:rFonts w:ascii="Times New Roman" w:hAnsi="Times New Roman" w:cs="Times New Roman"/>
+          <w:sz w:val="24"/>
+          <w:szCs w:val="24"/>
+        </w:rPr>
+        <w:t>kundan</w:t>
+      </w:r>
+      <w:proofErr w:type="spellEnd"/>
+      <w:r>
+        <w:rPr>
+          <w:rFonts w:ascii="Times New Roman" w:hAnsi="Times New Roman" w:cs="Times New Roman"/>
+          <w:sz w:val="24"/>
+          <w:szCs w:val="24"/>
+        </w:rPr>
+        <w:t xml:space="preserve"> </w:t>
+      </w:r>
+      <w:proofErr w:type="spellStart"/>
+      <w:r>
+        <w:rPr>
+          <w:rFonts w:ascii="Times New Roman" w:hAnsi="Times New Roman" w:cs="Times New Roman"/>
+          <w:sz w:val="24"/>
+          <w:szCs w:val="24"/>
+        </w:rPr>
+        <w:t>boshlab</w:t>
+      </w:r>
+      <w:proofErr w:type="spellEnd"/>
+      <w:r>
+        <w:rPr>
+          <w:rFonts w:ascii="Times New Roman" w:hAnsi="Times New Roman" w:cs="Times New Roman"/>
+          <w:sz w:val="24"/>
+          <w:szCs w:val="24"/>
+        </w:rPr>
+        <w:t xml:space="preserve"> 10 </w:t>
+      </w:r>
+      <w:proofErr w:type="spellStart"/>
+      <w:r>
+        <w:rPr>
+          <w:rFonts w:ascii="Times New Roman" w:hAnsi="Times New Roman" w:cs="Times New Roman"/>
+          <w:sz w:val="24"/>
+          <w:szCs w:val="24"/>
+        </w:rPr>
+        <w:t>kun</w:t>
+      </w:r>
+      <w:proofErr w:type="spellEnd"/>
+      <w:r>
+        <w:rPr>
+          <w:rFonts w:ascii="Times New Roman" w:hAnsi="Times New Roman" w:cs="Times New Roman"/>
+          <w:sz w:val="24"/>
+          <w:szCs w:val="24"/>
+        </w:rPr>
+        <w:t xml:space="preserve"> </w:t>
+      </w:r>
+      <w:proofErr w:type="spellStart"/>
+      <w:proofErr w:type="gramStart"/>
+      <w:r>
+        <w:rPr>
+          <w:rFonts w:ascii="Times New Roman" w:hAnsi="Times New Roman" w:cs="Times New Roman"/>
+          <w:sz w:val="24"/>
+          <w:szCs w:val="24"/>
+        </w:rPr>
+        <w:t>o‘</w:t>
+      </w:r>
+      <w:proofErr w:type="gramEnd"/>
+      <w:r>
+        <w:rPr>
+          <w:rFonts w:ascii="Times New Roman" w:hAnsi="Times New Roman" w:cs="Times New Roman"/>
+          <w:sz w:val="24"/>
+          <w:szCs w:val="24"/>
+        </w:rPr>
+        <w:t>tmaguncha</w:t>
+      </w:r>
+      <w:proofErr w:type="spellEnd"/>
+      <w:r>
+        <w:rPr>
+          <w:rFonts w:ascii="Times New Roman" w:hAnsi="Times New Roman" w:cs="Times New Roman"/>
+          <w:sz w:val="24"/>
+          <w:szCs w:val="24"/>
+        </w:rPr>
+        <w:t xml:space="preserve"> </w:t>
+      </w:r>
+      <w:proofErr w:type="spellStart"/>
+      <w:r>
+        <w:rPr>
+          <w:rFonts w:ascii="Times New Roman" w:hAnsi="Times New Roman" w:cs="Times New Roman"/>
+          <w:sz w:val="24"/>
+          <w:szCs w:val="24"/>
+        </w:rPr>
+        <w:t>schyot</w:t>
+      </w:r>
+      <w:proofErr w:type="spellEnd"/>
+      <w:r>
+        <w:rPr>
+          <w:rFonts w:ascii="Times New Roman" w:hAnsi="Times New Roman" w:cs="Times New Roman"/>
+          <w:sz w:val="24"/>
+          <w:szCs w:val="24"/>
+        </w:rPr>
+        <w:t xml:space="preserve"> </w:t>
+      </w:r>
+      <w:proofErr w:type="spellStart"/>
+      <w:r>
+        <w:rPr>
+          <w:rFonts w:ascii="Times New Roman" w:hAnsi="Times New Roman" w:cs="Times New Roman"/>
+          <w:sz w:val="24"/>
+          <w:szCs w:val="24"/>
+        </w:rPr>
+        <w:t>berish</w:t>
+      </w:r>
+      <w:proofErr w:type="spellEnd"/>
+      <w:r>
+        <w:rPr>
+          <w:rFonts w:ascii="Times New Roman" w:hAnsi="Times New Roman" w:cs="Times New Roman"/>
+          <w:sz w:val="24"/>
+          <w:szCs w:val="24"/>
+        </w:rPr>
+        <w:t xml:space="preserve"> </w:t>
+      </w:r>
+      <w:proofErr w:type="spellStart"/>
+      <w:r>
+        <w:rPr>
+          <w:rFonts w:ascii="Times New Roman" w:hAnsi="Times New Roman" w:cs="Times New Roman"/>
+          <w:sz w:val="24"/>
+          <w:szCs w:val="24"/>
+        </w:rPr>
+        <w:t>imkoni</w:t>
+      </w:r>
+      <w:proofErr w:type="spellEnd"/>
+      <w:r>
+        <w:rPr>
+          <w:rFonts w:ascii="Times New Roman" w:hAnsi="Times New Roman" w:cs="Times New Roman"/>
+          <w:sz w:val="24"/>
+          <w:szCs w:val="24"/>
+        </w:rPr>
+        <w:t xml:space="preserve"> </w:t>
+      </w:r>
+      <w:proofErr w:type="spellStart"/>
+      <w:proofErr w:type="gramStart"/>
+      <w:r>
+        <w:rPr>
+          <w:rFonts w:ascii="Times New Roman" w:hAnsi="Times New Roman" w:cs="Times New Roman"/>
+          <w:sz w:val="24"/>
+          <w:szCs w:val="24"/>
+        </w:rPr>
+        <w:t>bo‘</w:t>
+      </w:r>
+      <w:proofErr w:type="gramEnd"/>
+      <w:r>
+        <w:rPr>
+          <w:rFonts w:ascii="Times New Roman" w:hAnsi="Times New Roman" w:cs="Times New Roman"/>
+          <w:sz w:val="24"/>
+          <w:szCs w:val="24"/>
+        </w:rPr>
+        <w:t>lmaydi</w:t>
+      </w:r>
+      <w:proofErr w:type="spellEnd"/>
+      <w:r>
+        <w:rPr>
+          <w:rFonts w:ascii="Times New Roman" w:hAnsi="Times New Roman" w:cs="Times New Roman"/>
+          <w:sz w:val="24"/>
+          <w:szCs w:val="24"/>
+        </w:rPr>
+        <w:t xml:space="preserve">. </w:t>
+      </w:r>
+      <w:proofErr w:type="spellStart"/>
+      <w:r>
+        <w:rPr>
+          <w:rFonts w:ascii="Times New Roman" w:hAnsi="Times New Roman" w:cs="Times New Roman"/>
+          <w:sz w:val="24"/>
+          <w:szCs w:val="24"/>
+        </w:rPr>
+        <w:t>Sababi</w:t>
+      </w:r>
+      <w:proofErr w:type="spellEnd"/>
+      <w:r>
+        <w:rPr>
+          <w:rFonts w:ascii="Times New Roman" w:hAnsi="Times New Roman" w:cs="Times New Roman"/>
+          <w:sz w:val="24"/>
+          <w:szCs w:val="24"/>
+        </w:rPr>
+        <w:t xml:space="preserve">, 10 </w:t>
+      </w:r>
+      <w:proofErr w:type="spellStart"/>
+      <w:r>
+        <w:rPr>
+          <w:rFonts w:ascii="Times New Roman" w:hAnsi="Times New Roman" w:cs="Times New Roman"/>
+          <w:sz w:val="24"/>
+          <w:szCs w:val="24"/>
+        </w:rPr>
+        <w:t>kungacha</w:t>
+      </w:r>
+      <w:proofErr w:type="spellEnd"/>
+      <w:r>
+        <w:rPr>
+          <w:rFonts w:ascii="Times New Roman" w:hAnsi="Times New Roman" w:cs="Times New Roman"/>
+          <w:sz w:val="24"/>
+          <w:szCs w:val="24"/>
+        </w:rPr>
+        <w:t xml:space="preserve"> rad </w:t>
+      </w:r>
+      <w:proofErr w:type="spellStart"/>
+      <w:r>
+        <w:rPr>
+          <w:rFonts w:ascii="Times New Roman" w:hAnsi="Times New Roman" w:cs="Times New Roman"/>
+          <w:sz w:val="24"/>
+          <w:szCs w:val="24"/>
+        </w:rPr>
+        <w:t>etish</w:t>
+      </w:r>
+      <w:proofErr w:type="spellEnd"/>
+      <w:r>
+        <w:rPr>
+          <w:rFonts w:ascii="Times New Roman" w:hAnsi="Times New Roman" w:cs="Times New Roman"/>
+          <w:sz w:val="24"/>
+          <w:szCs w:val="24"/>
+        </w:rPr>
+        <w:t xml:space="preserve"> (</w:t>
+      </w:r>
+      <w:proofErr w:type="spellStart"/>
+      <w:r>
+        <w:rPr>
+          <w:rFonts w:ascii="Times New Roman" w:hAnsi="Times New Roman" w:cs="Times New Roman"/>
+          <w:sz w:val="24"/>
+          <w:szCs w:val="24"/>
+        </w:rPr>
+        <w:t>otkaz</w:t>
+      </w:r>
+      <w:proofErr w:type="spellEnd"/>
+      <w:r>
+        <w:rPr>
+          <w:rFonts w:ascii="Times New Roman" w:hAnsi="Times New Roman" w:cs="Times New Roman"/>
+          <w:sz w:val="24"/>
+          <w:szCs w:val="24"/>
+        </w:rPr>
+        <w:t xml:space="preserve">) </w:t>
+      </w:r>
+      <w:proofErr w:type="spellStart"/>
+      <w:r>
+        <w:rPr>
+          <w:rFonts w:ascii="Times New Roman" w:hAnsi="Times New Roman" w:cs="Times New Roman"/>
+          <w:sz w:val="24"/>
+          <w:szCs w:val="24"/>
+        </w:rPr>
+        <w:t>imkoniyati</w:t>
+      </w:r>
+      <w:proofErr w:type="spellEnd"/>
+      <w:r>
+        <w:rPr>
+          <w:rFonts w:ascii="Times New Roman" w:hAnsi="Times New Roman" w:cs="Times New Roman"/>
+          <w:sz w:val="24"/>
+          <w:szCs w:val="24"/>
+        </w:rPr>
+        <w:t xml:space="preserve"> </w:t>
+      </w:r>
+      <w:proofErr w:type="spellStart"/>
+      <w:r>
+        <w:rPr>
+          <w:rFonts w:ascii="Times New Roman" w:hAnsi="Times New Roman" w:cs="Times New Roman"/>
+          <w:sz w:val="24"/>
+          <w:szCs w:val="24"/>
+        </w:rPr>
+        <w:t>mavjud</w:t>
+      </w:r>
+      <w:proofErr w:type="spellEnd"/>
+      <w:r>
+        <w:rPr>
+          <w:rFonts w:ascii="Times New Roman" w:hAnsi="Times New Roman" w:cs="Times New Roman"/>
+          <w:sz w:val="24"/>
+          <w:szCs w:val="24"/>
+        </w:rPr>
+        <w:t xml:space="preserve">. 10 </w:t>
+      </w:r>
+      <w:proofErr w:type="spellStart"/>
+      <w:r>
+        <w:rPr>
+          <w:rFonts w:ascii="Times New Roman" w:hAnsi="Times New Roman" w:cs="Times New Roman"/>
+          <w:sz w:val="24"/>
+          <w:szCs w:val="24"/>
+        </w:rPr>
+        <w:t>kundan</w:t>
+      </w:r>
+      <w:proofErr w:type="spellEnd"/>
+      <w:r>
+        <w:rPr>
+          <w:rFonts w:ascii="Times New Roman" w:hAnsi="Times New Roman" w:cs="Times New Roman"/>
+          <w:sz w:val="24"/>
+          <w:szCs w:val="24"/>
+        </w:rPr>
+        <w:t xml:space="preserve"> </w:t>
+      </w:r>
+      <w:proofErr w:type="spellStart"/>
+      <w:r>
+        <w:rPr>
+          <w:rFonts w:ascii="Times New Roman" w:hAnsi="Times New Roman" w:cs="Times New Roman"/>
+          <w:sz w:val="24"/>
+          <w:szCs w:val="24"/>
+        </w:rPr>
+        <w:t>keyin</w:t>
+      </w:r>
+      <w:proofErr w:type="spellEnd"/>
+      <w:r>
+        <w:rPr>
+          <w:rFonts w:ascii="Times New Roman" w:hAnsi="Times New Roman" w:cs="Times New Roman"/>
+          <w:sz w:val="24"/>
+          <w:szCs w:val="24"/>
+        </w:rPr>
+        <w:t xml:space="preserve"> rad </w:t>
+      </w:r>
+      <w:proofErr w:type="spellStart"/>
+      <w:r>
+        <w:rPr>
+          <w:rFonts w:ascii="Times New Roman" w:hAnsi="Times New Roman" w:cs="Times New Roman"/>
+          <w:sz w:val="24"/>
+          <w:szCs w:val="24"/>
+        </w:rPr>
+        <w:t>etish</w:t>
+      </w:r>
+      <w:proofErr w:type="spellEnd"/>
+      <w:r>
+        <w:rPr>
+          <w:rFonts w:ascii="Times New Roman" w:hAnsi="Times New Roman" w:cs="Times New Roman"/>
+          <w:sz w:val="24"/>
+          <w:szCs w:val="24"/>
+        </w:rPr>
+        <w:t xml:space="preserve"> </w:t>
+      </w:r>
+      <w:proofErr w:type="spellStart"/>
+      <w:r>
+        <w:rPr>
+          <w:rFonts w:ascii="Times New Roman" w:hAnsi="Times New Roman" w:cs="Times New Roman"/>
+          <w:sz w:val="24"/>
+          <w:szCs w:val="24"/>
+        </w:rPr>
+        <w:t>imkoni</w:t>
+      </w:r>
+      <w:proofErr w:type="spellEnd"/>
+      <w:r>
+        <w:rPr>
+          <w:rFonts w:ascii="Times New Roman" w:hAnsi="Times New Roman" w:cs="Times New Roman"/>
+          <w:sz w:val="24"/>
+          <w:szCs w:val="24"/>
+        </w:rPr>
+        <w:t xml:space="preserve"> </w:t>
+      </w:r>
+      <w:proofErr w:type="spellStart"/>
+      <w:proofErr w:type="gramStart"/>
+      <w:r>
+        <w:rPr>
+          <w:rFonts w:ascii="Times New Roman" w:hAnsi="Times New Roman" w:cs="Times New Roman"/>
+          <w:sz w:val="24"/>
+          <w:szCs w:val="24"/>
+        </w:rPr>
+        <w:t>bo‘</w:t>
+      </w:r>
+      <w:proofErr w:type="gramEnd"/>
+      <w:r>
+        <w:rPr>
+          <w:rFonts w:ascii="Times New Roman" w:hAnsi="Times New Roman" w:cs="Times New Roman"/>
+          <w:sz w:val="24"/>
+          <w:szCs w:val="24"/>
+        </w:rPr>
+        <w:t>lmaydi</w:t>
+      </w:r>
+      <w:proofErr w:type="spellEnd"/>
+      <w:r>
+        <w:rPr>
+          <w:rFonts w:ascii="Times New Roman" w:hAnsi="Times New Roman" w:cs="Times New Roman"/>
+          <w:sz w:val="24"/>
+          <w:szCs w:val="24"/>
+        </w:rPr>
+        <w:t xml:space="preserve">. </w:t>
+      </w:r>
+      <w:proofErr w:type="spellStart"/>
+      <w:r>
+        <w:rPr>
+          <w:rFonts w:ascii="Times New Roman" w:hAnsi="Times New Roman" w:cs="Times New Roman"/>
+          <w:sz w:val="24"/>
+          <w:szCs w:val="24"/>
+        </w:rPr>
+        <w:t>Shuning</w:t>
+      </w:r>
+      <w:proofErr w:type="spellEnd"/>
+      <w:r>
+        <w:rPr>
+          <w:rFonts w:ascii="Times New Roman" w:hAnsi="Times New Roman" w:cs="Times New Roman"/>
+          <w:sz w:val="24"/>
+          <w:szCs w:val="24"/>
+        </w:rPr>
+        <w:t xml:space="preserve"> </w:t>
+      </w:r>
+      <w:proofErr w:type="spellStart"/>
+      <w:r>
+        <w:rPr>
+          <w:rFonts w:ascii="Times New Roman" w:hAnsi="Times New Roman" w:cs="Times New Roman"/>
+          <w:sz w:val="24"/>
+          <w:szCs w:val="24"/>
+        </w:rPr>
+        <w:t>uchun</w:t>
+      </w:r>
+      <w:proofErr w:type="spellEnd"/>
+      <w:r>
+        <w:rPr>
+          <w:rFonts w:ascii="Times New Roman" w:hAnsi="Times New Roman" w:cs="Times New Roman"/>
+          <w:sz w:val="24"/>
+          <w:szCs w:val="24"/>
+        </w:rPr>
+        <w:t xml:space="preserve"> </w:t>
+      </w:r>
+      <w:proofErr w:type="spellStart"/>
+      <w:r>
+        <w:rPr>
+          <w:rFonts w:ascii="Times New Roman" w:hAnsi="Times New Roman" w:cs="Times New Roman"/>
+          <w:sz w:val="24"/>
+          <w:szCs w:val="24"/>
+        </w:rPr>
+        <w:t>yangi</w:t>
+      </w:r>
+      <w:proofErr w:type="spellEnd"/>
+      <w:r>
+        <w:rPr>
+          <w:rFonts w:ascii="Times New Roman" w:hAnsi="Times New Roman" w:cs="Times New Roman"/>
+          <w:sz w:val="24"/>
+          <w:szCs w:val="24"/>
+        </w:rPr>
+        <w:t xml:space="preserve"> </w:t>
+      </w:r>
+      <w:proofErr w:type="spellStart"/>
+      <w:r>
+        <w:rPr>
+          <w:rFonts w:ascii="Times New Roman" w:hAnsi="Times New Roman" w:cs="Times New Roman"/>
+          <w:sz w:val="24"/>
+          <w:szCs w:val="24"/>
+        </w:rPr>
+        <w:t>shakllantirilgan</w:t>
+      </w:r>
+      <w:proofErr w:type="spellEnd"/>
+      <w:r>
+        <w:rPr>
+          <w:rFonts w:ascii="Times New Roman" w:hAnsi="Times New Roman" w:cs="Times New Roman"/>
+          <w:sz w:val="24"/>
+          <w:szCs w:val="24"/>
+        </w:rPr>
+        <w:t xml:space="preserve"> </w:t>
+      </w:r>
+      <w:proofErr w:type="spellStart"/>
+      <w:r>
+        <w:rPr>
+          <w:rFonts w:ascii="Times New Roman" w:hAnsi="Times New Roman" w:cs="Times New Roman"/>
+          <w:sz w:val="24"/>
+          <w:szCs w:val="24"/>
+        </w:rPr>
+        <w:t>va</w:t>
+      </w:r>
+      <w:proofErr w:type="spellEnd"/>
+      <w:r>
+        <w:rPr>
+          <w:rFonts w:ascii="Times New Roman" w:hAnsi="Times New Roman" w:cs="Times New Roman"/>
+          <w:sz w:val="24"/>
+          <w:szCs w:val="24"/>
+        </w:rPr>
+        <w:t xml:space="preserve"> </w:t>
+      </w:r>
+      <w:proofErr w:type="spellStart"/>
+      <w:r>
+        <w:rPr>
+          <w:rFonts w:ascii="Times New Roman" w:hAnsi="Times New Roman" w:cs="Times New Roman"/>
+          <w:sz w:val="24"/>
+          <w:szCs w:val="24"/>
+        </w:rPr>
+        <w:t>imzo</w:t>
+      </w:r>
+      <w:proofErr w:type="spellEnd"/>
+      <w:r>
+        <w:rPr>
+          <w:rFonts w:ascii="Times New Roman" w:hAnsi="Times New Roman" w:cs="Times New Roman"/>
+          <w:sz w:val="24"/>
+          <w:szCs w:val="24"/>
+        </w:rPr>
+        <w:t xml:space="preserve"> </w:t>
+      </w:r>
+      <w:proofErr w:type="spellStart"/>
+      <w:r>
+        <w:rPr>
+          <w:rFonts w:ascii="Times New Roman" w:hAnsi="Times New Roman" w:cs="Times New Roman"/>
+          <w:sz w:val="24"/>
+          <w:szCs w:val="24"/>
+        </w:rPr>
+        <w:t>kutilayotgan</w:t>
+      </w:r>
+      <w:proofErr w:type="spellEnd"/>
+      <w:r>
+        <w:rPr>
+          <w:rFonts w:ascii="Times New Roman" w:hAnsi="Times New Roman" w:cs="Times New Roman"/>
+          <w:sz w:val="24"/>
+          <w:szCs w:val="24"/>
+        </w:rPr>
+        <w:t xml:space="preserve"> </w:t>
+      </w:r>
+      <w:proofErr w:type="spellStart"/>
+      <w:r>
+        <w:rPr>
+          <w:rFonts w:ascii="Times New Roman" w:hAnsi="Times New Roman" w:cs="Times New Roman"/>
+          <w:sz w:val="24"/>
+          <w:szCs w:val="24"/>
+        </w:rPr>
+        <w:t>hujjatlarga</w:t>
+      </w:r>
+      <w:proofErr w:type="spellEnd"/>
+      <w:r>
+        <w:rPr>
+          <w:rFonts w:ascii="Times New Roman" w:hAnsi="Times New Roman" w:cs="Times New Roman"/>
+          <w:sz w:val="24"/>
+          <w:szCs w:val="24"/>
+        </w:rPr>
+        <w:t xml:space="preserve"> </w:t>
+      </w:r>
+      <w:proofErr w:type="spellStart"/>
+      <w:r>
+        <w:rPr>
+          <w:rFonts w:ascii="Times New Roman" w:hAnsi="Times New Roman" w:cs="Times New Roman"/>
+          <w:sz w:val="24"/>
+          <w:szCs w:val="24"/>
+        </w:rPr>
+        <w:t>schyot</w:t>
+      </w:r>
+      <w:proofErr w:type="spellEnd"/>
+      <w:r>
+        <w:rPr>
+          <w:rFonts w:ascii="Times New Roman" w:hAnsi="Times New Roman" w:cs="Times New Roman"/>
+          <w:sz w:val="24"/>
+          <w:szCs w:val="24"/>
+        </w:rPr>
+        <w:t xml:space="preserve"> </w:t>
+      </w:r>
+      <w:proofErr w:type="spellStart"/>
+      <w:r>
+        <w:rPr>
+          <w:rFonts w:ascii="Times New Roman" w:hAnsi="Times New Roman" w:cs="Times New Roman"/>
+          <w:sz w:val="24"/>
+          <w:szCs w:val="24"/>
+        </w:rPr>
+        <w:t>berish</w:t>
+      </w:r>
+      <w:proofErr w:type="spellEnd"/>
+      <w:r>
+        <w:rPr>
+          <w:rFonts w:ascii="Times New Roman" w:hAnsi="Times New Roman" w:cs="Times New Roman"/>
+          <w:sz w:val="24"/>
+          <w:szCs w:val="24"/>
+        </w:rPr>
+        <w:t xml:space="preserve"> </w:t>
+      </w:r>
+      <w:proofErr w:type="spellStart"/>
+      <w:r>
+        <w:rPr>
+          <w:rFonts w:ascii="Times New Roman" w:hAnsi="Times New Roman" w:cs="Times New Roman"/>
+          <w:sz w:val="24"/>
+          <w:szCs w:val="24"/>
+        </w:rPr>
+        <w:t>funksiyasi</w:t>
+      </w:r>
+      <w:proofErr w:type="spellEnd"/>
+      <w:r>
+        <w:rPr>
+          <w:rFonts w:ascii="Times New Roman" w:hAnsi="Times New Roman" w:cs="Times New Roman"/>
+          <w:sz w:val="24"/>
+          <w:szCs w:val="24"/>
+        </w:rPr>
+        <w:t xml:space="preserve"> </w:t>
+      </w:r>
+      <w:proofErr w:type="spellStart"/>
+      <w:r>
+        <w:rPr>
+          <w:rFonts w:ascii="Times New Roman" w:hAnsi="Times New Roman" w:cs="Times New Roman"/>
+          <w:sz w:val="24"/>
+          <w:szCs w:val="24"/>
+        </w:rPr>
+        <w:t>yopilgan</w:t>
+      </w:r>
+      <w:proofErr w:type="spellEnd"/>
+      <w:r>
+        <w:rPr>
+          <w:rFonts w:ascii="Times New Roman" w:hAnsi="Times New Roman" w:cs="Times New Roman"/>
+          <w:sz w:val="24"/>
+          <w:szCs w:val="24"/>
+        </w:rPr>
+        <w:t>.</w:t>
+      </w:r>
+    </w:p>
+    <w:p>
+      <w:pPr>
+        <w:spacing w:before="240" w:after="240"/>
+        <w:rPr>
+          <w:rFonts w:ascii="Times New Roman" w:hAnsi="Times New Roman" w:cs="Times New Roman"/>
+          <w:sz w:val="24"/>
+          <w:szCs w:val="24"/>
+        </w:rPr>
+      </w:pPr>
+      <w:r>
+        <w:rPr>
+          <w:rFonts w:ascii="Times New Roman" w:hAnsi="Times New Roman" w:cs="Times New Roman"/>
           <w:b/>
           <w:bCs/>
           <w:sz w:val="24"/>
@@ -4892,7 +6584,6 @@
           <w:sz w:val="24"/>
           <w:szCs w:val="24"/>
         </w:rPr>
-        <w:lastRenderedPageBreak/>
         <w:t xml:space="preserve">9. </w:t>
       </w:r>
       <w:r>
@@ -8486,6 +10177,7 @@
           <w:sz w:val="24"/>
           <w:szCs w:val="24"/>
         </w:rPr>
+        <w:lastRenderedPageBreak/>
         <w:t xml:space="preserve">15. </w:t>
       </w:r>
       <w:r>
@@ -9627,7 +11319,6 @@
           <w:sz w:val="24"/>
           <w:szCs w:val="24"/>
         </w:rPr>
-        <w:lastRenderedPageBreak/>
         <w:t xml:space="preserve">17. </w:t>
       </w:r>
       <w:r>
@@ -14513,7 +16204,6 @@
           <w:sz w:val="24"/>
           <w:szCs w:val="24"/>
         </w:rPr>
-        <w:lastRenderedPageBreak/>
         <w:t xml:space="preserve">26. </w:t>
       </w:r>
       <w:proofErr w:type="spellStart"/>
@@ -18360,6 +20050,7 @@
           <w:sz w:val="24"/>
           <w:szCs w:val="24"/>
         </w:rPr>
+        <w:lastRenderedPageBreak/>
         <w:t xml:space="preserve">33. </w:t>
       </w:r>
       <w:r>
@@ -23190,6 +24881,7 @@
           <w:sz w:val="24"/>
           <w:szCs w:val="24"/>
         </w:rPr>
+        <w:lastRenderedPageBreak/>
         <w:t>ko’p</w:t>
       </w:r>
       <w:proofErr w:type="spellEnd"/>
@@ -26536,7 +28228,6 @@
           <w:sz w:val="24"/>
           <w:szCs w:val="24"/>
         </w:rPr>
-        <w:lastRenderedPageBreak/>
         <w:t xml:space="preserve">Keeping </w:t>
       </w:r>
       <w:proofErr w:type="spellStart"/>
@@ -29240,8 +30931,18 @@
           <w:sz w:val="24"/>
           <w:szCs w:val="24"/>
         </w:rPr>
-        <w:t xml:space="preserve">nima </w:t>
-      </w:r>
+        <w:t>nima</w:t>
+      </w:r>
+      <w:proofErr w:type="spellEnd"/>
+      <w:r>
+        <w:rPr>
+          <w:rFonts w:ascii="Times New Roman" w:hAnsi="Times New Roman" w:cs="Times New Roman"/>
+          <w:sz w:val="24"/>
+          <w:szCs w:val="24"/>
+        </w:rPr>
+        <w:t xml:space="preserve"> </w:t>
+      </w:r>
+      <w:proofErr w:type="spellStart"/>
       <w:r>
         <w:rPr>
           <w:rFonts w:ascii="Times New Roman" w:hAnsi="Times New Roman" w:cs="Times New Roman"/>
@@ -30287,6 +31988,7 @@
           <w:sz w:val="24"/>
           <w:szCs w:val="24"/>
         </w:rPr>
+        <w:lastRenderedPageBreak/>
         <w:t xml:space="preserve">- </w:t>
       </w:r>
       <w:r>
@@ -31169,7 +32871,6 @@
           <w:sz w:val="24"/>
           <w:szCs w:val="24"/>
         </w:rPr>
-        <w:lastRenderedPageBreak/>
         <w:t>chiqilgan</w:t>
       </w:r>
       <w:proofErr w:type="spellEnd"/>
@@ -36173,6 +37874,7 @@
           <w:sz w:val="24"/>
           <w:szCs w:val="24"/>
         </w:rPr>
+        <w:lastRenderedPageBreak/>
         <w:t xml:space="preserve">Keeping </w:t>
       </w:r>
       <w:proofErr w:type="spellStart"/>
@@ -37039,7 +38741,6 @@
           <w:sz w:val="24"/>
           <w:szCs w:val="24"/>
         </w:rPr>
-        <w:lastRenderedPageBreak/>
         <w:br/>
       </w:r>
       <w:proofErr w:type="spellStart"/>
@@ -41518,6 +43219,7 @@
           <w:sz w:val="24"/>
           <w:szCs w:val="24"/>
         </w:rPr>
+        <w:lastRenderedPageBreak/>
         <w:t>🔹</w:t>
       </w:r>
       <w:proofErr w:type="spellStart"/>
@@ -42487,7 +44189,6 @@
           <w:sz w:val="24"/>
           <w:szCs w:val="24"/>
         </w:rPr>
-        <w:lastRenderedPageBreak/>
         <w:t>boshqa</w:t>
       </w:r>
       <w:proofErr w:type="spellEnd"/>
@@ -46493,6 +48194,7 @@
           <w:sz w:val="24"/>
           <w:szCs w:val="24"/>
         </w:rPr>
+        <w:lastRenderedPageBreak/>
         <w:t>so‘</w:t>
       </w:r>
       <w:proofErr w:type="gramEnd"/>
@@ -46824,7 +48526,6 @@
           <w:sz w:val="24"/>
           <w:szCs w:val="24"/>
         </w:rPr>
-        <w:lastRenderedPageBreak/>
         <w:t>Standard</w:t>
       </w:r>
       <w:r>
@@ -50203,6 +51904,7 @@
           <w:sz w:val="24"/>
           <w:szCs w:val="24"/>
         </w:rPr>
+        <w:lastRenderedPageBreak/>
         <w:t xml:space="preserve">Keeping – </w:t>
       </w:r>
       <w:proofErr w:type="spellStart"/>
@@ -50687,6 +52389,94 @@
     </w:lvl>
   </w:abstractNum>
   <w:abstractNum w:abstractNumId="2" w15:restartNumberingAfterBreak="0">
+    <w:nsid w:val="15382CE6"/>
+    <w:multiLevelType w:val="hybridMultilevel"/>
+    <w:tmpl w:val="2AA0BFB0"/>
+    <w:lvl w:ilvl="0" w:tplc="0409000F">
+      <w:numFmt w:val="decimal"/>
+      <w:lvlText w:val="%1."/>
+      <w:lvlJc w:val="left"/>
+      <w:pPr>
+        <w:ind w:left="720" w:hanging="360"/>
+      </w:pPr>
+      <w:rPr>
+        <w:rFonts w:hint="default"/>
+      </w:rPr>
+    </w:lvl>
+    <w:lvl w:ilvl="1" w:tplc="04090019" w:tentative="1">
+      <w:start w:val="1"/>
+      <w:numFmt w:val="lowerLetter"/>
+      <w:lvlText w:val="%2."/>
+      <w:lvlJc w:val="left"/>
+      <w:pPr>
+        <w:ind w:left="1440" w:hanging="360"/>
+      </w:pPr>
+    </w:lvl>
+    <w:lvl w:ilvl="2" w:tplc="0409001B" w:tentative="1">
+      <w:start w:val="1"/>
+      <w:numFmt w:val="lowerRoman"/>
+      <w:lvlText w:val="%3."/>
+      <w:lvlJc w:val="right"/>
+      <w:pPr>
+        <w:ind w:left="2160" w:hanging="180"/>
+      </w:pPr>
+    </w:lvl>
+    <w:lvl w:ilvl="3" w:tplc="0409000F" w:tentative="1">
+      <w:start w:val="1"/>
+      <w:numFmt w:val="decimal"/>
+      <w:lvlText w:val="%4."/>
+      <w:lvlJc w:val="left"/>
+      <w:pPr>
+        <w:ind w:left="2880" w:hanging="360"/>
+      </w:pPr>
+    </w:lvl>
+    <w:lvl w:ilvl="4" w:tplc="04090019" w:tentative="1">
+      <w:start w:val="1"/>
+      <w:numFmt w:val="lowerLetter"/>
+      <w:lvlText w:val="%5."/>
+      <w:lvlJc w:val="left"/>
+      <w:pPr>
+        <w:ind w:left="3600" w:hanging="360"/>
+      </w:pPr>
+    </w:lvl>
+    <w:lvl w:ilvl="5" w:tplc="0409001B" w:tentative="1">
+      <w:start w:val="1"/>
+      <w:numFmt w:val="lowerRoman"/>
+      <w:lvlText w:val="%6."/>
+      <w:lvlJc w:val="right"/>
+      <w:pPr>
+        <w:ind w:left="4320" w:hanging="180"/>
+      </w:pPr>
+    </w:lvl>
+    <w:lvl w:ilvl="6" w:tplc="0409000F" w:tentative="1">
+      <w:start w:val="1"/>
+      <w:numFmt w:val="decimal"/>
+      <w:lvlText w:val="%7."/>
+      <w:lvlJc w:val="left"/>
+      <w:pPr>
+        <w:ind w:left="5040" w:hanging="360"/>
+      </w:pPr>
+    </w:lvl>
+    <w:lvl w:ilvl="7" w:tplc="04090019" w:tentative="1">
+      <w:start w:val="1"/>
+      <w:numFmt w:val="lowerLetter"/>
+      <w:lvlText w:val="%8."/>
+      <w:lvlJc w:val="left"/>
+      <w:pPr>
+        <w:ind w:left="5760" w:hanging="360"/>
+      </w:pPr>
+    </w:lvl>
+    <w:lvl w:ilvl="8" w:tplc="0409001B" w:tentative="1">
+      <w:start w:val="1"/>
+      <w:numFmt w:val="lowerRoman"/>
+      <w:lvlText w:val="%9."/>
+      <w:lvlJc w:val="right"/>
+      <w:pPr>
+        <w:ind w:left="6480" w:hanging="180"/>
+      </w:pPr>
+    </w:lvl>
+  </w:abstractNum>
+  <w:abstractNum w:abstractNumId="3" w15:restartNumberingAfterBreak="0">
     <w:nsid w:val="222D435F"/>
     <w:multiLevelType w:val="hybridMultilevel"/>
     <w:tmpl w:val="C7884234"/>
@@ -50800,6 +52590,94 @@
       </w:rPr>
     </w:lvl>
   </w:abstractNum>
+  <w:abstractNum w:abstractNumId="4" w15:restartNumberingAfterBreak="0">
+    <w:nsid w:val="590C78C8"/>
+    <w:multiLevelType w:val="hybridMultilevel"/>
+    <w:tmpl w:val="51DA999C"/>
+    <w:lvl w:ilvl="0" w:tplc="0409000F">
+      <w:numFmt w:val="decimal"/>
+      <w:lvlText w:val="%1."/>
+      <w:lvlJc w:val="left"/>
+      <w:pPr>
+        <w:ind w:left="720" w:hanging="360"/>
+      </w:pPr>
+      <w:rPr>
+        <w:rFonts w:hint="default"/>
+      </w:rPr>
+    </w:lvl>
+    <w:lvl w:ilvl="1" w:tplc="04090019" w:tentative="1">
+      <w:start w:val="1"/>
+      <w:numFmt w:val="lowerLetter"/>
+      <w:lvlText w:val="%2."/>
+      <w:lvlJc w:val="left"/>
+      <w:pPr>
+        <w:ind w:left="1440" w:hanging="360"/>
+      </w:pPr>
+    </w:lvl>
+    <w:lvl w:ilvl="2" w:tplc="0409001B" w:tentative="1">
+      <w:start w:val="1"/>
+      <w:numFmt w:val="lowerRoman"/>
+      <w:lvlText w:val="%3."/>
+      <w:lvlJc w:val="right"/>
+      <w:pPr>
+        <w:ind w:left="2160" w:hanging="180"/>
+      </w:pPr>
+    </w:lvl>
+    <w:lvl w:ilvl="3" w:tplc="0409000F" w:tentative="1">
+      <w:start w:val="1"/>
+      <w:numFmt w:val="decimal"/>
+      <w:lvlText w:val="%4."/>
+      <w:lvlJc w:val="left"/>
+      <w:pPr>
+        <w:ind w:left="2880" w:hanging="360"/>
+      </w:pPr>
+    </w:lvl>
+    <w:lvl w:ilvl="4" w:tplc="04090019" w:tentative="1">
+      <w:start w:val="1"/>
+      <w:numFmt w:val="lowerLetter"/>
+      <w:lvlText w:val="%5."/>
+      <w:lvlJc w:val="left"/>
+      <w:pPr>
+        <w:ind w:left="3600" w:hanging="360"/>
+      </w:pPr>
+    </w:lvl>
+    <w:lvl w:ilvl="5" w:tplc="0409001B" w:tentative="1">
+      <w:start w:val="1"/>
+      <w:numFmt w:val="lowerRoman"/>
+      <w:lvlText w:val="%6."/>
+      <w:lvlJc w:val="right"/>
+      <w:pPr>
+        <w:ind w:left="4320" w:hanging="180"/>
+      </w:pPr>
+    </w:lvl>
+    <w:lvl w:ilvl="6" w:tplc="0409000F" w:tentative="1">
+      <w:start w:val="1"/>
+      <w:numFmt w:val="decimal"/>
+      <w:lvlText w:val="%7."/>
+      <w:lvlJc w:val="left"/>
+      <w:pPr>
+        <w:ind w:left="5040" w:hanging="360"/>
+      </w:pPr>
+    </w:lvl>
+    <w:lvl w:ilvl="7" w:tplc="04090019" w:tentative="1">
+      <w:start w:val="1"/>
+      <w:numFmt w:val="lowerLetter"/>
+      <w:lvlText w:val="%8."/>
+      <w:lvlJc w:val="left"/>
+      <w:pPr>
+        <w:ind w:left="5760" w:hanging="360"/>
+      </w:pPr>
+    </w:lvl>
+    <w:lvl w:ilvl="8" w:tplc="0409001B" w:tentative="1">
+      <w:start w:val="1"/>
+      <w:numFmt w:val="lowerRoman"/>
+      <w:lvlText w:val="%9."/>
+      <w:lvlJc w:val="right"/>
+      <w:pPr>
+        <w:ind w:left="6480" w:hanging="180"/>
+      </w:pPr>
+    </w:lvl>
+  </w:abstractNum>
   <w:num w:numId="1" w16cid:durableId="1343969029">
     <w:abstractNumId w:val="0"/>
   </w:num>
@@ -50807,6 +52685,12 @@
     <w:abstractNumId w:val="1"/>
   </w:num>
   <w:num w:numId="3" w16cid:durableId="1133598662">
+    <w:abstractNumId w:val="3"/>
+  </w:num>
+  <w:num w:numId="4" w16cid:durableId="1408500870">
+    <w:abstractNumId w:val="4"/>
+  </w:num>
+  <w:num w:numId="5" w16cid:durableId="382483269">
     <w:abstractNumId w:val="2"/>
   </w:num>
 </w:numbering>
